--- a/docs/A3_Informe_congresos_sexenios_CNEAI_2001-2025.docx
+++ b/docs/A3_Informe_congresos_sexenios_CNEAI_2001-2025.docx
@@ -92,7 +92,15 @@
         <w:t>Autores</w:t>
       </w:r>
       <w:r>
-        <w:t xml:space="preserve">: Víctor Viñals Yúfera (Universidad de Zaragoza) y Antonio Vallecillo (Universidad de Málaga). Versión 1.0, octubre de 2026. </w:t>
+        <w:t xml:space="preserve">: Víctor Viñals </w:t>
+      </w:r>
+      <w:proofErr w:type="spellStart"/>
+      <w:r>
+        <w:t>Yúfera</w:t>
+      </w:r>
+      <w:proofErr w:type="spellEnd"/>
+      <w:r>
+        <w:t xml:space="preserve"> (Universidad de Zaragoza) y Antonio Vallecillo (Universidad de Málaga). Versión 1.0, octubre de 2026. </w:t>
       </w:r>
     </w:p>
     <w:p>
@@ -569,7 +577,15 @@
         <w:t>Índice de referencia</w:t>
       </w:r>
       <w:r>
-        <w:t xml:space="preserve"> citado para los congresos (CiteSeer, CORE, SCIE, GII-GRIN-SCIE o ninguno).</w:t>
+        <w:t xml:space="preserve"> citado para los congresos (</w:t>
+      </w:r>
+      <w:proofErr w:type="spellStart"/>
+      <w:r>
+        <w:t>CiteSeer</w:t>
+      </w:r>
+      <w:proofErr w:type="spellEnd"/>
+      <w:r>
+        <w:t>, CORE, SCIE, GII-GRIN-SCIE o ninguno).</w:t>
       </w:r>
     </w:p>
     <w:p>
@@ -2285,6 +2301,7 @@
               <w:keepNext/>
               <w:jc w:val="center"/>
             </w:pPr>
+            <w:proofErr w:type="spellStart"/>
             <w:r>
               <w:rPr>
                 <w:b/>
@@ -2293,7 +2310,18 @@
                 <w:sz w:val="18"/>
                 <w:szCs w:val="18"/>
               </w:rPr>
-              <w:t>Convoc.</w:t>
+              <w:t>Convoc</w:t>
+            </w:r>
+            <w:proofErr w:type="spellEnd"/>
+            <w:r>
+              <w:rPr>
+                <w:b/>
+                <w:bCs/>
+                <w:color w:val="FFFFFF"/>
+                <w:sz w:val="18"/>
+                <w:szCs w:val="18"/>
+              </w:rPr>
+              <w:t>.</w:t>
             </w:r>
           </w:p>
         </w:tc>
@@ -3015,7 +3043,39 @@
                 <w:sz w:val="18"/>
                 <w:szCs w:val="18"/>
               </w:rPr>
-              <w:t>Aceptados si figuran en CiteSeer, CORE o CS Conference Rankings. Cuentan para el mínimo: dos en posiciones «muy relevantes» o tres «suficientemente relevantes».</w:t>
+              <w:t xml:space="preserve">Aceptados si figuran en </w:t>
+            </w:r>
+            <w:proofErr w:type="spellStart"/>
+            <w:r>
+              <w:rPr>
+                <w:sz w:val="18"/>
+                <w:szCs w:val="18"/>
+              </w:rPr>
+              <w:t>CiteSeer</w:t>
+            </w:r>
+            <w:proofErr w:type="spellEnd"/>
+            <w:r>
+              <w:rPr>
+                <w:sz w:val="18"/>
+                <w:szCs w:val="18"/>
+              </w:rPr>
+              <w:t xml:space="preserve">, CORE o CS </w:t>
+            </w:r>
+            <w:proofErr w:type="spellStart"/>
+            <w:r>
+              <w:rPr>
+                <w:sz w:val="18"/>
+                <w:szCs w:val="18"/>
+              </w:rPr>
+              <w:t>Conference</w:t>
+            </w:r>
+            <w:proofErr w:type="spellEnd"/>
+            <w:r>
+              <w:rPr>
+                <w:sz w:val="18"/>
+                <w:szCs w:val="18"/>
+              </w:rPr>
+              <w:t xml:space="preserve"> Rankings. Cuentan para el mínimo: dos en posiciones «muy relevantes» o tres «suficientemente relevantes».</w:t>
             </w:r>
           </w:p>
         </w:tc>
@@ -5911,7 +5971,39 @@
                 <w:sz w:val="18"/>
                 <w:szCs w:val="18"/>
               </w:rPr>
-              <w:t>Igual que 2024. Añade Open Research Europe entre los medios de publicación de los artículos.</w:t>
+              <w:t xml:space="preserve">Igual que 2024. Añade Open </w:t>
+            </w:r>
+            <w:proofErr w:type="spellStart"/>
+            <w:r>
+              <w:rPr>
+                <w:sz w:val="18"/>
+                <w:szCs w:val="18"/>
+              </w:rPr>
+              <w:t>Research</w:t>
+            </w:r>
+            <w:proofErr w:type="spellEnd"/>
+            <w:r>
+              <w:rPr>
+                <w:sz w:val="18"/>
+                <w:szCs w:val="18"/>
+              </w:rPr>
+              <w:t xml:space="preserve"> </w:t>
+            </w:r>
+            <w:proofErr w:type="spellStart"/>
+            <w:r>
+              <w:rPr>
+                <w:sz w:val="18"/>
+                <w:szCs w:val="18"/>
+              </w:rPr>
+              <w:t>Europe</w:t>
+            </w:r>
+            <w:proofErr w:type="spellEnd"/>
+            <w:r>
+              <w:rPr>
+                <w:sz w:val="18"/>
+                <w:szCs w:val="18"/>
+              </w:rPr>
+              <w:t xml:space="preserve"> entre los medios de publicación de los artículos.</w:t>
             </w:r>
           </w:p>
         </w:tc>
@@ -6208,7 +6300,29 @@
                 <w:sz w:val="18"/>
                 <w:szCs w:val="18"/>
               </w:rPr>
-              <w:t>N.º de conv.</w:t>
+              <w:t xml:space="preserve">N.º de </w:t>
+            </w:r>
+            <w:proofErr w:type="spellStart"/>
+            <w:r>
+              <w:rPr>
+                <w:b/>
+                <w:bCs/>
+                <w:color w:val="FFFFFF"/>
+                <w:sz w:val="18"/>
+                <w:szCs w:val="18"/>
+              </w:rPr>
+              <w:t>conv</w:t>
+            </w:r>
+            <w:proofErr w:type="spellEnd"/>
+            <w:r>
+              <w:rPr>
+                <w:b/>
+                <w:bCs/>
+                <w:color w:val="FFFFFF"/>
+                <w:sz w:val="18"/>
+                <w:szCs w:val="18"/>
+              </w:rPr>
+              <w:t>.</w:t>
             </w:r>
           </w:p>
         </w:tc>
@@ -8635,7 +8749,15 @@
         <w:jc w:val="both"/>
       </w:pPr>
       <w:r>
-        <w:t>Con este baremo, un congreso del máximo nivel valía menos que una revista del tercer cuartil y lo mismo que un artículo de revisión en ese cuartil; un congreso CORE A valía menos que una revista del cuarto cuartil y lo mismo que cualquier otro congreso internacional con revisión. Cinco artículos en los congresos de máximo nivel sumaban 20 puntos, insuficientes para el aprobado aunque se ignorase el tope.</w:t>
+        <w:t xml:space="preserve">Con este baremo, un congreso del máximo nivel valía menos que una revista del tercer cuartil y lo mismo que un artículo de revisión en ese cuartil; un congreso CORE A valía menos que una revista del cuarto cuartil y lo mismo que cualquier otro congreso internacional con revisión. Cinco artículos en los congresos de máximo nivel sumaban 20 puntos, insuficientes para el </w:t>
+      </w:r>
+      <w:proofErr w:type="gramStart"/>
+      <w:r>
+        <w:t>aprobado</w:t>
+      </w:r>
+      <w:proofErr w:type="gramEnd"/>
+      <w:r>
+        <w:t xml:space="preserve"> aunque se ignorase el tope.</w:t>
       </w:r>
     </w:p>
     <w:p>
@@ -9311,6 +9433,7 @@
         </w:rPr>
         <w:t xml:space="preserve">. Quedan fuera los </w:t>
       </w:r>
+      <w:proofErr w:type="gramStart"/>
       <w:r>
         <w:rPr>
           <w:i/>
@@ -9326,7 +9449,16 @@
           <w:sz w:val="16"/>
           <w:szCs w:val="16"/>
         </w:rPr>
-        <w:t xml:space="preserve"> satélite, pósteres, demostraciones y resúmenes extendidos, salvo justificación excepcional. Para publicaciones de 2015 a 2023 puede usarse como clasificación histórica la GII-GRIN-SCIE (GGS), indicando la versión; para las de 2024 y 2025, CORE2023, y para las posteriores, ICORE2026 o la edición vigente en el año de publicación.</w:t>
+        <w:t xml:space="preserve"> satélite</w:t>
+      </w:r>
+      <w:proofErr w:type="gramEnd"/>
+      <w:r>
+        <w:rPr>
+          <w:color w:val="666666"/>
+          <w:sz w:val="16"/>
+          <w:szCs w:val="16"/>
+        </w:rPr>
+        <w:t>, pósteres, demostraciones y resúmenes extendidos, salvo justificación excepcional. Para publicaciones de 2015 a 2023 puede usarse como clasificación histórica la GII-GRIN-SCIE (GGS), indicando la versión; para las de 2024 y 2025, CORE2023, y para las posteriores, ICORE2026 o la edición vigente en el año de publicación.</w:t>
       </w:r>
     </w:p>
     <w:p>
@@ -10483,7 +10615,23 @@
           <w:szCs w:val="18"/>
         </w:rPr>
         <w:tab/>
-        <w:t xml:space="preserve">ANECA. Baremos sexenios de investigación, convocatoria 2020. Comité 6.2 – Ingenierías de la Comunicación, Computación y Electrónica. Las mismas puntuaciones se recogen en Universitat de València, Orientaciones para la evaluación de sexenios de investigación (2019). </w:t>
+        <w:t xml:space="preserve">ANECA. Baremos sexenios de investigación, convocatoria 2020. Comité 6.2 – Ingenierías de la Comunicación, Computación y Electrónica. Las mismas puntuaciones se recogen en </w:t>
+      </w:r>
+      <w:proofErr w:type="spellStart"/>
+      <w:r>
+        <w:rPr>
+          <w:sz w:val="18"/>
+          <w:szCs w:val="18"/>
+        </w:rPr>
+        <w:t>Universitat</w:t>
+      </w:r>
+      <w:proofErr w:type="spellEnd"/>
+      <w:r>
+        <w:rPr>
+          <w:sz w:val="18"/>
+          <w:szCs w:val="18"/>
+        </w:rPr>
+        <w:t xml:space="preserve"> de València, Orientaciones para la evaluación de sexenios de investigación (2019). </w:t>
       </w:r>
       <w:hyperlink r:id="rId39">
         <w:r>
@@ -10561,9 +10709,47 @@
           <w:szCs w:val="18"/>
         </w:rPr>
         <w:tab/>
-        <w:t>SCIE. El reconocimiento de los congresos de informática y el liderazgo científico español: diagnóstico, recomendaciones y plan de actuación. Octubre de 2026.</w:t>
+        <w:t xml:space="preserve">SCIE. El reconocimiento de los congresos de informática y el liderazgo científico español: diagnóstico, recomendaciones y plan de actuación. </w:t>
+      </w:r>
+      <w:r>
+        <w:rPr>
+          <w:sz w:val="18"/>
+          <w:szCs w:val="18"/>
+        </w:rPr>
+        <w:t>O</w:t>
+      </w:r>
+      <w:r>
+        <w:rPr>
+          <w:sz w:val="18"/>
+          <w:szCs w:val="18"/>
+        </w:rPr>
+        <w:t>ctubre de 2026.</w:t>
       </w:r>
       <w:bookmarkEnd w:id="32"/>
+      <w:r>
+        <w:rPr>
+          <w:sz w:val="18"/>
+          <w:szCs w:val="18"/>
+        </w:rPr>
+        <w:t xml:space="preserve"> </w:t>
+      </w:r>
+      <w:hyperlink r:id="rId41" w:history="1">
+        <w:r>
+          <w:rPr>
+            <w:rStyle w:val="Hipervnculo"/>
+            <w:sz w:val="18"/>
+            <w:szCs w:val="18"/>
+          </w:rPr>
+          <w:t>https://www.scie.es/wp-content/uploads/2026/10/00_Propuesta_SCIE_congresos_informatica.pdf</w:t>
+        </w:r>
+      </w:hyperlink>
+      <w:r>
+        <w:rPr>
+          <w:sz w:val="18"/>
+          <w:szCs w:val="18"/>
+        </w:rPr>
+        <w:t xml:space="preserve"> </w:t>
+      </w:r>
     </w:p>
     <w:p>
       <w:pPr>
@@ -10588,6 +10774,23 @@
         <w:t>SCIE. Las publicaciones en congresos de informática: hacia una evaluación científica adecuada a la disciplina. Versión 1.0, octubre de 2026.</w:t>
       </w:r>
       <w:bookmarkEnd w:id="33"/>
+      <w:r>
+        <w:rPr>
+          <w:sz w:val="18"/>
+          <w:szCs w:val="18"/>
+        </w:rPr>
+        <w:t xml:space="preserve"> </w:t>
+      </w:r>
+      <w:hyperlink r:id="rId42" w:history="1">
+        <w:r>
+          <w:rPr>
+            <w:rStyle w:val="Hipervnculo"/>
+            <w:sz w:val="18"/>
+            <w:szCs w:val="18"/>
+          </w:rPr>
+          <w:t>https://www.scie.es/wp-content/uploads/2026/10/A1_Informe_fundamentacion_congresos_informatica-1.pdf</w:t>
+        </w:r>
+      </w:hyperlink>
     </w:p>
     <w:p>
       <w:pPr>
@@ -10612,6 +10815,30 @@
         <w:t xml:space="preserve">SCIE. Presencia española en congresos internacionales de informática. Análisis bibliométrico sobre el corpus CORE/ICORE 2026 A* y A. Versión 1.0, octubre de 2026. </w:t>
       </w:r>
       <w:bookmarkEnd w:id="34"/>
+      <w:r>
+        <w:rPr>
+          <w:sz w:val="18"/>
+          <w:szCs w:val="18"/>
+        </w:rPr>
+        <w:t xml:space="preserve"> </w:t>
+      </w:r>
+      <w:hyperlink r:id="rId43" w:history="1">
+        <w:r>
+          <w:rPr>
+            <w:rStyle w:val="Hipervnculo"/>
+            <w:sz w:val="18"/>
+            <w:szCs w:val="18"/>
+          </w:rPr>
+          <w:t>https://www.scie.es/wp-content/uploads/2026/10/A2_Informe_presencia_espanola_congresos_2001-2025.pdf</w:t>
+        </w:r>
+      </w:hyperlink>
+      <w:r>
+        <w:rPr>
+          <w:sz w:val="18"/>
+          <w:szCs w:val="18"/>
+        </w:rPr>
+        <w:t xml:space="preserve"> </w:t>
+      </w:r>
     </w:p>
     <w:p>
       <w:r>
@@ -10742,7 +10969,231 @@
           <w:sz w:val="18"/>
           <w:szCs w:val="18"/>
         </w:rPr>
-        <w:t>3. En las aportaciones clasificadas como de investigación, se valorarán preferentemente las patentes de importancia económica demostrable y los trabajos publicados en revistas de prestigio reconocido, aceptándose como tales las que ocupen posiciones relevantes en los listados por ámbitos científicos en el «Subject Category Listing» del «Journal Citation Reports del Science Citation Index» (Institute of Scientific Information, Philadelphia, PA, USA). Si ninguno de los ámbitos de estos listados se adecuara a la especialidad del solicitante, el comité creará un listado adecuado, clasificando por el índice de impacto las revistas de la base de datos que mejor representen su especialidad. También tendrán valoración preferente los trabajos publicados en las actas de congresos, cuando éstas sean vehículo de difusión del conocimiento comparable a las revistas de prestigio reconocido.</w:t>
+        <w:t>3. En las aportaciones clasificadas como de investigación, se valorarán preferentemente las patentes de importancia económica demostrable y los trabajos publicados en revistas de prestigio reconocido, aceptándose como tales las que ocupen posiciones relevantes en los listados por ámbitos científicos en el «</w:t>
+      </w:r>
+      <w:proofErr w:type="spellStart"/>
+      <w:r>
+        <w:rPr>
+          <w:sz w:val="18"/>
+          <w:szCs w:val="18"/>
+        </w:rPr>
+        <w:t>Subject</w:t>
+      </w:r>
+      <w:proofErr w:type="spellEnd"/>
+      <w:r>
+        <w:rPr>
+          <w:sz w:val="18"/>
+          <w:szCs w:val="18"/>
+        </w:rPr>
+        <w:t xml:space="preserve"> </w:t>
+      </w:r>
+      <w:proofErr w:type="spellStart"/>
+      <w:r>
+        <w:rPr>
+          <w:sz w:val="18"/>
+          <w:szCs w:val="18"/>
+        </w:rPr>
+        <w:t>Category</w:t>
+      </w:r>
+      <w:proofErr w:type="spellEnd"/>
+      <w:r>
+        <w:rPr>
+          <w:sz w:val="18"/>
+          <w:szCs w:val="18"/>
+        </w:rPr>
+        <w:t xml:space="preserve"> </w:t>
+      </w:r>
+      <w:proofErr w:type="spellStart"/>
+      <w:r>
+        <w:rPr>
+          <w:sz w:val="18"/>
+          <w:szCs w:val="18"/>
+        </w:rPr>
+        <w:t>Listing</w:t>
+      </w:r>
+      <w:proofErr w:type="spellEnd"/>
+      <w:r>
+        <w:rPr>
+          <w:sz w:val="18"/>
+          <w:szCs w:val="18"/>
+        </w:rPr>
+        <w:t>» del «</w:t>
+      </w:r>
+      <w:proofErr w:type="spellStart"/>
+      <w:r>
+        <w:rPr>
+          <w:sz w:val="18"/>
+          <w:szCs w:val="18"/>
+        </w:rPr>
+        <w:t>Journal</w:t>
+      </w:r>
+      <w:proofErr w:type="spellEnd"/>
+      <w:r>
+        <w:rPr>
+          <w:sz w:val="18"/>
+          <w:szCs w:val="18"/>
+        </w:rPr>
+        <w:t xml:space="preserve"> </w:t>
+      </w:r>
+      <w:proofErr w:type="spellStart"/>
+      <w:r>
+        <w:rPr>
+          <w:sz w:val="18"/>
+          <w:szCs w:val="18"/>
+        </w:rPr>
+        <w:t>Citation</w:t>
+      </w:r>
+      <w:proofErr w:type="spellEnd"/>
+      <w:r>
+        <w:rPr>
+          <w:sz w:val="18"/>
+          <w:szCs w:val="18"/>
+        </w:rPr>
+        <w:t xml:space="preserve"> </w:t>
+      </w:r>
+      <w:proofErr w:type="spellStart"/>
+      <w:r>
+        <w:rPr>
+          <w:sz w:val="18"/>
+          <w:szCs w:val="18"/>
+        </w:rPr>
+        <w:t>Reports</w:t>
+      </w:r>
+      <w:proofErr w:type="spellEnd"/>
+      <w:r>
+        <w:rPr>
+          <w:sz w:val="18"/>
+          <w:szCs w:val="18"/>
+        </w:rPr>
+        <w:t xml:space="preserve"> del </w:t>
+      </w:r>
+      <w:proofErr w:type="spellStart"/>
+      <w:r>
+        <w:rPr>
+          <w:sz w:val="18"/>
+          <w:szCs w:val="18"/>
+        </w:rPr>
+        <w:t>Science</w:t>
+      </w:r>
+      <w:proofErr w:type="spellEnd"/>
+      <w:r>
+        <w:rPr>
+          <w:sz w:val="18"/>
+          <w:szCs w:val="18"/>
+        </w:rPr>
+        <w:t xml:space="preserve"> </w:t>
+      </w:r>
+      <w:proofErr w:type="spellStart"/>
+      <w:r>
+        <w:rPr>
+          <w:sz w:val="18"/>
+          <w:szCs w:val="18"/>
+        </w:rPr>
+        <w:t>Citation</w:t>
+      </w:r>
+      <w:proofErr w:type="spellEnd"/>
+      <w:r>
+        <w:rPr>
+          <w:sz w:val="18"/>
+          <w:szCs w:val="18"/>
+        </w:rPr>
+        <w:t xml:space="preserve"> </w:t>
+      </w:r>
+      <w:proofErr w:type="spellStart"/>
+      <w:r>
+        <w:rPr>
+          <w:sz w:val="18"/>
+          <w:szCs w:val="18"/>
+        </w:rPr>
+        <w:t>Index</w:t>
+      </w:r>
+      <w:proofErr w:type="spellEnd"/>
+      <w:r>
+        <w:rPr>
+          <w:sz w:val="18"/>
+          <w:szCs w:val="18"/>
+        </w:rPr>
+        <w:t>» (</w:t>
+      </w:r>
+      <w:proofErr w:type="spellStart"/>
+      <w:r>
+        <w:rPr>
+          <w:sz w:val="18"/>
+          <w:szCs w:val="18"/>
+        </w:rPr>
+        <w:t>Institute</w:t>
+      </w:r>
+      <w:proofErr w:type="spellEnd"/>
+      <w:r>
+        <w:rPr>
+          <w:sz w:val="18"/>
+          <w:szCs w:val="18"/>
+        </w:rPr>
+        <w:t xml:space="preserve"> </w:t>
+      </w:r>
+      <w:proofErr w:type="spellStart"/>
+      <w:r>
+        <w:rPr>
+          <w:sz w:val="18"/>
+          <w:szCs w:val="18"/>
+        </w:rPr>
+        <w:t>of</w:t>
+      </w:r>
+      <w:proofErr w:type="spellEnd"/>
+      <w:r>
+        <w:rPr>
+          <w:sz w:val="18"/>
+          <w:szCs w:val="18"/>
+        </w:rPr>
+        <w:t xml:space="preserve"> </w:t>
+      </w:r>
+      <w:proofErr w:type="spellStart"/>
+      <w:r>
+        <w:rPr>
+          <w:sz w:val="18"/>
+          <w:szCs w:val="18"/>
+        </w:rPr>
+        <w:t>Scientific</w:t>
+      </w:r>
+      <w:proofErr w:type="spellEnd"/>
+      <w:r>
+        <w:rPr>
+          <w:sz w:val="18"/>
+          <w:szCs w:val="18"/>
+        </w:rPr>
+        <w:t xml:space="preserve"> </w:t>
+      </w:r>
+      <w:proofErr w:type="spellStart"/>
+      <w:r>
+        <w:rPr>
+          <w:sz w:val="18"/>
+          <w:szCs w:val="18"/>
+        </w:rPr>
+        <w:t>Information</w:t>
+      </w:r>
+      <w:proofErr w:type="spellEnd"/>
+      <w:r>
+        <w:rPr>
+          <w:sz w:val="18"/>
+          <w:szCs w:val="18"/>
+        </w:rPr>
+        <w:t xml:space="preserve">, </w:t>
+      </w:r>
+      <w:proofErr w:type="spellStart"/>
+      <w:r>
+        <w:rPr>
+          <w:sz w:val="18"/>
+          <w:szCs w:val="18"/>
+        </w:rPr>
+        <w:t>Philadelphia</w:t>
+      </w:r>
+      <w:proofErr w:type="spellEnd"/>
+      <w:r>
+        <w:rPr>
+          <w:sz w:val="18"/>
+          <w:szCs w:val="18"/>
+        </w:rPr>
+        <w:t>, PA, USA). Si ninguno de los ámbitos de estos listados se adecuara a la especialidad del solicitante, el comité creará un listado adecuado, clasificando por el índice de impacto las revistas de la base de datos que mejor representen su especialidad. También tendrán valoración preferente los trabajos publicados en las actas de congresos, cuando éstas sean vehículo de difusión del conocimiento comparable a las revistas de prestigio reconocido.</w:t>
       </w:r>
     </w:p>
     <w:p>
@@ -10951,7 +11402,23 @@
           <w:sz w:val="18"/>
           <w:szCs w:val="18"/>
         </w:rPr>
-        <w:t>2. Para que una aportación sea considerada, el solicitante deberá haber participado activamente en los trabajos que le dieron origen, como director o ejecutor del trabajo. El número de autores no será evaluable como tal, pero sí deberá estar justificado por el tema, complejidad y extensión del mismo.</w:t>
+        <w:t xml:space="preserve">2. Para que una aportación sea considerada, el solicitante deberá haber participado activamente en los trabajos que le dieron origen, como director o ejecutor del trabajo. El número de autores no será evaluable como tal, pero sí deberá estar justificado por el tema, complejidad y extensión </w:t>
+      </w:r>
+      <w:proofErr w:type="gramStart"/>
+      <w:r>
+        <w:rPr>
+          <w:sz w:val="18"/>
+          <w:szCs w:val="18"/>
+        </w:rPr>
+        <w:t>del mismo</w:t>
+      </w:r>
+      <w:proofErr w:type="gramEnd"/>
+      <w:r>
+        <w:rPr>
+          <w:sz w:val="18"/>
+          <w:szCs w:val="18"/>
+        </w:rPr>
+        <w:t>.</w:t>
       </w:r>
     </w:p>
     <w:p>
@@ -10978,20 +11445,548 @@
           <w:sz w:val="18"/>
           <w:szCs w:val="18"/>
         </w:rPr>
-        <w:t>a)  Las patentes en explotación o programas de ordenador, registrados, o que al menos conste el interés de alguna empresa en su utilización. Ello debe ser demostrado mediante contrato de compra-venta o contrato de licencia. Se tendrá también en cuenta la extensión de la protección de la patente (nacional, europea o por el Tratado de Cooperación de Patentes (PCT)).</w:t>
-      </w:r>
-    </w:p>
-    <w:p>
-      <w:pPr>
-        <w:spacing w:before="20" w:after="60"/>
-        <w:jc w:val="both"/>
-      </w:pPr>
-      <w:r>
-        <w:rPr>
-          <w:sz w:val="18"/>
-          <w:szCs w:val="18"/>
-        </w:rPr>
-        <w:t>b)  Los trabajos publicados en revistas de reconocida valía, aceptándose como tales las que ocupen posiciones relevantes en los listados por ámbitos científicos en el «Subject Category Listing» del «Journal Citation Reports del Science Citation Index» (Institute for Scientific Information -ISI-, Philadelphia, PA, USA). Se tendrán en cuenta también los artículos publicados en revistas recogidas en bases de datos internacionales de ingeniería (como por ejemplo TRIS Electronic Bibliography data, International Development Abstracts, International Civil Engineering Abstracts, Environmental Abstracts, Applied Mechanic Reviews, etc.) y las que figuren en índices internacionales de publicaciones de arquitectura (por ejemplo, Arts and Humanities Citation Index, Avery Index to Architectural Periodicals, Francis, etc.) siempre que satisfagan los criterios para las revistas que se especifican en el Apéndice 1. Las revistas electrónicas se considerarán cuando aparezcan en los listados del ISI o cumplan los criterios del Apéndice 1.</w:t>
+        <w:t xml:space="preserve">a)  Las patentes en explotación o programas de ordenador, registrados, o que al menos conste el interés de alguna empresa en su utilización. Ello debe ser demostrado mediante contrato de </w:t>
+      </w:r>
+      <w:proofErr w:type="gramStart"/>
+      <w:r>
+        <w:rPr>
+          <w:sz w:val="18"/>
+          <w:szCs w:val="18"/>
+        </w:rPr>
+        <w:t>compra-venta</w:t>
+      </w:r>
+      <w:proofErr w:type="gramEnd"/>
+      <w:r>
+        <w:rPr>
+          <w:sz w:val="18"/>
+          <w:szCs w:val="18"/>
+        </w:rPr>
+        <w:t xml:space="preserve"> o contrato de licencia. Se tendrá también en cuenta la extensión de la protección de la patente (nacional, europea o por el Tratado de Cooperación de Patentes (PCT)).</w:t>
+      </w:r>
+    </w:p>
+    <w:p>
+      <w:pPr>
+        <w:spacing w:before="20" w:after="60"/>
+        <w:jc w:val="both"/>
+      </w:pPr>
+      <w:r>
+        <w:rPr>
+          <w:sz w:val="18"/>
+          <w:szCs w:val="18"/>
+        </w:rPr>
+        <w:t>b)  Los trabajos publicados en revistas de reconocida valía, aceptándose como tales las que ocupen posiciones relevantes en los listados por ámbitos científicos en el «</w:t>
+      </w:r>
+      <w:proofErr w:type="spellStart"/>
+      <w:r>
+        <w:rPr>
+          <w:sz w:val="18"/>
+          <w:szCs w:val="18"/>
+        </w:rPr>
+        <w:t>Subject</w:t>
+      </w:r>
+      <w:proofErr w:type="spellEnd"/>
+      <w:r>
+        <w:rPr>
+          <w:sz w:val="18"/>
+          <w:szCs w:val="18"/>
+        </w:rPr>
+        <w:t xml:space="preserve"> </w:t>
+      </w:r>
+      <w:proofErr w:type="spellStart"/>
+      <w:r>
+        <w:rPr>
+          <w:sz w:val="18"/>
+          <w:szCs w:val="18"/>
+        </w:rPr>
+        <w:t>Category</w:t>
+      </w:r>
+      <w:proofErr w:type="spellEnd"/>
+      <w:r>
+        <w:rPr>
+          <w:sz w:val="18"/>
+          <w:szCs w:val="18"/>
+        </w:rPr>
+        <w:t xml:space="preserve"> </w:t>
+      </w:r>
+      <w:proofErr w:type="spellStart"/>
+      <w:r>
+        <w:rPr>
+          <w:sz w:val="18"/>
+          <w:szCs w:val="18"/>
+        </w:rPr>
+        <w:t>Listing</w:t>
+      </w:r>
+      <w:proofErr w:type="spellEnd"/>
+      <w:r>
+        <w:rPr>
+          <w:sz w:val="18"/>
+          <w:szCs w:val="18"/>
+        </w:rPr>
+        <w:t>» del «</w:t>
+      </w:r>
+      <w:proofErr w:type="spellStart"/>
+      <w:r>
+        <w:rPr>
+          <w:sz w:val="18"/>
+          <w:szCs w:val="18"/>
+        </w:rPr>
+        <w:t>Journal</w:t>
+      </w:r>
+      <w:proofErr w:type="spellEnd"/>
+      <w:r>
+        <w:rPr>
+          <w:sz w:val="18"/>
+          <w:szCs w:val="18"/>
+        </w:rPr>
+        <w:t xml:space="preserve"> </w:t>
+      </w:r>
+      <w:proofErr w:type="spellStart"/>
+      <w:r>
+        <w:rPr>
+          <w:sz w:val="18"/>
+          <w:szCs w:val="18"/>
+        </w:rPr>
+        <w:t>Citation</w:t>
+      </w:r>
+      <w:proofErr w:type="spellEnd"/>
+      <w:r>
+        <w:rPr>
+          <w:sz w:val="18"/>
+          <w:szCs w:val="18"/>
+        </w:rPr>
+        <w:t xml:space="preserve"> </w:t>
+      </w:r>
+      <w:proofErr w:type="spellStart"/>
+      <w:r>
+        <w:rPr>
+          <w:sz w:val="18"/>
+          <w:szCs w:val="18"/>
+        </w:rPr>
+        <w:t>Reports</w:t>
+      </w:r>
+      <w:proofErr w:type="spellEnd"/>
+      <w:r>
+        <w:rPr>
+          <w:sz w:val="18"/>
+          <w:szCs w:val="18"/>
+        </w:rPr>
+        <w:t xml:space="preserve"> del </w:t>
+      </w:r>
+      <w:proofErr w:type="spellStart"/>
+      <w:r>
+        <w:rPr>
+          <w:sz w:val="18"/>
+          <w:szCs w:val="18"/>
+        </w:rPr>
+        <w:t>Science</w:t>
+      </w:r>
+      <w:proofErr w:type="spellEnd"/>
+      <w:r>
+        <w:rPr>
+          <w:sz w:val="18"/>
+          <w:szCs w:val="18"/>
+        </w:rPr>
+        <w:t xml:space="preserve"> </w:t>
+      </w:r>
+      <w:proofErr w:type="spellStart"/>
+      <w:r>
+        <w:rPr>
+          <w:sz w:val="18"/>
+          <w:szCs w:val="18"/>
+        </w:rPr>
+        <w:t>Citation</w:t>
+      </w:r>
+      <w:proofErr w:type="spellEnd"/>
+      <w:r>
+        <w:rPr>
+          <w:sz w:val="18"/>
+          <w:szCs w:val="18"/>
+        </w:rPr>
+        <w:t xml:space="preserve"> </w:t>
+      </w:r>
+      <w:proofErr w:type="spellStart"/>
+      <w:r>
+        <w:rPr>
+          <w:sz w:val="18"/>
+          <w:szCs w:val="18"/>
+        </w:rPr>
+        <w:t>Index</w:t>
+      </w:r>
+      <w:proofErr w:type="spellEnd"/>
+      <w:r>
+        <w:rPr>
+          <w:sz w:val="18"/>
+          <w:szCs w:val="18"/>
+        </w:rPr>
+        <w:t>» (</w:t>
+      </w:r>
+      <w:proofErr w:type="spellStart"/>
+      <w:r>
+        <w:rPr>
+          <w:sz w:val="18"/>
+          <w:szCs w:val="18"/>
+        </w:rPr>
+        <w:t>Institute</w:t>
+      </w:r>
+      <w:proofErr w:type="spellEnd"/>
+      <w:r>
+        <w:rPr>
+          <w:sz w:val="18"/>
+          <w:szCs w:val="18"/>
+        </w:rPr>
+        <w:t xml:space="preserve"> </w:t>
+      </w:r>
+      <w:proofErr w:type="spellStart"/>
+      <w:r>
+        <w:rPr>
+          <w:sz w:val="18"/>
+          <w:szCs w:val="18"/>
+        </w:rPr>
+        <w:t>for</w:t>
+      </w:r>
+      <w:proofErr w:type="spellEnd"/>
+      <w:r>
+        <w:rPr>
+          <w:sz w:val="18"/>
+          <w:szCs w:val="18"/>
+        </w:rPr>
+        <w:t xml:space="preserve"> </w:t>
+      </w:r>
+      <w:proofErr w:type="spellStart"/>
+      <w:r>
+        <w:rPr>
+          <w:sz w:val="18"/>
+          <w:szCs w:val="18"/>
+        </w:rPr>
+        <w:t>Scientific</w:t>
+      </w:r>
+      <w:proofErr w:type="spellEnd"/>
+      <w:r>
+        <w:rPr>
+          <w:sz w:val="18"/>
+          <w:szCs w:val="18"/>
+        </w:rPr>
+        <w:t xml:space="preserve"> </w:t>
+      </w:r>
+      <w:proofErr w:type="spellStart"/>
+      <w:r>
+        <w:rPr>
+          <w:sz w:val="18"/>
+          <w:szCs w:val="18"/>
+        </w:rPr>
+        <w:t>Information</w:t>
+      </w:r>
+      <w:proofErr w:type="spellEnd"/>
+      <w:r>
+        <w:rPr>
+          <w:sz w:val="18"/>
+          <w:szCs w:val="18"/>
+        </w:rPr>
+        <w:t xml:space="preserve"> -ISI-, </w:t>
+      </w:r>
+      <w:proofErr w:type="spellStart"/>
+      <w:r>
+        <w:rPr>
+          <w:sz w:val="18"/>
+          <w:szCs w:val="18"/>
+        </w:rPr>
+        <w:t>Philadelphia</w:t>
+      </w:r>
+      <w:proofErr w:type="spellEnd"/>
+      <w:r>
+        <w:rPr>
+          <w:sz w:val="18"/>
+          <w:szCs w:val="18"/>
+        </w:rPr>
+        <w:t xml:space="preserve">, PA, USA). Se tendrán en cuenta también los artículos publicados en revistas recogidas en bases de datos internacionales de ingeniería (como por ejemplo TRIS Electronic </w:t>
+      </w:r>
+      <w:proofErr w:type="spellStart"/>
+      <w:r>
+        <w:rPr>
+          <w:sz w:val="18"/>
+          <w:szCs w:val="18"/>
+        </w:rPr>
+        <w:t>Bibliography</w:t>
+      </w:r>
+      <w:proofErr w:type="spellEnd"/>
+      <w:r>
+        <w:rPr>
+          <w:sz w:val="18"/>
+          <w:szCs w:val="18"/>
+        </w:rPr>
+        <w:t xml:space="preserve"> data, International </w:t>
+      </w:r>
+      <w:proofErr w:type="spellStart"/>
+      <w:r>
+        <w:rPr>
+          <w:sz w:val="18"/>
+          <w:szCs w:val="18"/>
+        </w:rPr>
+        <w:t>Development</w:t>
+      </w:r>
+      <w:proofErr w:type="spellEnd"/>
+      <w:r>
+        <w:rPr>
+          <w:sz w:val="18"/>
+          <w:szCs w:val="18"/>
+        </w:rPr>
+        <w:t xml:space="preserve"> </w:t>
+      </w:r>
+      <w:proofErr w:type="spellStart"/>
+      <w:r>
+        <w:rPr>
+          <w:sz w:val="18"/>
+          <w:szCs w:val="18"/>
+        </w:rPr>
+        <w:t>Abstracts</w:t>
+      </w:r>
+      <w:proofErr w:type="spellEnd"/>
+      <w:r>
+        <w:rPr>
+          <w:sz w:val="18"/>
+          <w:szCs w:val="18"/>
+        </w:rPr>
+        <w:t xml:space="preserve">, International Civil </w:t>
+      </w:r>
+      <w:proofErr w:type="spellStart"/>
+      <w:r>
+        <w:rPr>
+          <w:sz w:val="18"/>
+          <w:szCs w:val="18"/>
+        </w:rPr>
+        <w:t>Engineering</w:t>
+      </w:r>
+      <w:proofErr w:type="spellEnd"/>
+      <w:r>
+        <w:rPr>
+          <w:sz w:val="18"/>
+          <w:szCs w:val="18"/>
+        </w:rPr>
+        <w:t xml:space="preserve"> </w:t>
+      </w:r>
+      <w:proofErr w:type="spellStart"/>
+      <w:r>
+        <w:rPr>
+          <w:sz w:val="18"/>
+          <w:szCs w:val="18"/>
+        </w:rPr>
+        <w:t>Abstracts</w:t>
+      </w:r>
+      <w:proofErr w:type="spellEnd"/>
+      <w:r>
+        <w:rPr>
+          <w:sz w:val="18"/>
+          <w:szCs w:val="18"/>
+        </w:rPr>
+        <w:t xml:space="preserve">, </w:t>
+      </w:r>
+      <w:proofErr w:type="spellStart"/>
+      <w:r>
+        <w:rPr>
+          <w:sz w:val="18"/>
+          <w:szCs w:val="18"/>
+        </w:rPr>
+        <w:t>Environmental</w:t>
+      </w:r>
+      <w:proofErr w:type="spellEnd"/>
+      <w:r>
+        <w:rPr>
+          <w:sz w:val="18"/>
+          <w:szCs w:val="18"/>
+        </w:rPr>
+        <w:t xml:space="preserve"> </w:t>
+      </w:r>
+      <w:proofErr w:type="spellStart"/>
+      <w:r>
+        <w:rPr>
+          <w:sz w:val="18"/>
+          <w:szCs w:val="18"/>
+        </w:rPr>
+        <w:t>Abstracts</w:t>
+      </w:r>
+      <w:proofErr w:type="spellEnd"/>
+      <w:r>
+        <w:rPr>
+          <w:sz w:val="18"/>
+          <w:szCs w:val="18"/>
+        </w:rPr>
+        <w:t xml:space="preserve">, </w:t>
+      </w:r>
+      <w:proofErr w:type="spellStart"/>
+      <w:r>
+        <w:rPr>
+          <w:sz w:val="18"/>
+          <w:szCs w:val="18"/>
+        </w:rPr>
+        <w:t>Applied</w:t>
+      </w:r>
+      <w:proofErr w:type="spellEnd"/>
+      <w:r>
+        <w:rPr>
+          <w:sz w:val="18"/>
+          <w:szCs w:val="18"/>
+        </w:rPr>
+        <w:t xml:space="preserve"> </w:t>
+      </w:r>
+      <w:proofErr w:type="spellStart"/>
+      <w:r>
+        <w:rPr>
+          <w:sz w:val="18"/>
+          <w:szCs w:val="18"/>
+        </w:rPr>
+        <w:t>Mechanic</w:t>
+      </w:r>
+      <w:proofErr w:type="spellEnd"/>
+      <w:r>
+        <w:rPr>
+          <w:sz w:val="18"/>
+          <w:szCs w:val="18"/>
+        </w:rPr>
+        <w:t xml:space="preserve"> </w:t>
+      </w:r>
+      <w:proofErr w:type="spellStart"/>
+      <w:r>
+        <w:rPr>
+          <w:sz w:val="18"/>
+          <w:szCs w:val="18"/>
+        </w:rPr>
+        <w:t>Reviews</w:t>
+      </w:r>
+      <w:proofErr w:type="spellEnd"/>
+      <w:r>
+        <w:rPr>
+          <w:sz w:val="18"/>
+          <w:szCs w:val="18"/>
+        </w:rPr>
+        <w:t xml:space="preserve">, etc.) y las que figuren en índices internacionales de publicaciones de arquitectura (por ejemplo, </w:t>
+      </w:r>
+      <w:proofErr w:type="spellStart"/>
+      <w:r>
+        <w:rPr>
+          <w:sz w:val="18"/>
+          <w:szCs w:val="18"/>
+        </w:rPr>
+        <w:t>Arts</w:t>
+      </w:r>
+      <w:proofErr w:type="spellEnd"/>
+      <w:r>
+        <w:rPr>
+          <w:sz w:val="18"/>
+          <w:szCs w:val="18"/>
+        </w:rPr>
+        <w:t xml:space="preserve"> and </w:t>
+      </w:r>
+      <w:proofErr w:type="spellStart"/>
+      <w:r>
+        <w:rPr>
+          <w:sz w:val="18"/>
+          <w:szCs w:val="18"/>
+        </w:rPr>
+        <w:t>Humanities</w:t>
+      </w:r>
+      <w:proofErr w:type="spellEnd"/>
+      <w:r>
+        <w:rPr>
+          <w:sz w:val="18"/>
+          <w:szCs w:val="18"/>
+        </w:rPr>
+        <w:t xml:space="preserve"> </w:t>
+      </w:r>
+      <w:proofErr w:type="spellStart"/>
+      <w:r>
+        <w:rPr>
+          <w:sz w:val="18"/>
+          <w:szCs w:val="18"/>
+        </w:rPr>
+        <w:t>Citation</w:t>
+      </w:r>
+      <w:proofErr w:type="spellEnd"/>
+      <w:r>
+        <w:rPr>
+          <w:sz w:val="18"/>
+          <w:szCs w:val="18"/>
+        </w:rPr>
+        <w:t xml:space="preserve"> </w:t>
+      </w:r>
+      <w:proofErr w:type="spellStart"/>
+      <w:r>
+        <w:rPr>
+          <w:sz w:val="18"/>
+          <w:szCs w:val="18"/>
+        </w:rPr>
+        <w:t>Index</w:t>
+      </w:r>
+      <w:proofErr w:type="spellEnd"/>
+      <w:r>
+        <w:rPr>
+          <w:sz w:val="18"/>
+          <w:szCs w:val="18"/>
+        </w:rPr>
+        <w:t xml:space="preserve">, Avery </w:t>
+      </w:r>
+      <w:proofErr w:type="spellStart"/>
+      <w:r>
+        <w:rPr>
+          <w:sz w:val="18"/>
+          <w:szCs w:val="18"/>
+        </w:rPr>
+        <w:t>Index</w:t>
+      </w:r>
+      <w:proofErr w:type="spellEnd"/>
+      <w:r>
+        <w:rPr>
+          <w:sz w:val="18"/>
+          <w:szCs w:val="18"/>
+        </w:rPr>
+        <w:t xml:space="preserve"> </w:t>
+      </w:r>
+      <w:proofErr w:type="spellStart"/>
+      <w:r>
+        <w:rPr>
+          <w:sz w:val="18"/>
+          <w:szCs w:val="18"/>
+        </w:rPr>
+        <w:t>to</w:t>
+      </w:r>
+      <w:proofErr w:type="spellEnd"/>
+      <w:r>
+        <w:rPr>
+          <w:sz w:val="18"/>
+          <w:szCs w:val="18"/>
+        </w:rPr>
+        <w:t xml:space="preserve"> </w:t>
+      </w:r>
+      <w:proofErr w:type="spellStart"/>
+      <w:r>
+        <w:rPr>
+          <w:sz w:val="18"/>
+          <w:szCs w:val="18"/>
+        </w:rPr>
+        <w:t>Architectural</w:t>
+      </w:r>
+      <w:proofErr w:type="spellEnd"/>
+      <w:r>
+        <w:rPr>
+          <w:sz w:val="18"/>
+          <w:szCs w:val="18"/>
+        </w:rPr>
+        <w:t xml:space="preserve"> </w:t>
+      </w:r>
+      <w:proofErr w:type="spellStart"/>
+      <w:r>
+        <w:rPr>
+          <w:sz w:val="18"/>
+          <w:szCs w:val="18"/>
+        </w:rPr>
+        <w:t>Periodicals</w:t>
+      </w:r>
+      <w:proofErr w:type="spellEnd"/>
+      <w:r>
+        <w:rPr>
+          <w:sz w:val="18"/>
+          <w:szCs w:val="18"/>
+        </w:rPr>
+        <w:t>, Francis, etc.) siempre que satisfagan los criterios para las revistas que se especifican en el Apéndice 1. Las revistas electrónicas se considerarán cuando aparezcan en los listados del ISI o cumplan los criterios del Apéndice 1.</w:t>
       </w:r>
     </w:p>
     <w:p>
@@ -11056,7 +12051,23 @@
           <w:sz w:val="18"/>
           <w:szCs w:val="18"/>
         </w:rPr>
-        <w:t>g)  La participación relevante en exposiciones de prestigio, de carácter monográfico dedicadas a un solo autor. También se considerará la participación como comisario de las mismas, siempre que se publique un catálogo con repercusión en los medios especializados nacionales e internacionales.</w:t>
+        <w:t xml:space="preserve">g)  La participación relevante en exposiciones de prestigio, de carácter monográfico dedicadas a un solo autor. También se considerará la participación como comisario de </w:t>
+      </w:r>
+      <w:proofErr w:type="gramStart"/>
+      <w:r>
+        <w:rPr>
+          <w:sz w:val="18"/>
+          <w:szCs w:val="18"/>
+        </w:rPr>
+        <w:t>las mismas</w:t>
+      </w:r>
+      <w:proofErr w:type="gramEnd"/>
+      <w:r>
+        <w:rPr>
+          <w:sz w:val="18"/>
+          <w:szCs w:val="18"/>
+        </w:rPr>
+        <w:t>, siempre que se publique un catálogo con repercusión en los medios especializados nacionales e internacionales.</w:t>
       </w:r>
     </w:p>
     <w:p>
@@ -11082,7 +12093,55 @@
           <w:sz w:val="18"/>
           <w:szCs w:val="18"/>
         </w:rPr>
-        <w:t>5. Con carácter orientador, para obtener una evaluación positiva, en las áreas de Ingeniería se considerará necesario que las aportaciones cumplan alguna de las siguientes condiciones mínimas: a) que dos de ellas sean patentes que observen lo descrito en el apartado 3.a); b) que dos de ellas sean artículos de su especialidad publicados en revistas recogidas en los listados del el Science Citation Index, excluidas aquellas editadas a partir de actas de congresos.</w:t>
+        <w:t xml:space="preserve">5. Con carácter orientador, para obtener una evaluación positiva, en las áreas de Ingeniería se considerará necesario que las aportaciones cumplan alguna de las siguientes condiciones mínimas: a) que dos de ellas sean patentes que observen lo descrito en el apartado 3.a); b) que dos de ellas sean artículos de su especialidad publicados en revistas recogidas en los listados del el </w:t>
+      </w:r>
+      <w:proofErr w:type="spellStart"/>
+      <w:r>
+        <w:rPr>
+          <w:sz w:val="18"/>
+          <w:szCs w:val="18"/>
+        </w:rPr>
+        <w:t>Science</w:t>
+      </w:r>
+      <w:proofErr w:type="spellEnd"/>
+      <w:r>
+        <w:rPr>
+          <w:sz w:val="18"/>
+          <w:szCs w:val="18"/>
+        </w:rPr>
+        <w:t xml:space="preserve"> </w:t>
+      </w:r>
+      <w:proofErr w:type="spellStart"/>
+      <w:r>
+        <w:rPr>
+          <w:sz w:val="18"/>
+          <w:szCs w:val="18"/>
+        </w:rPr>
+        <w:t>Citation</w:t>
+      </w:r>
+      <w:proofErr w:type="spellEnd"/>
+      <w:r>
+        <w:rPr>
+          <w:sz w:val="18"/>
+          <w:szCs w:val="18"/>
+        </w:rPr>
+        <w:t xml:space="preserve"> </w:t>
+      </w:r>
+      <w:proofErr w:type="spellStart"/>
+      <w:r>
+        <w:rPr>
+          <w:sz w:val="18"/>
+          <w:szCs w:val="18"/>
+        </w:rPr>
+        <w:t>Index</w:t>
+      </w:r>
+      <w:proofErr w:type="spellEnd"/>
+      <w:r>
+        <w:rPr>
+          <w:sz w:val="18"/>
+          <w:szCs w:val="18"/>
+        </w:rPr>
+        <w:t>, excluidas aquellas editadas a partir de actas de congresos.</w:t>
       </w:r>
     </w:p>
     <w:p>
@@ -11108,8 +12167,17 @@
           <w:sz w:val="18"/>
           <w:szCs w:val="18"/>
         </w:rPr>
-        <w:t>6. Las evaluaciones únicas solicitadas en aplicación de lo establecido en la disposición transitoria tercera del Real Decreto 1088/1986, se valorarán modificando los criterios anteriores de acuerdo con la situación de la ciencia y de la técnica en España en el momento en el que se produjeron los trabajos .</w:t>
-      </w:r>
+        <w:t xml:space="preserve">6. Las evaluaciones únicas solicitadas en aplicación de lo establecido en la disposición transitoria tercera del Real Decreto 1088/1986, se valorarán modificando los criterios anteriores de acuerdo con la situación de la ciencia y de la técnica en España en el momento en el que se produjeron los </w:t>
+      </w:r>
+      <w:proofErr w:type="gramStart"/>
+      <w:r>
+        <w:rPr>
+          <w:sz w:val="18"/>
+          <w:szCs w:val="18"/>
+        </w:rPr>
+        <w:t>trabajos .</w:t>
+      </w:r>
+      <w:proofErr w:type="gramEnd"/>
     </w:p>
     <w:p>
       <w:pPr>
@@ -11173,7 +12241,23 @@
           <w:szCs w:val="18"/>
         </w:rPr>
         <w:lastRenderedPageBreak/>
-        <w:t>2. Para que una aportación sea considerada, el solicitante deberá haber participado activamente en los trabajos que le dieron origen, como director o ejecutor del trabajo. El número de autores no será evaluable como tal, pero sí deberá estar justificado por el tema, complejidad y extensión del mismo.</w:t>
+        <w:t xml:space="preserve">2. Para que una aportación sea considerada, el solicitante deberá haber participado activamente en los trabajos que le dieron origen, como director o ejecutor del trabajo. El número de autores no será evaluable como tal, pero sí deberá estar justificado por el tema, complejidad y extensión </w:t>
+      </w:r>
+      <w:proofErr w:type="gramStart"/>
+      <w:r>
+        <w:rPr>
+          <w:sz w:val="18"/>
+          <w:szCs w:val="18"/>
+        </w:rPr>
+        <w:t>del mismo</w:t>
+      </w:r>
+      <w:proofErr w:type="gramEnd"/>
+      <w:r>
+        <w:rPr>
+          <w:sz w:val="18"/>
+          <w:szCs w:val="18"/>
+        </w:rPr>
+        <w:t>.</w:t>
       </w:r>
     </w:p>
     <w:p>
@@ -11200,20 +12284,308 @@
           <w:sz w:val="18"/>
           <w:szCs w:val="18"/>
         </w:rPr>
-        <w:t>a)  Las patentes en explotación o programas de ordenador, registrados, o sobre los que al menos conste el interés de alguna empresa en su utilización, demostrado mediante contrato de compra-venta o contrato de licencia. Se tendrá también en cuenta la extensión de la protección de la patente (nacional, europea o por el Tratado de Cooperación de Patentes -PCT-) valorándose más la de protección más extensa. También será válida esta aportación si la patente ha sido concedida por la OEPM mediante el sistema de examen previo.</w:t>
-      </w:r>
-    </w:p>
-    <w:p>
-      <w:pPr>
-        <w:spacing w:before="20" w:after="60"/>
-        <w:jc w:val="both"/>
-      </w:pPr>
-      <w:r>
-        <w:rPr>
-          <w:sz w:val="18"/>
-          <w:szCs w:val="18"/>
-        </w:rPr>
-        <w:t>b)  Los trabajos publicados en revistas de reconocida valía, aceptándose como tales las que ocupen posiciones relevantes en los listados por ámbitos científicos en el «Subject Category Listing» del «Journal Citation Reports» del «Science Citation Index» (Institute for Scientific Information, -ISI-Philadelphia, PA, USA). Se tendrán en cuenta también los artículos publicados en revistas recogidas en bases de datos internacionales de ingeniería (como por ejemplo «TRIS Electronic Bibliography Data e International Development Abstracts»). Las revistas electrónicas se considerarán cuando aparezcan en los listados del ISI o satisfagan los criterios para las revistas que se especifican en el apéndice 1 de la presente Resolución.</w:t>
+        <w:t xml:space="preserve">a)  Las patentes en explotación o programas de ordenador, registrados, o sobre los que al menos conste el interés de alguna empresa en su utilización, demostrado mediante contrato de </w:t>
+      </w:r>
+      <w:proofErr w:type="gramStart"/>
+      <w:r>
+        <w:rPr>
+          <w:sz w:val="18"/>
+          <w:szCs w:val="18"/>
+        </w:rPr>
+        <w:t>compra-venta</w:t>
+      </w:r>
+      <w:proofErr w:type="gramEnd"/>
+      <w:r>
+        <w:rPr>
+          <w:sz w:val="18"/>
+          <w:szCs w:val="18"/>
+        </w:rPr>
+        <w:t xml:space="preserve"> o contrato de licencia. Se tendrá también en cuenta la extensión de la protección de la patente (nacional, europea o por el Tratado de Cooperación de Patentes -PCT-) valorándose más la de protección más extensa. También será válida esta aportación si la patente ha sido concedida por la OEPM mediante el sistema de examen previo.</w:t>
+      </w:r>
+    </w:p>
+    <w:p>
+      <w:pPr>
+        <w:spacing w:before="20" w:after="60"/>
+        <w:jc w:val="both"/>
+      </w:pPr>
+      <w:r>
+        <w:rPr>
+          <w:sz w:val="18"/>
+          <w:szCs w:val="18"/>
+        </w:rPr>
+        <w:t>b)  Los trabajos publicados en revistas de reconocida valía, aceptándose como tales las que ocupen posiciones relevantes en los listados por ámbitos científicos en el «</w:t>
+      </w:r>
+      <w:proofErr w:type="spellStart"/>
+      <w:r>
+        <w:rPr>
+          <w:sz w:val="18"/>
+          <w:szCs w:val="18"/>
+        </w:rPr>
+        <w:t>Subject</w:t>
+      </w:r>
+      <w:proofErr w:type="spellEnd"/>
+      <w:r>
+        <w:rPr>
+          <w:sz w:val="18"/>
+          <w:szCs w:val="18"/>
+        </w:rPr>
+        <w:t xml:space="preserve"> </w:t>
+      </w:r>
+      <w:proofErr w:type="spellStart"/>
+      <w:r>
+        <w:rPr>
+          <w:sz w:val="18"/>
+          <w:szCs w:val="18"/>
+        </w:rPr>
+        <w:t>Category</w:t>
+      </w:r>
+      <w:proofErr w:type="spellEnd"/>
+      <w:r>
+        <w:rPr>
+          <w:sz w:val="18"/>
+          <w:szCs w:val="18"/>
+        </w:rPr>
+        <w:t xml:space="preserve"> </w:t>
+      </w:r>
+      <w:proofErr w:type="spellStart"/>
+      <w:r>
+        <w:rPr>
+          <w:sz w:val="18"/>
+          <w:szCs w:val="18"/>
+        </w:rPr>
+        <w:t>Listing</w:t>
+      </w:r>
+      <w:proofErr w:type="spellEnd"/>
+      <w:r>
+        <w:rPr>
+          <w:sz w:val="18"/>
+          <w:szCs w:val="18"/>
+        </w:rPr>
+        <w:t>» del «</w:t>
+      </w:r>
+      <w:proofErr w:type="spellStart"/>
+      <w:r>
+        <w:rPr>
+          <w:sz w:val="18"/>
+          <w:szCs w:val="18"/>
+        </w:rPr>
+        <w:t>Journal</w:t>
+      </w:r>
+      <w:proofErr w:type="spellEnd"/>
+      <w:r>
+        <w:rPr>
+          <w:sz w:val="18"/>
+          <w:szCs w:val="18"/>
+        </w:rPr>
+        <w:t xml:space="preserve"> </w:t>
+      </w:r>
+      <w:proofErr w:type="spellStart"/>
+      <w:r>
+        <w:rPr>
+          <w:sz w:val="18"/>
+          <w:szCs w:val="18"/>
+        </w:rPr>
+        <w:t>Citation</w:t>
+      </w:r>
+      <w:proofErr w:type="spellEnd"/>
+      <w:r>
+        <w:rPr>
+          <w:sz w:val="18"/>
+          <w:szCs w:val="18"/>
+        </w:rPr>
+        <w:t xml:space="preserve"> </w:t>
+      </w:r>
+      <w:proofErr w:type="spellStart"/>
+      <w:r>
+        <w:rPr>
+          <w:sz w:val="18"/>
+          <w:szCs w:val="18"/>
+        </w:rPr>
+        <w:t>Reports</w:t>
+      </w:r>
+      <w:proofErr w:type="spellEnd"/>
+      <w:r>
+        <w:rPr>
+          <w:sz w:val="18"/>
+          <w:szCs w:val="18"/>
+        </w:rPr>
+        <w:t>» del «</w:t>
+      </w:r>
+      <w:proofErr w:type="spellStart"/>
+      <w:r>
+        <w:rPr>
+          <w:sz w:val="18"/>
+          <w:szCs w:val="18"/>
+        </w:rPr>
+        <w:t>Science</w:t>
+      </w:r>
+      <w:proofErr w:type="spellEnd"/>
+      <w:r>
+        <w:rPr>
+          <w:sz w:val="18"/>
+          <w:szCs w:val="18"/>
+        </w:rPr>
+        <w:t xml:space="preserve"> </w:t>
+      </w:r>
+      <w:proofErr w:type="spellStart"/>
+      <w:r>
+        <w:rPr>
+          <w:sz w:val="18"/>
+          <w:szCs w:val="18"/>
+        </w:rPr>
+        <w:t>Citation</w:t>
+      </w:r>
+      <w:proofErr w:type="spellEnd"/>
+      <w:r>
+        <w:rPr>
+          <w:sz w:val="18"/>
+          <w:szCs w:val="18"/>
+        </w:rPr>
+        <w:t xml:space="preserve"> </w:t>
+      </w:r>
+      <w:proofErr w:type="spellStart"/>
+      <w:r>
+        <w:rPr>
+          <w:sz w:val="18"/>
+          <w:szCs w:val="18"/>
+        </w:rPr>
+        <w:t>Index</w:t>
+      </w:r>
+      <w:proofErr w:type="spellEnd"/>
+      <w:r>
+        <w:rPr>
+          <w:sz w:val="18"/>
+          <w:szCs w:val="18"/>
+        </w:rPr>
+        <w:t>» (</w:t>
+      </w:r>
+      <w:proofErr w:type="spellStart"/>
+      <w:r>
+        <w:rPr>
+          <w:sz w:val="18"/>
+          <w:szCs w:val="18"/>
+        </w:rPr>
+        <w:t>Institute</w:t>
+      </w:r>
+      <w:proofErr w:type="spellEnd"/>
+      <w:r>
+        <w:rPr>
+          <w:sz w:val="18"/>
+          <w:szCs w:val="18"/>
+        </w:rPr>
+        <w:t xml:space="preserve"> </w:t>
+      </w:r>
+      <w:proofErr w:type="spellStart"/>
+      <w:r>
+        <w:rPr>
+          <w:sz w:val="18"/>
+          <w:szCs w:val="18"/>
+        </w:rPr>
+        <w:t>for</w:t>
+      </w:r>
+      <w:proofErr w:type="spellEnd"/>
+      <w:r>
+        <w:rPr>
+          <w:sz w:val="18"/>
+          <w:szCs w:val="18"/>
+        </w:rPr>
+        <w:t xml:space="preserve"> </w:t>
+      </w:r>
+      <w:proofErr w:type="spellStart"/>
+      <w:r>
+        <w:rPr>
+          <w:sz w:val="18"/>
+          <w:szCs w:val="18"/>
+        </w:rPr>
+        <w:t>Scientific</w:t>
+      </w:r>
+      <w:proofErr w:type="spellEnd"/>
+      <w:r>
+        <w:rPr>
+          <w:sz w:val="18"/>
+          <w:szCs w:val="18"/>
+        </w:rPr>
+        <w:t xml:space="preserve"> </w:t>
+      </w:r>
+      <w:proofErr w:type="spellStart"/>
+      <w:r>
+        <w:rPr>
+          <w:sz w:val="18"/>
+          <w:szCs w:val="18"/>
+        </w:rPr>
+        <w:t>Information</w:t>
+      </w:r>
+      <w:proofErr w:type="spellEnd"/>
+      <w:r>
+        <w:rPr>
+          <w:sz w:val="18"/>
+          <w:szCs w:val="18"/>
+        </w:rPr>
+        <w:t>, -ISI-</w:t>
+      </w:r>
+      <w:proofErr w:type="spellStart"/>
+      <w:r>
+        <w:rPr>
+          <w:sz w:val="18"/>
+          <w:szCs w:val="18"/>
+        </w:rPr>
+        <w:t>Philadelphia</w:t>
+      </w:r>
+      <w:proofErr w:type="spellEnd"/>
+      <w:r>
+        <w:rPr>
+          <w:sz w:val="18"/>
+          <w:szCs w:val="18"/>
+        </w:rPr>
+        <w:t xml:space="preserve">, PA, USA). Se tendrán en cuenta también los artículos publicados en revistas recogidas en bases de datos internacionales de ingeniería (como por ejemplo «TRIS Electronic </w:t>
+      </w:r>
+      <w:proofErr w:type="spellStart"/>
+      <w:r>
+        <w:rPr>
+          <w:sz w:val="18"/>
+          <w:szCs w:val="18"/>
+        </w:rPr>
+        <w:t>Bibliography</w:t>
+      </w:r>
+      <w:proofErr w:type="spellEnd"/>
+      <w:r>
+        <w:rPr>
+          <w:sz w:val="18"/>
+          <w:szCs w:val="18"/>
+        </w:rPr>
+        <w:t xml:space="preserve"> Data e International </w:t>
+      </w:r>
+      <w:proofErr w:type="spellStart"/>
+      <w:r>
+        <w:rPr>
+          <w:sz w:val="18"/>
+          <w:szCs w:val="18"/>
+        </w:rPr>
+        <w:t>Development</w:t>
+      </w:r>
+      <w:proofErr w:type="spellEnd"/>
+      <w:r>
+        <w:rPr>
+          <w:sz w:val="18"/>
+          <w:szCs w:val="18"/>
+        </w:rPr>
+        <w:t xml:space="preserve"> </w:t>
+      </w:r>
+      <w:proofErr w:type="spellStart"/>
+      <w:r>
+        <w:rPr>
+          <w:sz w:val="18"/>
+          <w:szCs w:val="18"/>
+        </w:rPr>
+        <w:t>Abstracts</w:t>
+      </w:r>
+      <w:proofErr w:type="spellEnd"/>
+      <w:r>
+        <w:rPr>
+          <w:sz w:val="18"/>
+          <w:szCs w:val="18"/>
+        </w:rPr>
+        <w:t>»). Las revistas electrónicas se considerarán cuando aparezcan en los listados del ISI o satisfagan los criterios para las revistas que se especifican en el apéndice 1 de la presente Resolución.</w:t>
       </w:r>
     </w:p>
     <w:p>
@@ -11278,7 +12650,55 @@
           <w:sz w:val="18"/>
           <w:szCs w:val="18"/>
         </w:rPr>
-        <w:t>5. Con carácter orientador, para obtener una evaluación positiva, en las áreas de Ingenierías de la Comunicación, Computación y Electrónica se considerará necesario que las aportaciones cumplan alguna de las siguientes condiciones mínimas: a) que dos de ellas sean patentes que observen lo descrito en el apartado 3.a, b) que dos de ellas sean artículos de su especialidad publicados en revistas que ocupen posiciones relevantes en los listados del «Science Citation Index».</w:t>
+        <w:t>5. Con carácter orientador, para obtener una evaluación positiva, en las áreas de Ingenierías de la Comunicación, Computación y Electrónica se considerará necesario que las aportaciones cumplan alguna de las siguientes condiciones mínimas: a) que dos de ellas sean patentes que observen lo descrito en el apartado 3.a, b) que dos de ellas sean artículos de su especialidad publicados en revistas que ocupen posiciones relevantes en los listados del «</w:t>
+      </w:r>
+      <w:proofErr w:type="spellStart"/>
+      <w:r>
+        <w:rPr>
+          <w:sz w:val="18"/>
+          <w:szCs w:val="18"/>
+        </w:rPr>
+        <w:t>Science</w:t>
+      </w:r>
+      <w:proofErr w:type="spellEnd"/>
+      <w:r>
+        <w:rPr>
+          <w:sz w:val="18"/>
+          <w:szCs w:val="18"/>
+        </w:rPr>
+        <w:t xml:space="preserve"> </w:t>
+      </w:r>
+      <w:proofErr w:type="spellStart"/>
+      <w:r>
+        <w:rPr>
+          <w:sz w:val="18"/>
+          <w:szCs w:val="18"/>
+        </w:rPr>
+        <w:t>Citation</w:t>
+      </w:r>
+      <w:proofErr w:type="spellEnd"/>
+      <w:r>
+        <w:rPr>
+          <w:sz w:val="18"/>
+          <w:szCs w:val="18"/>
+        </w:rPr>
+        <w:t xml:space="preserve"> </w:t>
+      </w:r>
+      <w:proofErr w:type="spellStart"/>
+      <w:r>
+        <w:rPr>
+          <w:sz w:val="18"/>
+          <w:szCs w:val="18"/>
+        </w:rPr>
+        <w:t>Index</w:t>
+      </w:r>
+      <w:proofErr w:type="spellEnd"/>
+      <w:r>
+        <w:rPr>
+          <w:sz w:val="18"/>
+          <w:szCs w:val="18"/>
+        </w:rPr>
+        <w:t>».</w:t>
       </w:r>
     </w:p>
     <w:p>
@@ -11355,7 +12775,23 @@
           <w:sz w:val="18"/>
           <w:szCs w:val="18"/>
         </w:rPr>
-        <w:t>2. Para que una aportación sea considerada, el solicitante deberá haber participado activamente en los trabajos que le dieron origen, como director o ejecutor del trabajo. El número de autores no será evaluable como tal, pero sí deberá estar justificado por el tema, complejidad y extensión del mismo.</w:t>
+        <w:t xml:space="preserve">2. Para que una aportación sea considerada, el solicitante deberá haber participado activamente en los trabajos que le dieron origen, como director o ejecutor del trabajo. El número de autores no será evaluable como tal, pero sí deberá estar justificado por el tema, complejidad y extensión </w:t>
+      </w:r>
+      <w:proofErr w:type="gramStart"/>
+      <w:r>
+        <w:rPr>
+          <w:sz w:val="18"/>
+          <w:szCs w:val="18"/>
+        </w:rPr>
+        <w:t>del mismo</w:t>
+      </w:r>
+      <w:proofErr w:type="gramEnd"/>
+      <w:r>
+        <w:rPr>
+          <w:sz w:val="18"/>
+          <w:szCs w:val="18"/>
+        </w:rPr>
+        <w:t>.</w:t>
       </w:r>
     </w:p>
     <w:p>
@@ -11395,20 +12831,308 @@
           <w:sz w:val="18"/>
           <w:szCs w:val="18"/>
         </w:rPr>
-        <w:t>(b) Los trabajos publicados en revistas de reconocida valía, aceptándose como tales las que ocupen posiciones relevantes en los listados por ámbitos científicos en el «Subject Category Listing» del «Journal Citation Reports» del «Science Citation Index» (Institute for Scientific Information, -ISI- Philadelphia, PA, USA). Las revistas electrónicas se considerarán cuando aparezcan en los listados del ISI o satisfagan los criterios para las revistas que se especifican en el apéndice 1 de la presente Resolución.</w:t>
-      </w:r>
-    </w:p>
-    <w:p>
-      <w:pPr>
-        <w:spacing w:before="20" w:after="60"/>
-        <w:jc w:val="both"/>
-      </w:pPr>
-      <w:r>
-        <w:rPr>
-          <w:sz w:val="18"/>
-          <w:szCs w:val="18"/>
-        </w:rPr>
-        <w:t>(c) Los trabajos publicados en las actas de congresos que posean un sistema de revisión externa por pares, cuando estas actas sean vehículo de difusión del conocimiento comparable a las revistas internacionales de prestigio reconocido. Se aceptarán como tales los trabajos publicados en las actas de los congresos que ocupen posiciones suficientemente relevantes en los listados de los índices CiteSEER (http://citiseer.ist.psu.edu/impact.html), Computing Research and Education (CORE) (http://www.core.edu.au/) o CS Conference Rankings (http://www.cs-conference-ranking.org/conferencerankings/alltopics.html).</w:t>
+        <w:t>(b) Los trabajos publicados en revistas de reconocida valía, aceptándose como tales las que ocupen posiciones relevantes en los listados por ámbitos científicos en el «</w:t>
+      </w:r>
+      <w:proofErr w:type="spellStart"/>
+      <w:r>
+        <w:rPr>
+          <w:sz w:val="18"/>
+          <w:szCs w:val="18"/>
+        </w:rPr>
+        <w:t>Subject</w:t>
+      </w:r>
+      <w:proofErr w:type="spellEnd"/>
+      <w:r>
+        <w:rPr>
+          <w:sz w:val="18"/>
+          <w:szCs w:val="18"/>
+        </w:rPr>
+        <w:t xml:space="preserve"> </w:t>
+      </w:r>
+      <w:proofErr w:type="spellStart"/>
+      <w:r>
+        <w:rPr>
+          <w:sz w:val="18"/>
+          <w:szCs w:val="18"/>
+        </w:rPr>
+        <w:t>Category</w:t>
+      </w:r>
+      <w:proofErr w:type="spellEnd"/>
+      <w:r>
+        <w:rPr>
+          <w:sz w:val="18"/>
+          <w:szCs w:val="18"/>
+        </w:rPr>
+        <w:t xml:space="preserve"> </w:t>
+      </w:r>
+      <w:proofErr w:type="spellStart"/>
+      <w:r>
+        <w:rPr>
+          <w:sz w:val="18"/>
+          <w:szCs w:val="18"/>
+        </w:rPr>
+        <w:t>Listing</w:t>
+      </w:r>
+      <w:proofErr w:type="spellEnd"/>
+      <w:r>
+        <w:rPr>
+          <w:sz w:val="18"/>
+          <w:szCs w:val="18"/>
+        </w:rPr>
+        <w:t>» del «</w:t>
+      </w:r>
+      <w:proofErr w:type="spellStart"/>
+      <w:r>
+        <w:rPr>
+          <w:sz w:val="18"/>
+          <w:szCs w:val="18"/>
+        </w:rPr>
+        <w:t>Journal</w:t>
+      </w:r>
+      <w:proofErr w:type="spellEnd"/>
+      <w:r>
+        <w:rPr>
+          <w:sz w:val="18"/>
+          <w:szCs w:val="18"/>
+        </w:rPr>
+        <w:t xml:space="preserve"> </w:t>
+      </w:r>
+      <w:proofErr w:type="spellStart"/>
+      <w:r>
+        <w:rPr>
+          <w:sz w:val="18"/>
+          <w:szCs w:val="18"/>
+        </w:rPr>
+        <w:t>Citation</w:t>
+      </w:r>
+      <w:proofErr w:type="spellEnd"/>
+      <w:r>
+        <w:rPr>
+          <w:sz w:val="18"/>
+          <w:szCs w:val="18"/>
+        </w:rPr>
+        <w:t xml:space="preserve"> </w:t>
+      </w:r>
+      <w:proofErr w:type="spellStart"/>
+      <w:r>
+        <w:rPr>
+          <w:sz w:val="18"/>
+          <w:szCs w:val="18"/>
+        </w:rPr>
+        <w:t>Reports</w:t>
+      </w:r>
+      <w:proofErr w:type="spellEnd"/>
+      <w:r>
+        <w:rPr>
+          <w:sz w:val="18"/>
+          <w:szCs w:val="18"/>
+        </w:rPr>
+        <w:t>» del «</w:t>
+      </w:r>
+      <w:proofErr w:type="spellStart"/>
+      <w:r>
+        <w:rPr>
+          <w:sz w:val="18"/>
+          <w:szCs w:val="18"/>
+        </w:rPr>
+        <w:t>Science</w:t>
+      </w:r>
+      <w:proofErr w:type="spellEnd"/>
+      <w:r>
+        <w:rPr>
+          <w:sz w:val="18"/>
+          <w:szCs w:val="18"/>
+        </w:rPr>
+        <w:t xml:space="preserve"> </w:t>
+      </w:r>
+      <w:proofErr w:type="spellStart"/>
+      <w:r>
+        <w:rPr>
+          <w:sz w:val="18"/>
+          <w:szCs w:val="18"/>
+        </w:rPr>
+        <w:t>Citation</w:t>
+      </w:r>
+      <w:proofErr w:type="spellEnd"/>
+      <w:r>
+        <w:rPr>
+          <w:sz w:val="18"/>
+          <w:szCs w:val="18"/>
+        </w:rPr>
+        <w:t xml:space="preserve"> </w:t>
+      </w:r>
+      <w:proofErr w:type="spellStart"/>
+      <w:r>
+        <w:rPr>
+          <w:sz w:val="18"/>
+          <w:szCs w:val="18"/>
+        </w:rPr>
+        <w:t>Index</w:t>
+      </w:r>
+      <w:proofErr w:type="spellEnd"/>
+      <w:r>
+        <w:rPr>
+          <w:sz w:val="18"/>
+          <w:szCs w:val="18"/>
+        </w:rPr>
+        <w:t>» (</w:t>
+      </w:r>
+      <w:proofErr w:type="spellStart"/>
+      <w:r>
+        <w:rPr>
+          <w:sz w:val="18"/>
+          <w:szCs w:val="18"/>
+        </w:rPr>
+        <w:t>Institute</w:t>
+      </w:r>
+      <w:proofErr w:type="spellEnd"/>
+      <w:r>
+        <w:rPr>
+          <w:sz w:val="18"/>
+          <w:szCs w:val="18"/>
+        </w:rPr>
+        <w:t xml:space="preserve"> </w:t>
+      </w:r>
+      <w:proofErr w:type="spellStart"/>
+      <w:r>
+        <w:rPr>
+          <w:sz w:val="18"/>
+          <w:szCs w:val="18"/>
+        </w:rPr>
+        <w:t>for</w:t>
+      </w:r>
+      <w:proofErr w:type="spellEnd"/>
+      <w:r>
+        <w:rPr>
+          <w:sz w:val="18"/>
+          <w:szCs w:val="18"/>
+        </w:rPr>
+        <w:t xml:space="preserve"> </w:t>
+      </w:r>
+      <w:proofErr w:type="spellStart"/>
+      <w:r>
+        <w:rPr>
+          <w:sz w:val="18"/>
+          <w:szCs w:val="18"/>
+        </w:rPr>
+        <w:t>Scientific</w:t>
+      </w:r>
+      <w:proofErr w:type="spellEnd"/>
+      <w:r>
+        <w:rPr>
+          <w:sz w:val="18"/>
+          <w:szCs w:val="18"/>
+        </w:rPr>
+        <w:t xml:space="preserve"> </w:t>
+      </w:r>
+      <w:proofErr w:type="spellStart"/>
+      <w:r>
+        <w:rPr>
+          <w:sz w:val="18"/>
+          <w:szCs w:val="18"/>
+        </w:rPr>
+        <w:t>Information</w:t>
+      </w:r>
+      <w:proofErr w:type="spellEnd"/>
+      <w:r>
+        <w:rPr>
+          <w:sz w:val="18"/>
+          <w:szCs w:val="18"/>
+        </w:rPr>
+        <w:t xml:space="preserve">, -ISI- </w:t>
+      </w:r>
+      <w:proofErr w:type="spellStart"/>
+      <w:r>
+        <w:rPr>
+          <w:sz w:val="18"/>
+          <w:szCs w:val="18"/>
+        </w:rPr>
+        <w:t>Philadelphia</w:t>
+      </w:r>
+      <w:proofErr w:type="spellEnd"/>
+      <w:r>
+        <w:rPr>
+          <w:sz w:val="18"/>
+          <w:szCs w:val="18"/>
+        </w:rPr>
+        <w:t>, PA, USA). Las revistas electrónicas se considerarán cuando aparezcan en los listados del ISI o satisfagan los criterios para las revistas que se especifican en el apéndice 1 de la presente Resolución.</w:t>
+      </w:r>
+    </w:p>
+    <w:p>
+      <w:pPr>
+        <w:spacing w:before="20" w:after="60"/>
+        <w:jc w:val="both"/>
+      </w:pPr>
+      <w:r>
+        <w:rPr>
+          <w:sz w:val="18"/>
+          <w:szCs w:val="18"/>
+        </w:rPr>
+        <w:t xml:space="preserve">(c) Los trabajos publicados en las actas de congresos que posean un sistema de revisión externa por pares, cuando estas actas sean vehículo de difusión del conocimiento comparable a las revistas internacionales de prestigio reconocido. Se aceptarán como tales los trabajos publicados en las actas de los congresos que ocupen posiciones suficientemente relevantes en los listados de los índices </w:t>
+      </w:r>
+      <w:proofErr w:type="spellStart"/>
+      <w:r>
+        <w:rPr>
+          <w:sz w:val="18"/>
+          <w:szCs w:val="18"/>
+        </w:rPr>
+        <w:t>CiteSEER</w:t>
+      </w:r>
+      <w:proofErr w:type="spellEnd"/>
+      <w:r>
+        <w:rPr>
+          <w:sz w:val="18"/>
+          <w:szCs w:val="18"/>
+        </w:rPr>
+        <w:t xml:space="preserve"> (http://citiseer.ist.psu.edu/impact.html), Computing </w:t>
+      </w:r>
+      <w:proofErr w:type="spellStart"/>
+      <w:r>
+        <w:rPr>
+          <w:sz w:val="18"/>
+          <w:szCs w:val="18"/>
+        </w:rPr>
+        <w:t>Research</w:t>
+      </w:r>
+      <w:proofErr w:type="spellEnd"/>
+      <w:r>
+        <w:rPr>
+          <w:sz w:val="18"/>
+          <w:szCs w:val="18"/>
+        </w:rPr>
+        <w:t xml:space="preserve"> and </w:t>
+      </w:r>
+      <w:proofErr w:type="spellStart"/>
+      <w:r>
+        <w:rPr>
+          <w:sz w:val="18"/>
+          <w:szCs w:val="18"/>
+        </w:rPr>
+        <w:t>Education</w:t>
+      </w:r>
+      <w:proofErr w:type="spellEnd"/>
+      <w:r>
+        <w:rPr>
+          <w:sz w:val="18"/>
+          <w:szCs w:val="18"/>
+        </w:rPr>
+        <w:t xml:space="preserve"> (CORE) (http://www.core.edu.au/) o CS </w:t>
+      </w:r>
+      <w:proofErr w:type="spellStart"/>
+      <w:r>
+        <w:rPr>
+          <w:sz w:val="18"/>
+          <w:szCs w:val="18"/>
+        </w:rPr>
+        <w:t>Conference</w:t>
+      </w:r>
+      <w:proofErr w:type="spellEnd"/>
+      <w:r>
+        <w:rPr>
+          <w:sz w:val="18"/>
+          <w:szCs w:val="18"/>
+        </w:rPr>
+        <w:t xml:space="preserve"> Rankings (http://www.cs-conference-ranking.org/conferencerankings/alltopics.html).</w:t>
       </w:r>
     </w:p>
     <w:p>
@@ -11422,7 +13146,23 @@
           <w:szCs w:val="18"/>
         </w:rPr>
         <w:lastRenderedPageBreak/>
-        <w:t>(d) Los desarrollos tecnológicos importantes en los que se demuestre su reconocimiento y los programas de ordenador, registrados, o sobre los que al menos conste el interés de alguna empresa en su utilización, demostrado mediante contrato de compra-venta o contrato de licencia.</w:t>
+        <w:t xml:space="preserve">(d) Los desarrollos tecnológicos importantes en los que se demuestre su reconocimiento y los programas de ordenador, registrados, o sobre los que al menos conste el interés de alguna empresa en su utilización, demostrado mediante contrato de </w:t>
+      </w:r>
+      <w:proofErr w:type="gramStart"/>
+      <w:r>
+        <w:rPr>
+          <w:sz w:val="18"/>
+          <w:szCs w:val="18"/>
+        </w:rPr>
+        <w:t>compra-venta</w:t>
+      </w:r>
+      <w:proofErr w:type="gramEnd"/>
+      <w:r>
+        <w:rPr>
+          <w:sz w:val="18"/>
+          <w:szCs w:val="18"/>
+        </w:rPr>
+        <w:t xml:space="preserve"> o contrato de licencia.</w:t>
       </w:r>
     </w:p>
     <w:p>
@@ -11488,7 +13228,87 @@
           <w:sz w:val="18"/>
           <w:szCs w:val="18"/>
         </w:rPr>
-        <w:t>(b) Que dos de ellas sean artículos de su especialidad publicados en revistas que ocupen posiciones relevantes en los listados del Science Citation Index o en congresos que ocupen posiciones muy relevantes en los listados de CiteSEER, CORE, o CS Conference Rankings, o tres aportaciones, si están en posiciones suficientemente relevantes en dichos listados.</w:t>
+        <w:t xml:space="preserve">(b) Que dos de ellas sean artículos de su especialidad publicados en revistas que ocupen posiciones relevantes en los listados del </w:t>
+      </w:r>
+      <w:proofErr w:type="spellStart"/>
+      <w:r>
+        <w:rPr>
+          <w:sz w:val="18"/>
+          <w:szCs w:val="18"/>
+        </w:rPr>
+        <w:t>Science</w:t>
+      </w:r>
+      <w:proofErr w:type="spellEnd"/>
+      <w:r>
+        <w:rPr>
+          <w:sz w:val="18"/>
+          <w:szCs w:val="18"/>
+        </w:rPr>
+        <w:t xml:space="preserve"> </w:t>
+      </w:r>
+      <w:proofErr w:type="spellStart"/>
+      <w:r>
+        <w:rPr>
+          <w:sz w:val="18"/>
+          <w:szCs w:val="18"/>
+        </w:rPr>
+        <w:t>Citation</w:t>
+      </w:r>
+      <w:proofErr w:type="spellEnd"/>
+      <w:r>
+        <w:rPr>
+          <w:sz w:val="18"/>
+          <w:szCs w:val="18"/>
+        </w:rPr>
+        <w:t xml:space="preserve"> </w:t>
+      </w:r>
+      <w:proofErr w:type="spellStart"/>
+      <w:r>
+        <w:rPr>
+          <w:sz w:val="18"/>
+          <w:szCs w:val="18"/>
+        </w:rPr>
+        <w:t>Index</w:t>
+      </w:r>
+      <w:proofErr w:type="spellEnd"/>
+      <w:r>
+        <w:rPr>
+          <w:sz w:val="18"/>
+          <w:szCs w:val="18"/>
+        </w:rPr>
+        <w:t xml:space="preserve"> o en congresos que ocupen posiciones muy relevantes en los listados de </w:t>
+      </w:r>
+      <w:proofErr w:type="spellStart"/>
+      <w:r>
+        <w:rPr>
+          <w:sz w:val="18"/>
+          <w:szCs w:val="18"/>
+        </w:rPr>
+        <w:t>CiteSEER</w:t>
+      </w:r>
+      <w:proofErr w:type="spellEnd"/>
+      <w:r>
+        <w:rPr>
+          <w:sz w:val="18"/>
+          <w:szCs w:val="18"/>
+        </w:rPr>
+        <w:t xml:space="preserve">, CORE, o CS </w:t>
+      </w:r>
+      <w:proofErr w:type="spellStart"/>
+      <w:r>
+        <w:rPr>
+          <w:sz w:val="18"/>
+          <w:szCs w:val="18"/>
+        </w:rPr>
+        <w:t>Conference</w:t>
+      </w:r>
+      <w:proofErr w:type="spellEnd"/>
+      <w:r>
+        <w:rPr>
+          <w:sz w:val="18"/>
+          <w:szCs w:val="18"/>
+        </w:rPr>
+        <w:t xml:space="preserve"> Rankings, o tres aportaciones, si están en posiciones suficientemente relevantes en dichos listados.</w:t>
       </w:r>
     </w:p>
     <w:p>
@@ -11618,20 +13438,308 @@
           <w:sz w:val="18"/>
           <w:szCs w:val="18"/>
         </w:rPr>
-        <w:t>(b) Los trabajos publicados en revistas de reconocida valía, aceptándose como tales las que ocupen posiciones relevantes en los listados por ámbitos científicos en el «Subject Category Listing» del «Journal Citation Reports» del «Science Citation Index» (Institute for Scientific Information, -ISI-Philadelphia, PA, USA). Las revistas electrónicas se considerarán cuando aparezcan en los listados del ISI o satisfagan los criterios para las revistas que se especifican en el apéndice I de la presente Resolución.</w:t>
-      </w:r>
-    </w:p>
-    <w:p>
-      <w:pPr>
-        <w:spacing w:before="20" w:after="60"/>
-        <w:jc w:val="both"/>
-      </w:pPr>
-      <w:r>
-        <w:rPr>
-          <w:sz w:val="18"/>
-          <w:szCs w:val="18"/>
-        </w:rPr>
-        <w:t>(c) Los trabajos publicados en las actas de congresos que posean un sistema de revisión externa por pares, cuando estas actas sean vehículo de difusión del conocimiento comparable a las revistas internacionales de prestigio reconocido. Se aceptarán como tales los trabajos publicados en las actas de los congresos que ocupen posiciones suficientemente relevantes en los listados de los índices CiteSEER (http://citiseer.ist.psu.edu/impact.html), Computing Research and Education (CORE) (http://www.core.edu.au/) o CS Conference Rankings (http://www.cs-conference-ranking.org/conferencerankings/alltopics.html).</w:t>
+        <w:t>(b) Los trabajos publicados en revistas de reconocida valía, aceptándose como tales las que ocupen posiciones relevantes en los listados por ámbitos científicos en el «</w:t>
+      </w:r>
+      <w:proofErr w:type="spellStart"/>
+      <w:r>
+        <w:rPr>
+          <w:sz w:val="18"/>
+          <w:szCs w:val="18"/>
+        </w:rPr>
+        <w:t>Subject</w:t>
+      </w:r>
+      <w:proofErr w:type="spellEnd"/>
+      <w:r>
+        <w:rPr>
+          <w:sz w:val="18"/>
+          <w:szCs w:val="18"/>
+        </w:rPr>
+        <w:t xml:space="preserve"> </w:t>
+      </w:r>
+      <w:proofErr w:type="spellStart"/>
+      <w:r>
+        <w:rPr>
+          <w:sz w:val="18"/>
+          <w:szCs w:val="18"/>
+        </w:rPr>
+        <w:t>Category</w:t>
+      </w:r>
+      <w:proofErr w:type="spellEnd"/>
+      <w:r>
+        <w:rPr>
+          <w:sz w:val="18"/>
+          <w:szCs w:val="18"/>
+        </w:rPr>
+        <w:t xml:space="preserve"> </w:t>
+      </w:r>
+      <w:proofErr w:type="spellStart"/>
+      <w:r>
+        <w:rPr>
+          <w:sz w:val="18"/>
+          <w:szCs w:val="18"/>
+        </w:rPr>
+        <w:t>Listing</w:t>
+      </w:r>
+      <w:proofErr w:type="spellEnd"/>
+      <w:r>
+        <w:rPr>
+          <w:sz w:val="18"/>
+          <w:szCs w:val="18"/>
+        </w:rPr>
+        <w:t>» del «</w:t>
+      </w:r>
+      <w:proofErr w:type="spellStart"/>
+      <w:r>
+        <w:rPr>
+          <w:sz w:val="18"/>
+          <w:szCs w:val="18"/>
+        </w:rPr>
+        <w:t>Journal</w:t>
+      </w:r>
+      <w:proofErr w:type="spellEnd"/>
+      <w:r>
+        <w:rPr>
+          <w:sz w:val="18"/>
+          <w:szCs w:val="18"/>
+        </w:rPr>
+        <w:t xml:space="preserve"> </w:t>
+      </w:r>
+      <w:proofErr w:type="spellStart"/>
+      <w:r>
+        <w:rPr>
+          <w:sz w:val="18"/>
+          <w:szCs w:val="18"/>
+        </w:rPr>
+        <w:t>Citation</w:t>
+      </w:r>
+      <w:proofErr w:type="spellEnd"/>
+      <w:r>
+        <w:rPr>
+          <w:sz w:val="18"/>
+          <w:szCs w:val="18"/>
+        </w:rPr>
+        <w:t xml:space="preserve"> </w:t>
+      </w:r>
+      <w:proofErr w:type="spellStart"/>
+      <w:r>
+        <w:rPr>
+          <w:sz w:val="18"/>
+          <w:szCs w:val="18"/>
+        </w:rPr>
+        <w:t>Reports</w:t>
+      </w:r>
+      <w:proofErr w:type="spellEnd"/>
+      <w:r>
+        <w:rPr>
+          <w:sz w:val="18"/>
+          <w:szCs w:val="18"/>
+        </w:rPr>
+        <w:t>» del «</w:t>
+      </w:r>
+      <w:proofErr w:type="spellStart"/>
+      <w:r>
+        <w:rPr>
+          <w:sz w:val="18"/>
+          <w:szCs w:val="18"/>
+        </w:rPr>
+        <w:t>Science</w:t>
+      </w:r>
+      <w:proofErr w:type="spellEnd"/>
+      <w:r>
+        <w:rPr>
+          <w:sz w:val="18"/>
+          <w:szCs w:val="18"/>
+        </w:rPr>
+        <w:t xml:space="preserve"> </w:t>
+      </w:r>
+      <w:proofErr w:type="spellStart"/>
+      <w:r>
+        <w:rPr>
+          <w:sz w:val="18"/>
+          <w:szCs w:val="18"/>
+        </w:rPr>
+        <w:t>Citation</w:t>
+      </w:r>
+      <w:proofErr w:type="spellEnd"/>
+      <w:r>
+        <w:rPr>
+          <w:sz w:val="18"/>
+          <w:szCs w:val="18"/>
+        </w:rPr>
+        <w:t xml:space="preserve"> </w:t>
+      </w:r>
+      <w:proofErr w:type="spellStart"/>
+      <w:r>
+        <w:rPr>
+          <w:sz w:val="18"/>
+          <w:szCs w:val="18"/>
+        </w:rPr>
+        <w:t>Index</w:t>
+      </w:r>
+      <w:proofErr w:type="spellEnd"/>
+      <w:r>
+        <w:rPr>
+          <w:sz w:val="18"/>
+          <w:szCs w:val="18"/>
+        </w:rPr>
+        <w:t>» (</w:t>
+      </w:r>
+      <w:proofErr w:type="spellStart"/>
+      <w:r>
+        <w:rPr>
+          <w:sz w:val="18"/>
+          <w:szCs w:val="18"/>
+        </w:rPr>
+        <w:t>Institute</w:t>
+      </w:r>
+      <w:proofErr w:type="spellEnd"/>
+      <w:r>
+        <w:rPr>
+          <w:sz w:val="18"/>
+          <w:szCs w:val="18"/>
+        </w:rPr>
+        <w:t xml:space="preserve"> </w:t>
+      </w:r>
+      <w:proofErr w:type="spellStart"/>
+      <w:r>
+        <w:rPr>
+          <w:sz w:val="18"/>
+          <w:szCs w:val="18"/>
+        </w:rPr>
+        <w:t>for</w:t>
+      </w:r>
+      <w:proofErr w:type="spellEnd"/>
+      <w:r>
+        <w:rPr>
+          <w:sz w:val="18"/>
+          <w:szCs w:val="18"/>
+        </w:rPr>
+        <w:t xml:space="preserve"> </w:t>
+      </w:r>
+      <w:proofErr w:type="spellStart"/>
+      <w:r>
+        <w:rPr>
+          <w:sz w:val="18"/>
+          <w:szCs w:val="18"/>
+        </w:rPr>
+        <w:t>Scientific</w:t>
+      </w:r>
+      <w:proofErr w:type="spellEnd"/>
+      <w:r>
+        <w:rPr>
+          <w:sz w:val="18"/>
+          <w:szCs w:val="18"/>
+        </w:rPr>
+        <w:t xml:space="preserve"> </w:t>
+      </w:r>
+      <w:proofErr w:type="spellStart"/>
+      <w:r>
+        <w:rPr>
+          <w:sz w:val="18"/>
+          <w:szCs w:val="18"/>
+        </w:rPr>
+        <w:t>Information</w:t>
+      </w:r>
+      <w:proofErr w:type="spellEnd"/>
+      <w:r>
+        <w:rPr>
+          <w:sz w:val="18"/>
+          <w:szCs w:val="18"/>
+        </w:rPr>
+        <w:t>, -ISI-</w:t>
+      </w:r>
+      <w:proofErr w:type="spellStart"/>
+      <w:r>
+        <w:rPr>
+          <w:sz w:val="18"/>
+          <w:szCs w:val="18"/>
+        </w:rPr>
+        <w:t>Philadelphia</w:t>
+      </w:r>
+      <w:proofErr w:type="spellEnd"/>
+      <w:r>
+        <w:rPr>
+          <w:sz w:val="18"/>
+          <w:szCs w:val="18"/>
+        </w:rPr>
+        <w:t>, PA, USA). Las revistas electrónicas se considerarán cuando aparezcan en los listados del ISI o satisfagan los criterios para las revistas que se especifican en el apéndice I de la presente Resolución.</w:t>
+      </w:r>
+    </w:p>
+    <w:p>
+      <w:pPr>
+        <w:spacing w:before="20" w:after="60"/>
+        <w:jc w:val="both"/>
+      </w:pPr>
+      <w:r>
+        <w:rPr>
+          <w:sz w:val="18"/>
+          <w:szCs w:val="18"/>
+        </w:rPr>
+        <w:t xml:space="preserve">(c) Los trabajos publicados en las actas de congresos que posean un sistema de revisión externa por pares, cuando estas actas sean vehículo de difusión del conocimiento comparable a las revistas internacionales de prestigio reconocido. Se aceptarán como tales los trabajos publicados en las actas de los congresos que ocupen posiciones suficientemente relevantes en los listados de los índices </w:t>
+      </w:r>
+      <w:proofErr w:type="spellStart"/>
+      <w:r>
+        <w:rPr>
+          <w:sz w:val="18"/>
+          <w:szCs w:val="18"/>
+        </w:rPr>
+        <w:t>CiteSEER</w:t>
+      </w:r>
+      <w:proofErr w:type="spellEnd"/>
+      <w:r>
+        <w:rPr>
+          <w:sz w:val="18"/>
+          <w:szCs w:val="18"/>
+        </w:rPr>
+        <w:t xml:space="preserve"> (http://citiseer.ist.psu.edu/impact.html), Computing </w:t>
+      </w:r>
+      <w:proofErr w:type="spellStart"/>
+      <w:r>
+        <w:rPr>
+          <w:sz w:val="18"/>
+          <w:szCs w:val="18"/>
+        </w:rPr>
+        <w:t>Research</w:t>
+      </w:r>
+      <w:proofErr w:type="spellEnd"/>
+      <w:r>
+        <w:rPr>
+          <w:sz w:val="18"/>
+          <w:szCs w:val="18"/>
+        </w:rPr>
+        <w:t xml:space="preserve"> and </w:t>
+      </w:r>
+      <w:proofErr w:type="spellStart"/>
+      <w:r>
+        <w:rPr>
+          <w:sz w:val="18"/>
+          <w:szCs w:val="18"/>
+        </w:rPr>
+        <w:t>Education</w:t>
+      </w:r>
+      <w:proofErr w:type="spellEnd"/>
+      <w:r>
+        <w:rPr>
+          <w:sz w:val="18"/>
+          <w:szCs w:val="18"/>
+        </w:rPr>
+        <w:t xml:space="preserve"> (CORE) (http://www.core.edu.au/) o CS </w:t>
+      </w:r>
+      <w:proofErr w:type="spellStart"/>
+      <w:r>
+        <w:rPr>
+          <w:sz w:val="18"/>
+          <w:szCs w:val="18"/>
+        </w:rPr>
+        <w:t>Conference</w:t>
+      </w:r>
+      <w:proofErr w:type="spellEnd"/>
+      <w:r>
+        <w:rPr>
+          <w:sz w:val="18"/>
+          <w:szCs w:val="18"/>
+        </w:rPr>
+        <w:t xml:space="preserve"> Rankings (http://www.cs-conference-ranking.org/conferencerankings/alltopics.html).</w:t>
       </w:r>
     </w:p>
     <w:p>
@@ -11683,7 +13791,167 @@
           <w:sz w:val="18"/>
           <w:szCs w:val="18"/>
         </w:rPr>
-        <w:t>5. Con carácter orientador se considera que para obtener una evaluación positiva en las áreas de Ingenierías de la Comunicación, Computación y Electrónica, al menos dos de las aportaciones deben ser patentes que observen lo establecido en el apartado 3.a; o bien que dos de las aportaciones sean artículos de su especialidad publicados en revistas que ocupen posiciones relevantes en los listados del Science Citation Index o en las actas de congresos que ocupen posiciones muy relevantes en los listados de CiteSEER, CORE, o CS Conference Rankings; o bien que tres de las aportaciones sean artículos de su especialidad publicados en revistas que ocupen posiciones suficientemente relevantes en los listados del Science Citation Index o en las actas de congresos que ocupen posiciones relevantes en los listados de CiteSEER, CORE, o CS Conference Rankings; o bien que una de las aportaciones sea una patente que observe lo establecido en el apartado 3.a y que otra sea un artículo que cumpla los requisitos del apartado 3.b.</w:t>
+        <w:t xml:space="preserve">5. Con carácter orientador se considera que para obtener una evaluación positiva en las áreas de Ingenierías de la Comunicación, Computación y Electrónica, al menos dos de las aportaciones deben ser patentes que observen lo establecido en el apartado 3.a; o bien que dos de las aportaciones sean artículos de su especialidad publicados en revistas que ocupen posiciones relevantes en los listados del </w:t>
+      </w:r>
+      <w:proofErr w:type="spellStart"/>
+      <w:r>
+        <w:rPr>
+          <w:sz w:val="18"/>
+          <w:szCs w:val="18"/>
+        </w:rPr>
+        <w:t>Science</w:t>
+      </w:r>
+      <w:proofErr w:type="spellEnd"/>
+      <w:r>
+        <w:rPr>
+          <w:sz w:val="18"/>
+          <w:szCs w:val="18"/>
+        </w:rPr>
+        <w:t xml:space="preserve"> </w:t>
+      </w:r>
+      <w:proofErr w:type="spellStart"/>
+      <w:r>
+        <w:rPr>
+          <w:sz w:val="18"/>
+          <w:szCs w:val="18"/>
+        </w:rPr>
+        <w:t>Citation</w:t>
+      </w:r>
+      <w:proofErr w:type="spellEnd"/>
+      <w:r>
+        <w:rPr>
+          <w:sz w:val="18"/>
+          <w:szCs w:val="18"/>
+        </w:rPr>
+        <w:t xml:space="preserve"> </w:t>
+      </w:r>
+      <w:proofErr w:type="spellStart"/>
+      <w:r>
+        <w:rPr>
+          <w:sz w:val="18"/>
+          <w:szCs w:val="18"/>
+        </w:rPr>
+        <w:t>Index</w:t>
+      </w:r>
+      <w:proofErr w:type="spellEnd"/>
+      <w:r>
+        <w:rPr>
+          <w:sz w:val="18"/>
+          <w:szCs w:val="18"/>
+        </w:rPr>
+        <w:t xml:space="preserve"> o en las actas de congresos que ocupen posiciones muy relevantes en los listados de </w:t>
+      </w:r>
+      <w:proofErr w:type="spellStart"/>
+      <w:r>
+        <w:rPr>
+          <w:sz w:val="18"/>
+          <w:szCs w:val="18"/>
+        </w:rPr>
+        <w:t>CiteSEER</w:t>
+      </w:r>
+      <w:proofErr w:type="spellEnd"/>
+      <w:r>
+        <w:rPr>
+          <w:sz w:val="18"/>
+          <w:szCs w:val="18"/>
+        </w:rPr>
+        <w:t xml:space="preserve">, CORE, o CS </w:t>
+      </w:r>
+      <w:proofErr w:type="spellStart"/>
+      <w:r>
+        <w:rPr>
+          <w:sz w:val="18"/>
+          <w:szCs w:val="18"/>
+        </w:rPr>
+        <w:t>Conference</w:t>
+      </w:r>
+      <w:proofErr w:type="spellEnd"/>
+      <w:r>
+        <w:rPr>
+          <w:sz w:val="18"/>
+          <w:szCs w:val="18"/>
+        </w:rPr>
+        <w:t xml:space="preserve"> Rankings; o bien que tres de las aportaciones sean artículos de su especialidad publicados en revistas que ocupen posiciones suficientemente relevantes en los listados del </w:t>
+      </w:r>
+      <w:proofErr w:type="spellStart"/>
+      <w:r>
+        <w:rPr>
+          <w:sz w:val="18"/>
+          <w:szCs w:val="18"/>
+        </w:rPr>
+        <w:t>Science</w:t>
+      </w:r>
+      <w:proofErr w:type="spellEnd"/>
+      <w:r>
+        <w:rPr>
+          <w:sz w:val="18"/>
+          <w:szCs w:val="18"/>
+        </w:rPr>
+        <w:t xml:space="preserve"> </w:t>
+      </w:r>
+      <w:proofErr w:type="spellStart"/>
+      <w:r>
+        <w:rPr>
+          <w:sz w:val="18"/>
+          <w:szCs w:val="18"/>
+        </w:rPr>
+        <w:t>Citation</w:t>
+      </w:r>
+      <w:proofErr w:type="spellEnd"/>
+      <w:r>
+        <w:rPr>
+          <w:sz w:val="18"/>
+          <w:szCs w:val="18"/>
+        </w:rPr>
+        <w:t xml:space="preserve"> </w:t>
+      </w:r>
+      <w:proofErr w:type="spellStart"/>
+      <w:r>
+        <w:rPr>
+          <w:sz w:val="18"/>
+          <w:szCs w:val="18"/>
+        </w:rPr>
+        <w:t>Index</w:t>
+      </w:r>
+      <w:proofErr w:type="spellEnd"/>
+      <w:r>
+        <w:rPr>
+          <w:sz w:val="18"/>
+          <w:szCs w:val="18"/>
+        </w:rPr>
+        <w:t xml:space="preserve"> o en las actas de congresos que ocupen posiciones relevantes en los listados de </w:t>
+      </w:r>
+      <w:proofErr w:type="spellStart"/>
+      <w:r>
+        <w:rPr>
+          <w:sz w:val="18"/>
+          <w:szCs w:val="18"/>
+        </w:rPr>
+        <w:t>CiteSEER</w:t>
+      </w:r>
+      <w:proofErr w:type="spellEnd"/>
+      <w:r>
+        <w:rPr>
+          <w:sz w:val="18"/>
+          <w:szCs w:val="18"/>
+        </w:rPr>
+        <w:t xml:space="preserve">, CORE, o CS </w:t>
+      </w:r>
+      <w:proofErr w:type="spellStart"/>
+      <w:r>
+        <w:rPr>
+          <w:sz w:val="18"/>
+          <w:szCs w:val="18"/>
+        </w:rPr>
+        <w:t>Conference</w:t>
+      </w:r>
+      <w:proofErr w:type="spellEnd"/>
+      <w:r>
+        <w:rPr>
+          <w:sz w:val="18"/>
+          <w:szCs w:val="18"/>
+        </w:rPr>
+        <w:t xml:space="preserve"> Rankings; o bien que una de las aportaciones sea una patente que observe lo establecido en el apartado 3.a y que otra sea un artículo que cumpla los requisitos del apartado 3.b.</w:t>
       </w:r>
     </w:p>
     <w:p>
@@ -11788,20 +14056,308 @@
           <w:sz w:val="18"/>
           <w:szCs w:val="18"/>
         </w:rPr>
-        <w:t>(b) Los trabajos publicados en revistas de reconocida valía, aceptándose como tales las que ocupen posiciones relevantes en los listados por ámbitos científicos en el «Subject Category Listing» del «Journal Citation Reports» del «Science Citation Index» (Institute for Scientific Information, –ISI– Philadelphia, PA, USA). Las revistas electrónicas se considerarán cuando aparezcan en los listados del ISI o satisfagan los criterios para las revistas que se especifican en el apéndice I de la presente Resolución.</w:t>
-      </w:r>
-    </w:p>
-    <w:p>
-      <w:pPr>
-        <w:spacing w:before="20" w:after="60"/>
-        <w:jc w:val="both"/>
-      </w:pPr>
-      <w:r>
-        <w:rPr>
-          <w:sz w:val="18"/>
-          <w:szCs w:val="18"/>
-        </w:rPr>
-        <w:t>(c) Los trabajos publicados en las actas de congresos que posean un sistema de revisión externa por pares, cuando estas actas sean vehículo de difusión del conocimiento comparable a las revistas internacionales de prestigio reconocido. Se aceptarán como tales los trabajos publicados en las actas de los congresos que ocupen posiciones muy relevantes en los listados de los índices CiteSEER (http://citiseer.ist.psu.edu/impact.html), Computing Research and Education (CORE) (http://www.core.edu.au/) o CS Conference Rankings (http://www.cs-conference-ranking.org/conferencerankings/alltopics.html).</w:t>
+        <w:t>(b) Los trabajos publicados en revistas de reconocida valía, aceptándose como tales las que ocupen posiciones relevantes en los listados por ámbitos científicos en el «</w:t>
+      </w:r>
+      <w:proofErr w:type="spellStart"/>
+      <w:r>
+        <w:rPr>
+          <w:sz w:val="18"/>
+          <w:szCs w:val="18"/>
+        </w:rPr>
+        <w:t>Subject</w:t>
+      </w:r>
+      <w:proofErr w:type="spellEnd"/>
+      <w:r>
+        <w:rPr>
+          <w:sz w:val="18"/>
+          <w:szCs w:val="18"/>
+        </w:rPr>
+        <w:t xml:space="preserve"> </w:t>
+      </w:r>
+      <w:proofErr w:type="spellStart"/>
+      <w:r>
+        <w:rPr>
+          <w:sz w:val="18"/>
+          <w:szCs w:val="18"/>
+        </w:rPr>
+        <w:t>Category</w:t>
+      </w:r>
+      <w:proofErr w:type="spellEnd"/>
+      <w:r>
+        <w:rPr>
+          <w:sz w:val="18"/>
+          <w:szCs w:val="18"/>
+        </w:rPr>
+        <w:t xml:space="preserve"> </w:t>
+      </w:r>
+      <w:proofErr w:type="spellStart"/>
+      <w:r>
+        <w:rPr>
+          <w:sz w:val="18"/>
+          <w:szCs w:val="18"/>
+        </w:rPr>
+        <w:t>Listing</w:t>
+      </w:r>
+      <w:proofErr w:type="spellEnd"/>
+      <w:r>
+        <w:rPr>
+          <w:sz w:val="18"/>
+          <w:szCs w:val="18"/>
+        </w:rPr>
+        <w:t>» del «</w:t>
+      </w:r>
+      <w:proofErr w:type="spellStart"/>
+      <w:r>
+        <w:rPr>
+          <w:sz w:val="18"/>
+          <w:szCs w:val="18"/>
+        </w:rPr>
+        <w:t>Journal</w:t>
+      </w:r>
+      <w:proofErr w:type="spellEnd"/>
+      <w:r>
+        <w:rPr>
+          <w:sz w:val="18"/>
+          <w:szCs w:val="18"/>
+        </w:rPr>
+        <w:t xml:space="preserve"> </w:t>
+      </w:r>
+      <w:proofErr w:type="spellStart"/>
+      <w:r>
+        <w:rPr>
+          <w:sz w:val="18"/>
+          <w:szCs w:val="18"/>
+        </w:rPr>
+        <w:t>Citation</w:t>
+      </w:r>
+      <w:proofErr w:type="spellEnd"/>
+      <w:r>
+        <w:rPr>
+          <w:sz w:val="18"/>
+          <w:szCs w:val="18"/>
+        </w:rPr>
+        <w:t xml:space="preserve"> </w:t>
+      </w:r>
+      <w:proofErr w:type="spellStart"/>
+      <w:r>
+        <w:rPr>
+          <w:sz w:val="18"/>
+          <w:szCs w:val="18"/>
+        </w:rPr>
+        <w:t>Reports</w:t>
+      </w:r>
+      <w:proofErr w:type="spellEnd"/>
+      <w:r>
+        <w:rPr>
+          <w:sz w:val="18"/>
+          <w:szCs w:val="18"/>
+        </w:rPr>
+        <w:t>» del «</w:t>
+      </w:r>
+      <w:proofErr w:type="spellStart"/>
+      <w:r>
+        <w:rPr>
+          <w:sz w:val="18"/>
+          <w:szCs w:val="18"/>
+        </w:rPr>
+        <w:t>Science</w:t>
+      </w:r>
+      <w:proofErr w:type="spellEnd"/>
+      <w:r>
+        <w:rPr>
+          <w:sz w:val="18"/>
+          <w:szCs w:val="18"/>
+        </w:rPr>
+        <w:t xml:space="preserve"> </w:t>
+      </w:r>
+      <w:proofErr w:type="spellStart"/>
+      <w:r>
+        <w:rPr>
+          <w:sz w:val="18"/>
+          <w:szCs w:val="18"/>
+        </w:rPr>
+        <w:t>Citation</w:t>
+      </w:r>
+      <w:proofErr w:type="spellEnd"/>
+      <w:r>
+        <w:rPr>
+          <w:sz w:val="18"/>
+          <w:szCs w:val="18"/>
+        </w:rPr>
+        <w:t xml:space="preserve"> </w:t>
+      </w:r>
+      <w:proofErr w:type="spellStart"/>
+      <w:r>
+        <w:rPr>
+          <w:sz w:val="18"/>
+          <w:szCs w:val="18"/>
+        </w:rPr>
+        <w:t>Index</w:t>
+      </w:r>
+      <w:proofErr w:type="spellEnd"/>
+      <w:r>
+        <w:rPr>
+          <w:sz w:val="18"/>
+          <w:szCs w:val="18"/>
+        </w:rPr>
+        <w:t>» (</w:t>
+      </w:r>
+      <w:proofErr w:type="spellStart"/>
+      <w:r>
+        <w:rPr>
+          <w:sz w:val="18"/>
+          <w:szCs w:val="18"/>
+        </w:rPr>
+        <w:t>Institute</w:t>
+      </w:r>
+      <w:proofErr w:type="spellEnd"/>
+      <w:r>
+        <w:rPr>
+          <w:sz w:val="18"/>
+          <w:szCs w:val="18"/>
+        </w:rPr>
+        <w:t xml:space="preserve"> </w:t>
+      </w:r>
+      <w:proofErr w:type="spellStart"/>
+      <w:r>
+        <w:rPr>
+          <w:sz w:val="18"/>
+          <w:szCs w:val="18"/>
+        </w:rPr>
+        <w:t>for</w:t>
+      </w:r>
+      <w:proofErr w:type="spellEnd"/>
+      <w:r>
+        <w:rPr>
+          <w:sz w:val="18"/>
+          <w:szCs w:val="18"/>
+        </w:rPr>
+        <w:t xml:space="preserve"> </w:t>
+      </w:r>
+      <w:proofErr w:type="spellStart"/>
+      <w:r>
+        <w:rPr>
+          <w:sz w:val="18"/>
+          <w:szCs w:val="18"/>
+        </w:rPr>
+        <w:t>Scientific</w:t>
+      </w:r>
+      <w:proofErr w:type="spellEnd"/>
+      <w:r>
+        <w:rPr>
+          <w:sz w:val="18"/>
+          <w:szCs w:val="18"/>
+        </w:rPr>
+        <w:t xml:space="preserve"> </w:t>
+      </w:r>
+      <w:proofErr w:type="spellStart"/>
+      <w:r>
+        <w:rPr>
+          <w:sz w:val="18"/>
+          <w:szCs w:val="18"/>
+        </w:rPr>
+        <w:t>Information</w:t>
+      </w:r>
+      <w:proofErr w:type="spellEnd"/>
+      <w:r>
+        <w:rPr>
+          <w:sz w:val="18"/>
+          <w:szCs w:val="18"/>
+        </w:rPr>
+        <w:t xml:space="preserve">, –ISI– </w:t>
+      </w:r>
+      <w:proofErr w:type="spellStart"/>
+      <w:r>
+        <w:rPr>
+          <w:sz w:val="18"/>
+          <w:szCs w:val="18"/>
+        </w:rPr>
+        <w:t>Philadelphia</w:t>
+      </w:r>
+      <w:proofErr w:type="spellEnd"/>
+      <w:r>
+        <w:rPr>
+          <w:sz w:val="18"/>
+          <w:szCs w:val="18"/>
+        </w:rPr>
+        <w:t>, PA, USA). Las revistas electrónicas se considerarán cuando aparezcan en los listados del ISI o satisfagan los criterios para las revistas que se especifican en el apéndice I de la presente Resolución.</w:t>
+      </w:r>
+    </w:p>
+    <w:p>
+      <w:pPr>
+        <w:spacing w:before="20" w:after="60"/>
+        <w:jc w:val="both"/>
+      </w:pPr>
+      <w:r>
+        <w:rPr>
+          <w:sz w:val="18"/>
+          <w:szCs w:val="18"/>
+        </w:rPr>
+        <w:t xml:space="preserve">(c) Los trabajos publicados en las actas de congresos que posean un sistema de revisión externa por pares, cuando estas actas sean vehículo de difusión del conocimiento comparable a las revistas internacionales de prestigio reconocido. Se aceptarán como tales los trabajos publicados en las actas de los congresos que ocupen posiciones muy relevantes en los listados de los índices </w:t>
+      </w:r>
+      <w:proofErr w:type="spellStart"/>
+      <w:r>
+        <w:rPr>
+          <w:sz w:val="18"/>
+          <w:szCs w:val="18"/>
+        </w:rPr>
+        <w:t>CiteSEER</w:t>
+      </w:r>
+      <w:proofErr w:type="spellEnd"/>
+      <w:r>
+        <w:rPr>
+          <w:sz w:val="18"/>
+          <w:szCs w:val="18"/>
+        </w:rPr>
+        <w:t xml:space="preserve"> (http://citiseer.ist.psu.edu/impact.html), Computing </w:t>
+      </w:r>
+      <w:proofErr w:type="spellStart"/>
+      <w:r>
+        <w:rPr>
+          <w:sz w:val="18"/>
+          <w:szCs w:val="18"/>
+        </w:rPr>
+        <w:t>Research</w:t>
+      </w:r>
+      <w:proofErr w:type="spellEnd"/>
+      <w:r>
+        <w:rPr>
+          <w:sz w:val="18"/>
+          <w:szCs w:val="18"/>
+        </w:rPr>
+        <w:t xml:space="preserve"> and </w:t>
+      </w:r>
+      <w:proofErr w:type="spellStart"/>
+      <w:r>
+        <w:rPr>
+          <w:sz w:val="18"/>
+          <w:szCs w:val="18"/>
+        </w:rPr>
+        <w:t>Education</w:t>
+      </w:r>
+      <w:proofErr w:type="spellEnd"/>
+      <w:r>
+        <w:rPr>
+          <w:sz w:val="18"/>
+          <w:szCs w:val="18"/>
+        </w:rPr>
+        <w:t xml:space="preserve"> (CORE) (http://www.core.edu.au/) o CS </w:t>
+      </w:r>
+      <w:proofErr w:type="spellStart"/>
+      <w:r>
+        <w:rPr>
+          <w:sz w:val="18"/>
+          <w:szCs w:val="18"/>
+        </w:rPr>
+        <w:t>Conference</w:t>
+      </w:r>
+      <w:proofErr w:type="spellEnd"/>
+      <w:r>
+        <w:rPr>
+          <w:sz w:val="18"/>
+          <w:szCs w:val="18"/>
+        </w:rPr>
+        <w:t xml:space="preserve"> Rankings (http://www.cs-conference-ranking.org/conferencerankings/alltopics.html).</w:t>
       </w:r>
     </w:p>
     <w:p>
@@ -11917,20 +14473,84 @@
           <w:sz w:val="18"/>
           <w:szCs w:val="18"/>
         </w:rPr>
-        <w:t>(c) Los trabajos publicados en las actas de congresos que posean un sistema de revisión externa por pares, cuando estas actas sean vehículo de difusión del conocimiento comparable a las revistas que ocupan posiciones relevantes en el JCR, como por ejemplo los listados en el índice Computing Research and Education (CORE) (http://www.core.edu.au/) u otro de similar entidad. No se considerarán los pósters, ni los trabajos presentados en los Workshops ligados a los congresos.</w:t>
-      </w:r>
-    </w:p>
-    <w:p>
-      <w:pPr>
-        <w:spacing w:before="20" w:after="60"/>
-        <w:jc w:val="both"/>
-      </w:pPr>
-      <w:r>
-        <w:rPr>
-          <w:sz w:val="18"/>
-          <w:szCs w:val="18"/>
-        </w:rPr>
-        <w:t>(d) Los desarrollos tecnológicos importantes que involucren aspectos innovadores y estén reconocidos como tales por la comunidad científico técnica.</w:t>
+        <w:t xml:space="preserve">(c) Los trabajos publicados en las actas de congresos que posean un sistema de revisión externa por pares, cuando estas actas sean vehículo de difusión del conocimiento comparable a las revistas que ocupan posiciones relevantes en el JCR, como por ejemplo los listados en el índice Computing </w:t>
+      </w:r>
+      <w:proofErr w:type="spellStart"/>
+      <w:r>
+        <w:rPr>
+          <w:sz w:val="18"/>
+          <w:szCs w:val="18"/>
+        </w:rPr>
+        <w:t>Research</w:t>
+      </w:r>
+      <w:proofErr w:type="spellEnd"/>
+      <w:r>
+        <w:rPr>
+          <w:sz w:val="18"/>
+          <w:szCs w:val="18"/>
+        </w:rPr>
+        <w:t xml:space="preserve"> and </w:t>
+      </w:r>
+      <w:proofErr w:type="spellStart"/>
+      <w:r>
+        <w:rPr>
+          <w:sz w:val="18"/>
+          <w:szCs w:val="18"/>
+        </w:rPr>
+        <w:t>Education</w:t>
+      </w:r>
+      <w:proofErr w:type="spellEnd"/>
+      <w:r>
+        <w:rPr>
+          <w:sz w:val="18"/>
+          <w:szCs w:val="18"/>
+        </w:rPr>
+        <w:t xml:space="preserve"> (CORE) (http://www.core.edu.au/) u otro de similar entidad. No se considerarán los </w:t>
+      </w:r>
+      <w:proofErr w:type="spellStart"/>
+      <w:r>
+        <w:rPr>
+          <w:sz w:val="18"/>
+          <w:szCs w:val="18"/>
+        </w:rPr>
+        <w:t>pósters</w:t>
+      </w:r>
+      <w:proofErr w:type="spellEnd"/>
+      <w:r>
+        <w:rPr>
+          <w:sz w:val="18"/>
+          <w:szCs w:val="18"/>
+        </w:rPr>
+        <w:t>, ni los trabajos presentados en los Workshops ligados a los congresos.</w:t>
+      </w:r>
+    </w:p>
+    <w:p>
+      <w:pPr>
+        <w:spacing w:before="20" w:after="60"/>
+        <w:jc w:val="both"/>
+      </w:pPr>
+      <w:r>
+        <w:rPr>
+          <w:sz w:val="18"/>
+          <w:szCs w:val="18"/>
+        </w:rPr>
+        <w:t xml:space="preserve">(d) Los desarrollos tecnológicos importantes que involucren aspectos innovadores y estén reconocidos como tales por la comunidad </w:t>
+      </w:r>
+      <w:proofErr w:type="gramStart"/>
+      <w:r>
+        <w:rPr>
+          <w:sz w:val="18"/>
+          <w:szCs w:val="18"/>
+        </w:rPr>
+        <w:t>científico técnica</w:t>
+      </w:r>
+      <w:proofErr w:type="gramEnd"/>
+      <w:r>
+        <w:rPr>
+          <w:sz w:val="18"/>
+          <w:szCs w:val="18"/>
+        </w:rPr>
+        <w:t>.</w:t>
       </w:r>
     </w:p>
     <w:p>
@@ -12048,20 +14668,260 @@
           <w:sz w:val="18"/>
           <w:szCs w:val="18"/>
         </w:rPr>
-        <w:t>b)  Los trabajos publicados en revistas de reconocida valía, aceptándose como tales las que ocupen posiciones relevantes en los listados por ámbitos científicos en el «Subject Category Listing» del «Journal Citation Reports» del «Science Citation Index» (Institute for Scientific Information –ISI–, Philadelphia, PA, USA). Las revistas electrónicas se considerarán cuando aparezcan en los listados del ISI o satisfagan los criterios para las revistas que se especifican en el apéndice I de esta resolución.</w:t>
-      </w:r>
-    </w:p>
-    <w:p>
-      <w:pPr>
-        <w:spacing w:before="20" w:after="60"/>
-        <w:jc w:val="both"/>
-      </w:pPr>
-      <w:r>
-        <w:rPr>
-          <w:sz w:val="18"/>
-          <w:szCs w:val="18"/>
-        </w:rPr>
-        <w:t>c)  Los trabajos publicados en las actas de congresos que posean un sistema de revisión externa por pares, cuando estas actas sean vehículo de difusión del conocimiento comparable a las revistas que ocupan posiciones relevantes en el JCR. No se considerarán los pósters, ni los trabajos presentados en los Workshops ligados a los congresos.</w:t>
+        <w:t>b)  Los trabajos publicados en revistas de reconocida valía, aceptándose como tales las que ocupen posiciones relevantes en los listados por ámbitos científicos en el «</w:t>
+      </w:r>
+      <w:proofErr w:type="spellStart"/>
+      <w:r>
+        <w:rPr>
+          <w:sz w:val="18"/>
+          <w:szCs w:val="18"/>
+        </w:rPr>
+        <w:t>Subject</w:t>
+      </w:r>
+      <w:proofErr w:type="spellEnd"/>
+      <w:r>
+        <w:rPr>
+          <w:sz w:val="18"/>
+          <w:szCs w:val="18"/>
+        </w:rPr>
+        <w:t xml:space="preserve"> </w:t>
+      </w:r>
+      <w:proofErr w:type="spellStart"/>
+      <w:r>
+        <w:rPr>
+          <w:sz w:val="18"/>
+          <w:szCs w:val="18"/>
+        </w:rPr>
+        <w:t>Category</w:t>
+      </w:r>
+      <w:proofErr w:type="spellEnd"/>
+      <w:r>
+        <w:rPr>
+          <w:sz w:val="18"/>
+          <w:szCs w:val="18"/>
+        </w:rPr>
+        <w:t xml:space="preserve"> </w:t>
+      </w:r>
+      <w:proofErr w:type="spellStart"/>
+      <w:r>
+        <w:rPr>
+          <w:sz w:val="18"/>
+          <w:szCs w:val="18"/>
+        </w:rPr>
+        <w:t>Listing</w:t>
+      </w:r>
+      <w:proofErr w:type="spellEnd"/>
+      <w:r>
+        <w:rPr>
+          <w:sz w:val="18"/>
+          <w:szCs w:val="18"/>
+        </w:rPr>
+        <w:t>» del «</w:t>
+      </w:r>
+      <w:proofErr w:type="spellStart"/>
+      <w:r>
+        <w:rPr>
+          <w:sz w:val="18"/>
+          <w:szCs w:val="18"/>
+        </w:rPr>
+        <w:t>Journal</w:t>
+      </w:r>
+      <w:proofErr w:type="spellEnd"/>
+      <w:r>
+        <w:rPr>
+          <w:sz w:val="18"/>
+          <w:szCs w:val="18"/>
+        </w:rPr>
+        <w:t xml:space="preserve"> </w:t>
+      </w:r>
+      <w:proofErr w:type="spellStart"/>
+      <w:r>
+        <w:rPr>
+          <w:sz w:val="18"/>
+          <w:szCs w:val="18"/>
+        </w:rPr>
+        <w:t>Citation</w:t>
+      </w:r>
+      <w:proofErr w:type="spellEnd"/>
+      <w:r>
+        <w:rPr>
+          <w:sz w:val="18"/>
+          <w:szCs w:val="18"/>
+        </w:rPr>
+        <w:t xml:space="preserve"> </w:t>
+      </w:r>
+      <w:proofErr w:type="spellStart"/>
+      <w:r>
+        <w:rPr>
+          <w:sz w:val="18"/>
+          <w:szCs w:val="18"/>
+        </w:rPr>
+        <w:t>Reports</w:t>
+      </w:r>
+      <w:proofErr w:type="spellEnd"/>
+      <w:r>
+        <w:rPr>
+          <w:sz w:val="18"/>
+          <w:szCs w:val="18"/>
+        </w:rPr>
+        <w:t>» del «</w:t>
+      </w:r>
+      <w:proofErr w:type="spellStart"/>
+      <w:r>
+        <w:rPr>
+          <w:sz w:val="18"/>
+          <w:szCs w:val="18"/>
+        </w:rPr>
+        <w:t>Science</w:t>
+      </w:r>
+      <w:proofErr w:type="spellEnd"/>
+      <w:r>
+        <w:rPr>
+          <w:sz w:val="18"/>
+          <w:szCs w:val="18"/>
+        </w:rPr>
+        <w:t xml:space="preserve"> </w:t>
+      </w:r>
+      <w:proofErr w:type="spellStart"/>
+      <w:r>
+        <w:rPr>
+          <w:sz w:val="18"/>
+          <w:szCs w:val="18"/>
+        </w:rPr>
+        <w:t>Citation</w:t>
+      </w:r>
+      <w:proofErr w:type="spellEnd"/>
+      <w:r>
+        <w:rPr>
+          <w:sz w:val="18"/>
+          <w:szCs w:val="18"/>
+        </w:rPr>
+        <w:t xml:space="preserve"> </w:t>
+      </w:r>
+      <w:proofErr w:type="spellStart"/>
+      <w:r>
+        <w:rPr>
+          <w:sz w:val="18"/>
+          <w:szCs w:val="18"/>
+        </w:rPr>
+        <w:t>Index</w:t>
+      </w:r>
+      <w:proofErr w:type="spellEnd"/>
+      <w:r>
+        <w:rPr>
+          <w:sz w:val="18"/>
+          <w:szCs w:val="18"/>
+        </w:rPr>
+        <w:t>» (</w:t>
+      </w:r>
+      <w:proofErr w:type="spellStart"/>
+      <w:r>
+        <w:rPr>
+          <w:sz w:val="18"/>
+          <w:szCs w:val="18"/>
+        </w:rPr>
+        <w:t>Institute</w:t>
+      </w:r>
+      <w:proofErr w:type="spellEnd"/>
+      <w:r>
+        <w:rPr>
+          <w:sz w:val="18"/>
+          <w:szCs w:val="18"/>
+        </w:rPr>
+        <w:t xml:space="preserve"> </w:t>
+      </w:r>
+      <w:proofErr w:type="spellStart"/>
+      <w:r>
+        <w:rPr>
+          <w:sz w:val="18"/>
+          <w:szCs w:val="18"/>
+        </w:rPr>
+        <w:t>for</w:t>
+      </w:r>
+      <w:proofErr w:type="spellEnd"/>
+      <w:r>
+        <w:rPr>
+          <w:sz w:val="18"/>
+          <w:szCs w:val="18"/>
+        </w:rPr>
+        <w:t xml:space="preserve"> </w:t>
+      </w:r>
+      <w:proofErr w:type="spellStart"/>
+      <w:r>
+        <w:rPr>
+          <w:sz w:val="18"/>
+          <w:szCs w:val="18"/>
+        </w:rPr>
+        <w:t>Scientific</w:t>
+      </w:r>
+      <w:proofErr w:type="spellEnd"/>
+      <w:r>
+        <w:rPr>
+          <w:sz w:val="18"/>
+          <w:szCs w:val="18"/>
+        </w:rPr>
+        <w:t xml:space="preserve"> </w:t>
+      </w:r>
+      <w:proofErr w:type="spellStart"/>
+      <w:r>
+        <w:rPr>
+          <w:sz w:val="18"/>
+          <w:szCs w:val="18"/>
+        </w:rPr>
+        <w:t>Information</w:t>
+      </w:r>
+      <w:proofErr w:type="spellEnd"/>
+      <w:r>
+        <w:rPr>
+          <w:sz w:val="18"/>
+          <w:szCs w:val="18"/>
+        </w:rPr>
+        <w:t xml:space="preserve"> –ISI–, </w:t>
+      </w:r>
+      <w:proofErr w:type="spellStart"/>
+      <w:r>
+        <w:rPr>
+          <w:sz w:val="18"/>
+          <w:szCs w:val="18"/>
+        </w:rPr>
+        <w:t>Philadelphia</w:t>
+      </w:r>
+      <w:proofErr w:type="spellEnd"/>
+      <w:r>
+        <w:rPr>
+          <w:sz w:val="18"/>
+          <w:szCs w:val="18"/>
+        </w:rPr>
+        <w:t>, PA, USA). Las revistas electrónicas se considerarán cuando aparezcan en los listados del ISI o satisfagan los criterios para las revistas que se especifican en el apéndice I de esta resolución.</w:t>
+      </w:r>
+    </w:p>
+    <w:p>
+      <w:pPr>
+        <w:spacing w:before="20" w:after="60"/>
+        <w:jc w:val="both"/>
+      </w:pPr>
+      <w:r>
+        <w:rPr>
+          <w:sz w:val="18"/>
+          <w:szCs w:val="18"/>
+        </w:rPr>
+        <w:t xml:space="preserve">c)  Los trabajos publicados en las actas de congresos que posean un sistema de revisión externa por pares, cuando estas actas sean vehículo de difusión del conocimiento comparable a las revistas que ocupan posiciones relevantes en el JCR. No se considerarán los </w:t>
+      </w:r>
+      <w:proofErr w:type="spellStart"/>
+      <w:r>
+        <w:rPr>
+          <w:sz w:val="18"/>
+          <w:szCs w:val="18"/>
+        </w:rPr>
+        <w:t>pósters</w:t>
+      </w:r>
+      <w:proofErr w:type="spellEnd"/>
+      <w:r>
+        <w:rPr>
+          <w:sz w:val="18"/>
+          <w:szCs w:val="18"/>
+        </w:rPr>
+        <w:t>, ni los trabajos presentados en los Workshops ligados a los congresos.</w:t>
       </w:r>
     </w:p>
     <w:p>
@@ -12217,20 +15077,276 @@
           <w:sz w:val="18"/>
           <w:szCs w:val="18"/>
         </w:rPr>
-        <w:t>b)  Los trabajos publicados en revistas de reconocida valía, aceptándose como tales las que ocupen posiciones relevantes en los listados por ámbitos científicos en el Subject Category Listing del Journal Citation Reports (Science Citation Index) del Web of Knowledge (WoK). Las revistas electrónicas se considerarán cuando aparezcan en los listados del WoK o satisfagan los criterios para las revistas que se especifican en el apéndice I de esta resolución.</w:t>
-      </w:r>
-    </w:p>
-    <w:p>
-      <w:pPr>
-        <w:spacing w:before="20" w:after="60"/>
-        <w:jc w:val="both"/>
-      </w:pPr>
-      <w:r>
-        <w:rPr>
-          <w:sz w:val="18"/>
-          <w:szCs w:val="18"/>
-        </w:rPr>
-        <w:t>c)  Los trabajos publicados en las actas de congresos que posean un sistema de revisión externa por pares, cuando estas actas sean vehículo de difusión del conocimiento comparable a las revistas que ocupan posiciones relevantes en el Science Citation Index. No se considerarán los pósteres, ni los trabajos presentados en los Workshops ligados a los congresos.</w:t>
+        <w:t xml:space="preserve">b)  Los trabajos publicados en revistas de reconocida valía, aceptándose como tales las que ocupen posiciones relevantes en los listados por ámbitos científicos en el </w:t>
+      </w:r>
+      <w:proofErr w:type="spellStart"/>
+      <w:r>
+        <w:rPr>
+          <w:sz w:val="18"/>
+          <w:szCs w:val="18"/>
+        </w:rPr>
+        <w:t>Subject</w:t>
+      </w:r>
+      <w:proofErr w:type="spellEnd"/>
+      <w:r>
+        <w:rPr>
+          <w:sz w:val="18"/>
+          <w:szCs w:val="18"/>
+        </w:rPr>
+        <w:t xml:space="preserve"> </w:t>
+      </w:r>
+      <w:proofErr w:type="spellStart"/>
+      <w:r>
+        <w:rPr>
+          <w:sz w:val="18"/>
+          <w:szCs w:val="18"/>
+        </w:rPr>
+        <w:t>Category</w:t>
+      </w:r>
+      <w:proofErr w:type="spellEnd"/>
+      <w:r>
+        <w:rPr>
+          <w:sz w:val="18"/>
+          <w:szCs w:val="18"/>
+        </w:rPr>
+        <w:t xml:space="preserve"> </w:t>
+      </w:r>
+      <w:proofErr w:type="spellStart"/>
+      <w:r>
+        <w:rPr>
+          <w:sz w:val="18"/>
+          <w:szCs w:val="18"/>
+        </w:rPr>
+        <w:t>Listing</w:t>
+      </w:r>
+      <w:proofErr w:type="spellEnd"/>
+      <w:r>
+        <w:rPr>
+          <w:sz w:val="18"/>
+          <w:szCs w:val="18"/>
+        </w:rPr>
+        <w:t xml:space="preserve"> del </w:t>
+      </w:r>
+      <w:proofErr w:type="spellStart"/>
+      <w:r>
+        <w:rPr>
+          <w:sz w:val="18"/>
+          <w:szCs w:val="18"/>
+        </w:rPr>
+        <w:t>Journal</w:t>
+      </w:r>
+      <w:proofErr w:type="spellEnd"/>
+      <w:r>
+        <w:rPr>
+          <w:sz w:val="18"/>
+          <w:szCs w:val="18"/>
+        </w:rPr>
+        <w:t xml:space="preserve"> </w:t>
+      </w:r>
+      <w:proofErr w:type="spellStart"/>
+      <w:r>
+        <w:rPr>
+          <w:sz w:val="18"/>
+          <w:szCs w:val="18"/>
+        </w:rPr>
+        <w:t>Citation</w:t>
+      </w:r>
+      <w:proofErr w:type="spellEnd"/>
+      <w:r>
+        <w:rPr>
+          <w:sz w:val="18"/>
+          <w:szCs w:val="18"/>
+        </w:rPr>
+        <w:t xml:space="preserve"> </w:t>
+      </w:r>
+      <w:proofErr w:type="spellStart"/>
+      <w:r>
+        <w:rPr>
+          <w:sz w:val="18"/>
+          <w:szCs w:val="18"/>
+        </w:rPr>
+        <w:t>Reports</w:t>
+      </w:r>
+      <w:proofErr w:type="spellEnd"/>
+      <w:r>
+        <w:rPr>
+          <w:sz w:val="18"/>
+          <w:szCs w:val="18"/>
+        </w:rPr>
+        <w:t xml:space="preserve"> (</w:t>
+      </w:r>
+      <w:proofErr w:type="spellStart"/>
+      <w:r>
+        <w:rPr>
+          <w:sz w:val="18"/>
+          <w:szCs w:val="18"/>
+        </w:rPr>
+        <w:t>Science</w:t>
+      </w:r>
+      <w:proofErr w:type="spellEnd"/>
+      <w:r>
+        <w:rPr>
+          <w:sz w:val="18"/>
+          <w:szCs w:val="18"/>
+        </w:rPr>
+        <w:t xml:space="preserve"> </w:t>
+      </w:r>
+      <w:proofErr w:type="spellStart"/>
+      <w:r>
+        <w:rPr>
+          <w:sz w:val="18"/>
+          <w:szCs w:val="18"/>
+        </w:rPr>
+        <w:t>Citation</w:t>
+      </w:r>
+      <w:proofErr w:type="spellEnd"/>
+      <w:r>
+        <w:rPr>
+          <w:sz w:val="18"/>
+          <w:szCs w:val="18"/>
+        </w:rPr>
+        <w:t xml:space="preserve"> </w:t>
+      </w:r>
+      <w:proofErr w:type="spellStart"/>
+      <w:r>
+        <w:rPr>
+          <w:sz w:val="18"/>
+          <w:szCs w:val="18"/>
+        </w:rPr>
+        <w:t>Index</w:t>
+      </w:r>
+      <w:proofErr w:type="spellEnd"/>
+      <w:r>
+        <w:rPr>
+          <w:sz w:val="18"/>
+          <w:szCs w:val="18"/>
+        </w:rPr>
+        <w:t xml:space="preserve">) del Web </w:t>
+      </w:r>
+      <w:proofErr w:type="spellStart"/>
+      <w:r>
+        <w:rPr>
+          <w:sz w:val="18"/>
+          <w:szCs w:val="18"/>
+        </w:rPr>
+        <w:t>of</w:t>
+      </w:r>
+      <w:proofErr w:type="spellEnd"/>
+      <w:r>
+        <w:rPr>
+          <w:sz w:val="18"/>
+          <w:szCs w:val="18"/>
+        </w:rPr>
+        <w:t xml:space="preserve"> </w:t>
+      </w:r>
+      <w:proofErr w:type="spellStart"/>
+      <w:r>
+        <w:rPr>
+          <w:sz w:val="18"/>
+          <w:szCs w:val="18"/>
+        </w:rPr>
+        <w:t>Knowledge</w:t>
+      </w:r>
+      <w:proofErr w:type="spellEnd"/>
+      <w:r>
+        <w:rPr>
+          <w:sz w:val="18"/>
+          <w:szCs w:val="18"/>
+        </w:rPr>
+        <w:t xml:space="preserve"> (</w:t>
+      </w:r>
+      <w:proofErr w:type="spellStart"/>
+      <w:r>
+        <w:rPr>
+          <w:sz w:val="18"/>
+          <w:szCs w:val="18"/>
+        </w:rPr>
+        <w:t>WoK</w:t>
+      </w:r>
+      <w:proofErr w:type="spellEnd"/>
+      <w:r>
+        <w:rPr>
+          <w:sz w:val="18"/>
+          <w:szCs w:val="18"/>
+        </w:rPr>
+        <w:t xml:space="preserve">). Las revistas electrónicas se considerarán cuando aparezcan en los listados del </w:t>
+      </w:r>
+      <w:proofErr w:type="spellStart"/>
+      <w:r>
+        <w:rPr>
+          <w:sz w:val="18"/>
+          <w:szCs w:val="18"/>
+        </w:rPr>
+        <w:t>WoK</w:t>
+      </w:r>
+      <w:proofErr w:type="spellEnd"/>
+      <w:r>
+        <w:rPr>
+          <w:sz w:val="18"/>
+          <w:szCs w:val="18"/>
+        </w:rPr>
+        <w:t xml:space="preserve"> o satisfagan los criterios para las revistas que se especifican en el apéndice I de esta resolución.</w:t>
+      </w:r>
+    </w:p>
+    <w:p>
+      <w:pPr>
+        <w:spacing w:before="20" w:after="60"/>
+        <w:jc w:val="both"/>
+      </w:pPr>
+      <w:r>
+        <w:rPr>
+          <w:sz w:val="18"/>
+          <w:szCs w:val="18"/>
+        </w:rPr>
+        <w:t xml:space="preserve">c)  Los trabajos publicados en las actas de congresos que posean un sistema de revisión externa por pares, cuando estas actas sean vehículo de difusión del conocimiento comparable a las revistas que ocupan posiciones relevantes en el </w:t>
+      </w:r>
+      <w:proofErr w:type="spellStart"/>
+      <w:r>
+        <w:rPr>
+          <w:sz w:val="18"/>
+          <w:szCs w:val="18"/>
+        </w:rPr>
+        <w:t>Science</w:t>
+      </w:r>
+      <w:proofErr w:type="spellEnd"/>
+      <w:r>
+        <w:rPr>
+          <w:sz w:val="18"/>
+          <w:szCs w:val="18"/>
+        </w:rPr>
+        <w:t xml:space="preserve"> </w:t>
+      </w:r>
+      <w:proofErr w:type="spellStart"/>
+      <w:r>
+        <w:rPr>
+          <w:sz w:val="18"/>
+          <w:szCs w:val="18"/>
+        </w:rPr>
+        <w:t>Citation</w:t>
+      </w:r>
+      <w:proofErr w:type="spellEnd"/>
+      <w:r>
+        <w:rPr>
+          <w:sz w:val="18"/>
+          <w:szCs w:val="18"/>
+        </w:rPr>
+        <w:t xml:space="preserve"> </w:t>
+      </w:r>
+      <w:proofErr w:type="spellStart"/>
+      <w:r>
+        <w:rPr>
+          <w:sz w:val="18"/>
+          <w:szCs w:val="18"/>
+        </w:rPr>
+        <w:t>Index</w:t>
+      </w:r>
+      <w:proofErr w:type="spellEnd"/>
+      <w:r>
+        <w:rPr>
+          <w:sz w:val="18"/>
+          <w:szCs w:val="18"/>
+        </w:rPr>
+        <w:t>. No se considerarán los pósteres, ni los trabajos presentados en los Workshops ligados a los congresos.</w:t>
       </w:r>
     </w:p>
     <w:p>
@@ -12394,20 +15510,276 @@
           <w:sz w:val="18"/>
           <w:szCs w:val="18"/>
         </w:rPr>
-        <w:t>b)  Los trabajos publicados en revistas de reconocida valía, aceptándose como tales las que ocupen posiciones relevantes en los listados por ámbitos científicos en el «Subject Category Listing» del «Journal Citation Reports (Science Citation Index)» del «Web of Knowledge (WoK)». Las revistas electrónicas se considerarán cuando aparezcan en los listados del WoK.</w:t>
-      </w:r>
-    </w:p>
-    <w:p>
-      <w:pPr>
-        <w:spacing w:before="20" w:after="60"/>
-        <w:jc w:val="both"/>
-      </w:pPr>
-      <w:r>
-        <w:rPr>
-          <w:sz w:val="18"/>
-          <w:szCs w:val="18"/>
-        </w:rPr>
-        <w:t>c)  Los trabajos publicados en las actas de congresos que posean un sistema de revisión externa por pares, cuando estas actas sean vehículo de difusión del conocimiento comparable a las revistas que ocupan posiciones relevantes en el Science Citation Index. No se considerarán los pósteres, ni los trabajos presentados en los Workshops ligados a los congresos.</w:t>
+        <w:t>b)  Los trabajos publicados en revistas de reconocida valía, aceptándose como tales las que ocupen posiciones relevantes en los listados por ámbitos científicos en el «</w:t>
+      </w:r>
+      <w:proofErr w:type="spellStart"/>
+      <w:r>
+        <w:rPr>
+          <w:sz w:val="18"/>
+          <w:szCs w:val="18"/>
+        </w:rPr>
+        <w:t>Subject</w:t>
+      </w:r>
+      <w:proofErr w:type="spellEnd"/>
+      <w:r>
+        <w:rPr>
+          <w:sz w:val="18"/>
+          <w:szCs w:val="18"/>
+        </w:rPr>
+        <w:t xml:space="preserve"> </w:t>
+      </w:r>
+      <w:proofErr w:type="spellStart"/>
+      <w:r>
+        <w:rPr>
+          <w:sz w:val="18"/>
+          <w:szCs w:val="18"/>
+        </w:rPr>
+        <w:t>Category</w:t>
+      </w:r>
+      <w:proofErr w:type="spellEnd"/>
+      <w:r>
+        <w:rPr>
+          <w:sz w:val="18"/>
+          <w:szCs w:val="18"/>
+        </w:rPr>
+        <w:t xml:space="preserve"> </w:t>
+      </w:r>
+      <w:proofErr w:type="spellStart"/>
+      <w:r>
+        <w:rPr>
+          <w:sz w:val="18"/>
+          <w:szCs w:val="18"/>
+        </w:rPr>
+        <w:t>Listing</w:t>
+      </w:r>
+      <w:proofErr w:type="spellEnd"/>
+      <w:r>
+        <w:rPr>
+          <w:sz w:val="18"/>
+          <w:szCs w:val="18"/>
+        </w:rPr>
+        <w:t>» del «</w:t>
+      </w:r>
+      <w:proofErr w:type="spellStart"/>
+      <w:r>
+        <w:rPr>
+          <w:sz w:val="18"/>
+          <w:szCs w:val="18"/>
+        </w:rPr>
+        <w:t>Journal</w:t>
+      </w:r>
+      <w:proofErr w:type="spellEnd"/>
+      <w:r>
+        <w:rPr>
+          <w:sz w:val="18"/>
+          <w:szCs w:val="18"/>
+        </w:rPr>
+        <w:t xml:space="preserve"> </w:t>
+      </w:r>
+      <w:proofErr w:type="spellStart"/>
+      <w:r>
+        <w:rPr>
+          <w:sz w:val="18"/>
+          <w:szCs w:val="18"/>
+        </w:rPr>
+        <w:t>Citation</w:t>
+      </w:r>
+      <w:proofErr w:type="spellEnd"/>
+      <w:r>
+        <w:rPr>
+          <w:sz w:val="18"/>
+          <w:szCs w:val="18"/>
+        </w:rPr>
+        <w:t xml:space="preserve"> </w:t>
+      </w:r>
+      <w:proofErr w:type="spellStart"/>
+      <w:r>
+        <w:rPr>
+          <w:sz w:val="18"/>
+          <w:szCs w:val="18"/>
+        </w:rPr>
+        <w:t>Reports</w:t>
+      </w:r>
+      <w:proofErr w:type="spellEnd"/>
+      <w:r>
+        <w:rPr>
+          <w:sz w:val="18"/>
+          <w:szCs w:val="18"/>
+        </w:rPr>
+        <w:t xml:space="preserve"> (</w:t>
+      </w:r>
+      <w:proofErr w:type="spellStart"/>
+      <w:r>
+        <w:rPr>
+          <w:sz w:val="18"/>
+          <w:szCs w:val="18"/>
+        </w:rPr>
+        <w:t>Science</w:t>
+      </w:r>
+      <w:proofErr w:type="spellEnd"/>
+      <w:r>
+        <w:rPr>
+          <w:sz w:val="18"/>
+          <w:szCs w:val="18"/>
+        </w:rPr>
+        <w:t xml:space="preserve"> </w:t>
+      </w:r>
+      <w:proofErr w:type="spellStart"/>
+      <w:r>
+        <w:rPr>
+          <w:sz w:val="18"/>
+          <w:szCs w:val="18"/>
+        </w:rPr>
+        <w:t>Citation</w:t>
+      </w:r>
+      <w:proofErr w:type="spellEnd"/>
+      <w:r>
+        <w:rPr>
+          <w:sz w:val="18"/>
+          <w:szCs w:val="18"/>
+        </w:rPr>
+        <w:t xml:space="preserve"> </w:t>
+      </w:r>
+      <w:proofErr w:type="spellStart"/>
+      <w:r>
+        <w:rPr>
+          <w:sz w:val="18"/>
+          <w:szCs w:val="18"/>
+        </w:rPr>
+        <w:t>Index</w:t>
+      </w:r>
+      <w:proofErr w:type="spellEnd"/>
+      <w:r>
+        <w:rPr>
+          <w:sz w:val="18"/>
+          <w:szCs w:val="18"/>
+        </w:rPr>
+        <w:t xml:space="preserve">)» del «Web </w:t>
+      </w:r>
+      <w:proofErr w:type="spellStart"/>
+      <w:r>
+        <w:rPr>
+          <w:sz w:val="18"/>
+          <w:szCs w:val="18"/>
+        </w:rPr>
+        <w:t>of</w:t>
+      </w:r>
+      <w:proofErr w:type="spellEnd"/>
+      <w:r>
+        <w:rPr>
+          <w:sz w:val="18"/>
+          <w:szCs w:val="18"/>
+        </w:rPr>
+        <w:t xml:space="preserve"> </w:t>
+      </w:r>
+      <w:proofErr w:type="spellStart"/>
+      <w:r>
+        <w:rPr>
+          <w:sz w:val="18"/>
+          <w:szCs w:val="18"/>
+        </w:rPr>
+        <w:t>Knowledge</w:t>
+      </w:r>
+      <w:proofErr w:type="spellEnd"/>
+      <w:r>
+        <w:rPr>
+          <w:sz w:val="18"/>
+          <w:szCs w:val="18"/>
+        </w:rPr>
+        <w:t xml:space="preserve"> (</w:t>
+      </w:r>
+      <w:proofErr w:type="spellStart"/>
+      <w:r>
+        <w:rPr>
+          <w:sz w:val="18"/>
+          <w:szCs w:val="18"/>
+        </w:rPr>
+        <w:t>WoK</w:t>
+      </w:r>
+      <w:proofErr w:type="spellEnd"/>
+      <w:r>
+        <w:rPr>
+          <w:sz w:val="18"/>
+          <w:szCs w:val="18"/>
+        </w:rPr>
+        <w:t xml:space="preserve">)». Las revistas electrónicas se considerarán cuando aparezcan en los listados del </w:t>
+      </w:r>
+      <w:proofErr w:type="spellStart"/>
+      <w:r>
+        <w:rPr>
+          <w:sz w:val="18"/>
+          <w:szCs w:val="18"/>
+        </w:rPr>
+        <w:t>WoK</w:t>
+      </w:r>
+      <w:proofErr w:type="spellEnd"/>
+      <w:r>
+        <w:rPr>
+          <w:sz w:val="18"/>
+          <w:szCs w:val="18"/>
+        </w:rPr>
+        <w:t>.</w:t>
+      </w:r>
+    </w:p>
+    <w:p>
+      <w:pPr>
+        <w:spacing w:before="20" w:after="60"/>
+        <w:jc w:val="both"/>
+      </w:pPr>
+      <w:r>
+        <w:rPr>
+          <w:sz w:val="18"/>
+          <w:szCs w:val="18"/>
+        </w:rPr>
+        <w:t xml:space="preserve">c)  Los trabajos publicados en las actas de congresos que posean un sistema de revisión externa por pares, cuando estas actas sean vehículo de difusión del conocimiento comparable a las revistas que ocupan posiciones relevantes en el </w:t>
+      </w:r>
+      <w:proofErr w:type="spellStart"/>
+      <w:r>
+        <w:rPr>
+          <w:sz w:val="18"/>
+          <w:szCs w:val="18"/>
+        </w:rPr>
+        <w:t>Science</w:t>
+      </w:r>
+      <w:proofErr w:type="spellEnd"/>
+      <w:r>
+        <w:rPr>
+          <w:sz w:val="18"/>
+          <w:szCs w:val="18"/>
+        </w:rPr>
+        <w:t xml:space="preserve"> </w:t>
+      </w:r>
+      <w:proofErr w:type="spellStart"/>
+      <w:r>
+        <w:rPr>
+          <w:sz w:val="18"/>
+          <w:szCs w:val="18"/>
+        </w:rPr>
+        <w:t>Citation</w:t>
+      </w:r>
+      <w:proofErr w:type="spellEnd"/>
+      <w:r>
+        <w:rPr>
+          <w:sz w:val="18"/>
+          <w:szCs w:val="18"/>
+        </w:rPr>
+        <w:t xml:space="preserve"> </w:t>
+      </w:r>
+      <w:proofErr w:type="spellStart"/>
+      <w:r>
+        <w:rPr>
+          <w:sz w:val="18"/>
+          <w:szCs w:val="18"/>
+        </w:rPr>
+        <w:t>Index</w:t>
+      </w:r>
+      <w:proofErr w:type="spellEnd"/>
+      <w:r>
+        <w:rPr>
+          <w:sz w:val="18"/>
+          <w:szCs w:val="18"/>
+        </w:rPr>
+        <w:t>. No se considerarán los pósteres, ni los trabajos presentados en los Workshops ligados a los congresos.</w:t>
       </w:r>
     </w:p>
     <w:p>
@@ -12550,7 +15922,119 @@
           <w:sz w:val="18"/>
           <w:szCs w:val="18"/>
         </w:rPr>
-        <w:t xml:space="preserve">a)  Los artículos publicados en revistas de reconocida valía, aceptándose como tales las que ocupen posiciones relevantes en el listado de su categoría científica en el «Journal Citation Reports (JCR) Science Edition» en el año de su publicación. Para artículos publicados en el año de la convocatoria el JCR de referencia será el último publicado. Las revistas electrónicas se considerarán cuando aparezcan indexadas en el JCR Science Edition. Se considera que </w:t>
+        <w:t>a)  Los artículos publicados en revistas de reconocida valía, aceptándose como tales las que ocupen posiciones relevantes en el listado de su categoría científica en el «</w:t>
+      </w:r>
+      <w:proofErr w:type="spellStart"/>
+      <w:r>
+        <w:rPr>
+          <w:sz w:val="18"/>
+          <w:szCs w:val="18"/>
+        </w:rPr>
+        <w:t>Journal</w:t>
+      </w:r>
+      <w:proofErr w:type="spellEnd"/>
+      <w:r>
+        <w:rPr>
+          <w:sz w:val="18"/>
+          <w:szCs w:val="18"/>
+        </w:rPr>
+        <w:t xml:space="preserve"> </w:t>
+      </w:r>
+      <w:proofErr w:type="spellStart"/>
+      <w:r>
+        <w:rPr>
+          <w:sz w:val="18"/>
+          <w:szCs w:val="18"/>
+        </w:rPr>
+        <w:t>Citation</w:t>
+      </w:r>
+      <w:proofErr w:type="spellEnd"/>
+      <w:r>
+        <w:rPr>
+          <w:sz w:val="18"/>
+          <w:szCs w:val="18"/>
+        </w:rPr>
+        <w:t xml:space="preserve"> </w:t>
+      </w:r>
+      <w:proofErr w:type="spellStart"/>
+      <w:r>
+        <w:rPr>
+          <w:sz w:val="18"/>
+          <w:szCs w:val="18"/>
+        </w:rPr>
+        <w:t>Reports</w:t>
+      </w:r>
+      <w:proofErr w:type="spellEnd"/>
+      <w:r>
+        <w:rPr>
+          <w:sz w:val="18"/>
+          <w:szCs w:val="18"/>
+        </w:rPr>
+        <w:t xml:space="preserve"> (JCR) </w:t>
+      </w:r>
+      <w:proofErr w:type="spellStart"/>
+      <w:r>
+        <w:rPr>
+          <w:sz w:val="18"/>
+          <w:szCs w:val="18"/>
+        </w:rPr>
+        <w:t>Science</w:t>
+      </w:r>
+      <w:proofErr w:type="spellEnd"/>
+      <w:r>
+        <w:rPr>
+          <w:sz w:val="18"/>
+          <w:szCs w:val="18"/>
+        </w:rPr>
+        <w:t xml:space="preserve"> </w:t>
+      </w:r>
+      <w:proofErr w:type="spellStart"/>
+      <w:r>
+        <w:rPr>
+          <w:sz w:val="18"/>
+          <w:szCs w:val="18"/>
+        </w:rPr>
+        <w:t>Edition</w:t>
+      </w:r>
+      <w:proofErr w:type="spellEnd"/>
+      <w:r>
+        <w:rPr>
+          <w:sz w:val="18"/>
+          <w:szCs w:val="18"/>
+        </w:rPr>
+        <w:t xml:space="preserve">» en el año de su publicación. Para artículos publicados en el año de la convocatoria el JCR de referencia será el último publicado. Las revistas electrónicas se considerarán cuando aparezcan indexadas en el JCR </w:t>
+      </w:r>
+      <w:proofErr w:type="spellStart"/>
+      <w:r>
+        <w:rPr>
+          <w:sz w:val="18"/>
+          <w:szCs w:val="18"/>
+        </w:rPr>
+        <w:t>Science</w:t>
+      </w:r>
+      <w:proofErr w:type="spellEnd"/>
+      <w:r>
+        <w:rPr>
+          <w:sz w:val="18"/>
+          <w:szCs w:val="18"/>
+        </w:rPr>
+        <w:t xml:space="preserve"> </w:t>
+      </w:r>
+      <w:proofErr w:type="spellStart"/>
+      <w:r>
+        <w:rPr>
+          <w:sz w:val="18"/>
+          <w:szCs w:val="18"/>
+        </w:rPr>
+        <w:t>Edition</w:t>
+      </w:r>
+      <w:proofErr w:type="spellEnd"/>
+      <w:r>
+        <w:rPr>
+          <w:sz w:val="18"/>
+          <w:szCs w:val="18"/>
+        </w:rPr>
+        <w:t xml:space="preserve">. Se considera que </w:t>
       </w:r>
       <w:r>
         <w:rPr>
@@ -12584,7 +16068,39 @@
           <w:sz w:val="18"/>
           <w:szCs w:val="18"/>
         </w:rPr>
-        <w:t>c)  Los trabajos publicados en las actas de congresos, cuando estas actas sean vehículo de difusión del conocimiento comparable a las revistas incluidas en el JCR Science Edition. En este caso cada aportación podrá ser considerada como de menor pero suficiente relevancia o de poca relevancia a criterio del Comité.</w:t>
+        <w:t xml:space="preserve">c)  Los trabajos publicados en las actas de congresos, cuando estas actas sean vehículo de difusión del conocimiento comparable a las revistas incluidas en el JCR </w:t>
+      </w:r>
+      <w:proofErr w:type="spellStart"/>
+      <w:r>
+        <w:rPr>
+          <w:sz w:val="18"/>
+          <w:szCs w:val="18"/>
+        </w:rPr>
+        <w:t>Science</w:t>
+      </w:r>
+      <w:proofErr w:type="spellEnd"/>
+      <w:r>
+        <w:rPr>
+          <w:sz w:val="18"/>
+          <w:szCs w:val="18"/>
+        </w:rPr>
+        <w:t xml:space="preserve"> </w:t>
+      </w:r>
+      <w:proofErr w:type="spellStart"/>
+      <w:r>
+        <w:rPr>
+          <w:sz w:val="18"/>
+          <w:szCs w:val="18"/>
+        </w:rPr>
+        <w:t>Edition</w:t>
+      </w:r>
+      <w:proofErr w:type="spellEnd"/>
+      <w:r>
+        <w:rPr>
+          <w:sz w:val="18"/>
+          <w:szCs w:val="18"/>
+        </w:rPr>
+        <w:t>. En este caso cada aportación podrá ser considerada como de menor pero suficiente relevancia o de poca relevancia a criterio del Comité.</w:t>
       </w:r>
     </w:p>
     <w:p>
@@ -12754,7 +16270,119 @@
           <w:sz w:val="18"/>
           <w:szCs w:val="18"/>
         </w:rPr>
-        <w:t>a)  Los artículos publicados en revistas de reconocida valía, aceptándose como tales las que ocupen posiciones relevantes en el listado de su categoría científica en el «Journal Citation Reports (JCR) Science Edition» en el año de su publicación. Para artículos publicados en el año de la convocatoria el JCR de referencia será el último publicado. Las revistas electrónicas se considerarán cuando aparezcan indexadas en el JCR Science Edition. Se considera que las revistas de alta relevancia son las situadas en el primer y segundo cuartil. Las revistas situadas en el tercer cuartil se consideran relevancia media para el Subcampo 6.2 y las del cuarto cuartil de relevancia baja.</w:t>
+        <w:t>a)  Los artículos publicados en revistas de reconocida valía, aceptándose como tales las que ocupen posiciones relevantes en el listado de su categoría científica en el «</w:t>
+      </w:r>
+      <w:proofErr w:type="spellStart"/>
+      <w:r>
+        <w:rPr>
+          <w:sz w:val="18"/>
+          <w:szCs w:val="18"/>
+        </w:rPr>
+        <w:t>Journal</w:t>
+      </w:r>
+      <w:proofErr w:type="spellEnd"/>
+      <w:r>
+        <w:rPr>
+          <w:sz w:val="18"/>
+          <w:szCs w:val="18"/>
+        </w:rPr>
+        <w:t xml:space="preserve"> </w:t>
+      </w:r>
+      <w:proofErr w:type="spellStart"/>
+      <w:r>
+        <w:rPr>
+          <w:sz w:val="18"/>
+          <w:szCs w:val="18"/>
+        </w:rPr>
+        <w:t>Citation</w:t>
+      </w:r>
+      <w:proofErr w:type="spellEnd"/>
+      <w:r>
+        <w:rPr>
+          <w:sz w:val="18"/>
+          <w:szCs w:val="18"/>
+        </w:rPr>
+        <w:t xml:space="preserve"> </w:t>
+      </w:r>
+      <w:proofErr w:type="spellStart"/>
+      <w:r>
+        <w:rPr>
+          <w:sz w:val="18"/>
+          <w:szCs w:val="18"/>
+        </w:rPr>
+        <w:t>Reports</w:t>
+      </w:r>
+      <w:proofErr w:type="spellEnd"/>
+      <w:r>
+        <w:rPr>
+          <w:sz w:val="18"/>
+          <w:szCs w:val="18"/>
+        </w:rPr>
+        <w:t xml:space="preserve"> (JCR) </w:t>
+      </w:r>
+      <w:proofErr w:type="spellStart"/>
+      <w:r>
+        <w:rPr>
+          <w:sz w:val="18"/>
+          <w:szCs w:val="18"/>
+        </w:rPr>
+        <w:t>Science</w:t>
+      </w:r>
+      <w:proofErr w:type="spellEnd"/>
+      <w:r>
+        <w:rPr>
+          <w:sz w:val="18"/>
+          <w:szCs w:val="18"/>
+        </w:rPr>
+        <w:t xml:space="preserve"> </w:t>
+      </w:r>
+      <w:proofErr w:type="spellStart"/>
+      <w:r>
+        <w:rPr>
+          <w:sz w:val="18"/>
+          <w:szCs w:val="18"/>
+        </w:rPr>
+        <w:t>Edition</w:t>
+      </w:r>
+      <w:proofErr w:type="spellEnd"/>
+      <w:r>
+        <w:rPr>
+          <w:sz w:val="18"/>
+          <w:szCs w:val="18"/>
+        </w:rPr>
+        <w:t xml:space="preserve">» en el año de su publicación. Para artículos publicados en el año de la convocatoria el JCR de referencia será el último publicado. Las revistas electrónicas se considerarán cuando aparezcan indexadas en el JCR </w:t>
+      </w:r>
+      <w:proofErr w:type="spellStart"/>
+      <w:r>
+        <w:rPr>
+          <w:sz w:val="18"/>
+          <w:szCs w:val="18"/>
+        </w:rPr>
+        <w:t>Science</w:t>
+      </w:r>
+      <w:proofErr w:type="spellEnd"/>
+      <w:r>
+        <w:rPr>
+          <w:sz w:val="18"/>
+          <w:szCs w:val="18"/>
+        </w:rPr>
+        <w:t xml:space="preserve"> </w:t>
+      </w:r>
+      <w:proofErr w:type="spellStart"/>
+      <w:r>
+        <w:rPr>
+          <w:sz w:val="18"/>
+          <w:szCs w:val="18"/>
+        </w:rPr>
+        <w:t>Edition</w:t>
+      </w:r>
+      <w:proofErr w:type="spellEnd"/>
+      <w:r>
+        <w:rPr>
+          <w:sz w:val="18"/>
+          <w:szCs w:val="18"/>
+        </w:rPr>
+        <w:t>. Se considera que las revistas de alta relevancia son las situadas en el primer y segundo cuartil. Las revistas situadas en el tercer cuartil se consideran relevancia media para el Subcampo 6.2 y las del cuarto cuartil de relevancia baja.</w:t>
       </w:r>
     </w:p>
     <w:p>
@@ -12780,7 +16408,39 @@
           <w:sz w:val="18"/>
           <w:szCs w:val="18"/>
         </w:rPr>
-        <w:t>c)  Los trabajos publicados en las actas de congresos, cuando estas actas sean vehículo de difusión del conocimiento comparable a las revistas incluidas en el JCR Science Edition. En este caso cada aportación podrá ser considerada como de relevancia media o de poca relevancia a criterio del Comité.</w:t>
+        <w:t xml:space="preserve">c)  Los trabajos publicados en las actas de congresos, cuando estas actas sean vehículo de difusión del conocimiento comparable a las revistas incluidas en el JCR </w:t>
+      </w:r>
+      <w:proofErr w:type="spellStart"/>
+      <w:r>
+        <w:rPr>
+          <w:sz w:val="18"/>
+          <w:szCs w:val="18"/>
+        </w:rPr>
+        <w:t>Science</w:t>
+      </w:r>
+      <w:proofErr w:type="spellEnd"/>
+      <w:r>
+        <w:rPr>
+          <w:sz w:val="18"/>
+          <w:szCs w:val="18"/>
+        </w:rPr>
+        <w:t xml:space="preserve"> </w:t>
+      </w:r>
+      <w:proofErr w:type="spellStart"/>
+      <w:r>
+        <w:rPr>
+          <w:sz w:val="18"/>
+          <w:szCs w:val="18"/>
+        </w:rPr>
+        <w:t>Edition</w:t>
+      </w:r>
+      <w:proofErr w:type="spellEnd"/>
+      <w:r>
+        <w:rPr>
+          <w:sz w:val="18"/>
+          <w:szCs w:val="18"/>
+        </w:rPr>
+        <w:t>. En este caso cada aportación podrá ser considerada como de relevancia media o de poca relevancia a criterio del Comité.</w:t>
       </w:r>
     </w:p>
     <w:p>
@@ -13095,7 +16755,119 @@
           <w:sz w:val="18"/>
           <w:szCs w:val="18"/>
         </w:rPr>
-        <w:t>a)  Los artículos publicados en revistas de reconocida valía, aceptándose como tales las que ocupen posiciones relevantes en el listado de su categoría científica en el «Journal Citation Reports (JCR) Science Edition» en el año de su publicación. Para artículos publicados en el año de la convocatoria el JCR de referencia será el último publicado. Las revistas electrónicas se considerarán cuando aparezcan indexadas en el JCR Science Edition. Se consideran revistas de alta relevancia las situadas en el primer y segundo cuartil. Las revistas situadas en el tercer cuartil se consideran relevancia media para el Subcampo 6.2 y las del cuarto cuartil de relevancia baja.</w:t>
+        <w:t>a)  Los artículos publicados en revistas de reconocida valía, aceptándose como tales las que ocupen posiciones relevantes en el listado de su categoría científica en el «</w:t>
+      </w:r>
+      <w:proofErr w:type="spellStart"/>
+      <w:r>
+        <w:rPr>
+          <w:sz w:val="18"/>
+          <w:szCs w:val="18"/>
+        </w:rPr>
+        <w:t>Journal</w:t>
+      </w:r>
+      <w:proofErr w:type="spellEnd"/>
+      <w:r>
+        <w:rPr>
+          <w:sz w:val="18"/>
+          <w:szCs w:val="18"/>
+        </w:rPr>
+        <w:t xml:space="preserve"> </w:t>
+      </w:r>
+      <w:proofErr w:type="spellStart"/>
+      <w:r>
+        <w:rPr>
+          <w:sz w:val="18"/>
+          <w:szCs w:val="18"/>
+        </w:rPr>
+        <w:t>Citation</w:t>
+      </w:r>
+      <w:proofErr w:type="spellEnd"/>
+      <w:r>
+        <w:rPr>
+          <w:sz w:val="18"/>
+          <w:szCs w:val="18"/>
+        </w:rPr>
+        <w:t xml:space="preserve"> </w:t>
+      </w:r>
+      <w:proofErr w:type="spellStart"/>
+      <w:r>
+        <w:rPr>
+          <w:sz w:val="18"/>
+          <w:szCs w:val="18"/>
+        </w:rPr>
+        <w:t>Reports</w:t>
+      </w:r>
+      <w:proofErr w:type="spellEnd"/>
+      <w:r>
+        <w:rPr>
+          <w:sz w:val="18"/>
+          <w:szCs w:val="18"/>
+        </w:rPr>
+        <w:t xml:space="preserve"> (JCR) </w:t>
+      </w:r>
+      <w:proofErr w:type="spellStart"/>
+      <w:r>
+        <w:rPr>
+          <w:sz w:val="18"/>
+          <w:szCs w:val="18"/>
+        </w:rPr>
+        <w:t>Science</w:t>
+      </w:r>
+      <w:proofErr w:type="spellEnd"/>
+      <w:r>
+        <w:rPr>
+          <w:sz w:val="18"/>
+          <w:szCs w:val="18"/>
+        </w:rPr>
+        <w:t xml:space="preserve"> </w:t>
+      </w:r>
+      <w:proofErr w:type="spellStart"/>
+      <w:r>
+        <w:rPr>
+          <w:sz w:val="18"/>
+          <w:szCs w:val="18"/>
+        </w:rPr>
+        <w:t>Edition</w:t>
+      </w:r>
+      <w:proofErr w:type="spellEnd"/>
+      <w:r>
+        <w:rPr>
+          <w:sz w:val="18"/>
+          <w:szCs w:val="18"/>
+        </w:rPr>
+        <w:t xml:space="preserve">» en el año de su publicación. Para artículos publicados en el año de la convocatoria el JCR de referencia será el último publicado. Las revistas electrónicas se considerarán cuando aparezcan indexadas en el JCR </w:t>
+      </w:r>
+      <w:proofErr w:type="spellStart"/>
+      <w:r>
+        <w:rPr>
+          <w:sz w:val="18"/>
+          <w:szCs w:val="18"/>
+        </w:rPr>
+        <w:t>Science</w:t>
+      </w:r>
+      <w:proofErr w:type="spellEnd"/>
+      <w:r>
+        <w:rPr>
+          <w:sz w:val="18"/>
+          <w:szCs w:val="18"/>
+        </w:rPr>
+        <w:t xml:space="preserve"> </w:t>
+      </w:r>
+      <w:proofErr w:type="spellStart"/>
+      <w:r>
+        <w:rPr>
+          <w:sz w:val="18"/>
+          <w:szCs w:val="18"/>
+        </w:rPr>
+        <w:t>Edition</w:t>
+      </w:r>
+      <w:proofErr w:type="spellEnd"/>
+      <w:r>
+        <w:rPr>
+          <w:sz w:val="18"/>
+          <w:szCs w:val="18"/>
+        </w:rPr>
+        <w:t>. Se consideran revistas de alta relevancia las situadas en el primer y segundo cuartil. Las revistas situadas en el tercer cuartil se consideran relevancia media para el Subcampo 6.2 y las del cuarto cuartil de relevancia baja.</w:t>
       </w:r>
     </w:p>
     <w:p>
@@ -13121,7 +16893,39 @@
           <w:sz w:val="18"/>
           <w:szCs w:val="18"/>
         </w:rPr>
-        <w:t>c)  Los trabajos publicados en las actas de congresos, cuando estas actas sean vehículo de difusión del conocimiento comparable a las revistas incluidas en el JCR Science Edition. En este caso cada aportación podrá ser considerada como de relevancia media o de poca relevancia a criterio del Comité.</w:t>
+        <w:t xml:space="preserve">c)  Los trabajos publicados en las actas de congresos, cuando estas actas sean vehículo de difusión del conocimiento comparable a las revistas incluidas en el JCR </w:t>
+      </w:r>
+      <w:proofErr w:type="spellStart"/>
+      <w:r>
+        <w:rPr>
+          <w:sz w:val="18"/>
+          <w:szCs w:val="18"/>
+        </w:rPr>
+        <w:t>Science</w:t>
+      </w:r>
+      <w:proofErr w:type="spellEnd"/>
+      <w:r>
+        <w:rPr>
+          <w:sz w:val="18"/>
+          <w:szCs w:val="18"/>
+        </w:rPr>
+        <w:t xml:space="preserve"> </w:t>
+      </w:r>
+      <w:proofErr w:type="spellStart"/>
+      <w:r>
+        <w:rPr>
+          <w:sz w:val="18"/>
+          <w:szCs w:val="18"/>
+        </w:rPr>
+        <w:t>Edition</w:t>
+      </w:r>
+      <w:proofErr w:type="spellEnd"/>
+      <w:r>
+        <w:rPr>
+          <w:sz w:val="18"/>
+          <w:szCs w:val="18"/>
+        </w:rPr>
+        <w:t>. En este caso cada aportación podrá ser considerada como de relevancia media o de poca relevancia a criterio del Comité.</w:t>
       </w:r>
     </w:p>
     <w:p>
@@ -13292,7 +17096,23 @@
           <w:szCs w:val="18"/>
         </w:rPr>
         <w:lastRenderedPageBreak/>
-        <w:t>5. Como norma general, para poder alcanzar una evaluación positiva, cada una de las aportaciones del curriculum vitae abreviado deberán cumplir alguno de los criterios descritos en los apartados anteriores.</w:t>
+        <w:t xml:space="preserve">5. Como norma general, para poder alcanzar una evaluación positiva, cada una de las aportaciones del </w:t>
+      </w:r>
+      <w:proofErr w:type="spellStart"/>
+      <w:r>
+        <w:rPr>
+          <w:sz w:val="18"/>
+          <w:szCs w:val="18"/>
+        </w:rPr>
+        <w:t>curriculum</w:t>
+      </w:r>
+      <w:proofErr w:type="spellEnd"/>
+      <w:r>
+        <w:rPr>
+          <w:sz w:val="18"/>
+          <w:szCs w:val="18"/>
+        </w:rPr>
+        <w:t xml:space="preserve"> vitae abreviado deberán cumplir alguno de los criterios descritos en los apartados anteriores.</w:t>
       </w:r>
     </w:p>
     <w:p>
@@ -13449,7 +17269,119 @@
           <w:sz w:val="18"/>
           <w:szCs w:val="18"/>
         </w:rPr>
-        <w:t>a)  Los artículos publicados en revistas de reconocida valía, aceptándose como tales las que ocupen posiciones relevantes en el listado de su categoría científica en el «Journal Citation Reports (JCR) Science Edition» en el año de su publicación. Para artículos publicados en el año de la convocatoria el JCR de referencia será el último publicado. Las revistas electrónicas se considerarán cuando aparezcan indexadas en el JCR Science Edition. Se consideran revistas de alta relevancia las situadas en el primer y segundo cuartil. Las revistas situadas en el tercer cuartil se consideran relevancia media para el Subcampo 6.2 y las del cuarto cuartil de relevancia baja.</w:t>
+        <w:t>a)  Los artículos publicados en revistas de reconocida valía, aceptándose como tales las que ocupen posiciones relevantes en el listado de su categoría científica en el «</w:t>
+      </w:r>
+      <w:proofErr w:type="spellStart"/>
+      <w:r>
+        <w:rPr>
+          <w:sz w:val="18"/>
+          <w:szCs w:val="18"/>
+        </w:rPr>
+        <w:t>Journal</w:t>
+      </w:r>
+      <w:proofErr w:type="spellEnd"/>
+      <w:r>
+        <w:rPr>
+          <w:sz w:val="18"/>
+          <w:szCs w:val="18"/>
+        </w:rPr>
+        <w:t xml:space="preserve"> </w:t>
+      </w:r>
+      <w:proofErr w:type="spellStart"/>
+      <w:r>
+        <w:rPr>
+          <w:sz w:val="18"/>
+          <w:szCs w:val="18"/>
+        </w:rPr>
+        <w:t>Citation</w:t>
+      </w:r>
+      <w:proofErr w:type="spellEnd"/>
+      <w:r>
+        <w:rPr>
+          <w:sz w:val="18"/>
+          <w:szCs w:val="18"/>
+        </w:rPr>
+        <w:t xml:space="preserve"> </w:t>
+      </w:r>
+      <w:proofErr w:type="spellStart"/>
+      <w:r>
+        <w:rPr>
+          <w:sz w:val="18"/>
+          <w:szCs w:val="18"/>
+        </w:rPr>
+        <w:t>Reports</w:t>
+      </w:r>
+      <w:proofErr w:type="spellEnd"/>
+      <w:r>
+        <w:rPr>
+          <w:sz w:val="18"/>
+          <w:szCs w:val="18"/>
+        </w:rPr>
+        <w:t xml:space="preserve"> (JCR) </w:t>
+      </w:r>
+      <w:proofErr w:type="spellStart"/>
+      <w:r>
+        <w:rPr>
+          <w:sz w:val="18"/>
+          <w:szCs w:val="18"/>
+        </w:rPr>
+        <w:t>Science</w:t>
+      </w:r>
+      <w:proofErr w:type="spellEnd"/>
+      <w:r>
+        <w:rPr>
+          <w:sz w:val="18"/>
+          <w:szCs w:val="18"/>
+        </w:rPr>
+        <w:t xml:space="preserve"> </w:t>
+      </w:r>
+      <w:proofErr w:type="spellStart"/>
+      <w:r>
+        <w:rPr>
+          <w:sz w:val="18"/>
+          <w:szCs w:val="18"/>
+        </w:rPr>
+        <w:t>Edition</w:t>
+      </w:r>
+      <w:proofErr w:type="spellEnd"/>
+      <w:r>
+        <w:rPr>
+          <w:sz w:val="18"/>
+          <w:szCs w:val="18"/>
+        </w:rPr>
+        <w:t xml:space="preserve">» en el año de su publicación. Para artículos publicados en el año de la convocatoria el JCR de referencia será el último publicado. Las revistas electrónicas se considerarán cuando aparezcan indexadas en el JCR </w:t>
+      </w:r>
+      <w:proofErr w:type="spellStart"/>
+      <w:r>
+        <w:rPr>
+          <w:sz w:val="18"/>
+          <w:szCs w:val="18"/>
+        </w:rPr>
+        <w:t>Science</w:t>
+      </w:r>
+      <w:proofErr w:type="spellEnd"/>
+      <w:r>
+        <w:rPr>
+          <w:sz w:val="18"/>
+          <w:szCs w:val="18"/>
+        </w:rPr>
+        <w:t xml:space="preserve"> </w:t>
+      </w:r>
+      <w:proofErr w:type="spellStart"/>
+      <w:r>
+        <w:rPr>
+          <w:sz w:val="18"/>
+          <w:szCs w:val="18"/>
+        </w:rPr>
+        <w:t>Edition</w:t>
+      </w:r>
+      <w:proofErr w:type="spellEnd"/>
+      <w:r>
+        <w:rPr>
+          <w:sz w:val="18"/>
+          <w:szCs w:val="18"/>
+        </w:rPr>
+        <w:t>. Se consideran revistas de alta relevancia las situadas en el primer y segundo cuartil. Las revistas situadas en el tercer cuartil se consideran relevancia media para el Subcampo 6.2 y las del cuarto cuartil de relevancia baja.</w:t>
       </w:r>
     </w:p>
     <w:p>
@@ -13488,7 +17420,71 @@
           <w:sz w:val="18"/>
           <w:szCs w:val="18"/>
         </w:rPr>
-        <w:t>c)  Los trabajos publicados en las actas de congresos, cuando estas actas sean vehículo de difusión del conocimiento comparable a las revistas incluidas en el JCR Science Edition, como por ejemplo los listados en posiciones relevantes del índice Computing Research and Education (CORE), el SCIE (Sociedad Científica Informática de España) u otro de similar entidad. En este caso cada aportación podrá ser considerada, con carácter general, como de relevancia media o de poca relevancia a criterio del Comité, y en función de aspectos como puesto en los índices citados, número de páginas, número de autores y naturaleza de la aportación.</w:t>
+        <w:t xml:space="preserve">c)  Los trabajos publicados en las actas de congresos, cuando estas actas sean vehículo de difusión del conocimiento comparable a las revistas incluidas en el JCR </w:t>
+      </w:r>
+      <w:proofErr w:type="spellStart"/>
+      <w:r>
+        <w:rPr>
+          <w:sz w:val="18"/>
+          <w:szCs w:val="18"/>
+        </w:rPr>
+        <w:t>Science</w:t>
+      </w:r>
+      <w:proofErr w:type="spellEnd"/>
+      <w:r>
+        <w:rPr>
+          <w:sz w:val="18"/>
+          <w:szCs w:val="18"/>
+        </w:rPr>
+        <w:t xml:space="preserve"> </w:t>
+      </w:r>
+      <w:proofErr w:type="spellStart"/>
+      <w:r>
+        <w:rPr>
+          <w:sz w:val="18"/>
+          <w:szCs w:val="18"/>
+        </w:rPr>
+        <w:t>Edition</w:t>
+      </w:r>
+      <w:proofErr w:type="spellEnd"/>
+      <w:r>
+        <w:rPr>
+          <w:sz w:val="18"/>
+          <w:szCs w:val="18"/>
+        </w:rPr>
+        <w:t xml:space="preserve">, como por ejemplo los listados en posiciones relevantes del índice Computing </w:t>
+      </w:r>
+      <w:proofErr w:type="spellStart"/>
+      <w:r>
+        <w:rPr>
+          <w:sz w:val="18"/>
+          <w:szCs w:val="18"/>
+        </w:rPr>
+        <w:t>Research</w:t>
+      </w:r>
+      <w:proofErr w:type="spellEnd"/>
+      <w:r>
+        <w:rPr>
+          <w:sz w:val="18"/>
+          <w:szCs w:val="18"/>
+        </w:rPr>
+        <w:t xml:space="preserve"> and </w:t>
+      </w:r>
+      <w:proofErr w:type="spellStart"/>
+      <w:r>
+        <w:rPr>
+          <w:sz w:val="18"/>
+          <w:szCs w:val="18"/>
+        </w:rPr>
+        <w:t>Education</w:t>
+      </w:r>
+      <w:proofErr w:type="spellEnd"/>
+      <w:r>
+        <w:rPr>
+          <w:sz w:val="18"/>
+          <w:szCs w:val="18"/>
+        </w:rPr>
+        <w:t xml:space="preserve"> (CORE), el SCIE (Sociedad Científica Informática de España) u otro de similar entidad. En este caso cada aportación podrá ser considerada, con carácter general, como de relevancia media o de poca relevancia a criterio del Comité, y en función de aspectos como puesto en los índices citados, número de páginas, número de autores y naturaleza de la aportación.</w:t>
       </w:r>
     </w:p>
     <w:p>
@@ -13816,7 +17812,87 @@
           <w:sz w:val="18"/>
           <w:szCs w:val="18"/>
         </w:rPr>
-        <w:t>a) Los artículos que supongan progreso real del conocimiento en el ámbito del Subcampo 6.2, siendo indicativo de ello el haber sido publicados en revistas de reconocida valía, ya sean electrónicas o no, aceptándose como tales las que ocupen posiciones relevantes en el listado de su categoría científica en el Journal Citation Reports (JCR) Science Edition en el año de su publicación. Para artículos publicados en el año de la convocatoria, el JCR de referencia será el último publicado. Se consideran revistas de alta relevancia las situadas en el primer y segundo cuartil. Las revistas situadas en el tercer cuartil se consideran de relevancia media y las de cuarto cuartil de relevancia baja. En cualquier caso, se consideran fundamentalmente aquellas revistas indexadas en las categorías relacionadas en el ámbito de investigación evaluable por el Subcampo 6.2. De forma excepcional, se podrá valorar la relevancia de artículos publicados en revistas indexadas en otras categorías en función de la contribución real al progreso del conocimiento en las áreas del Subcampo 6.2 si la hubiera.</w:t>
+        <w:t xml:space="preserve">a) Los artículos que supongan progreso real del conocimiento en el ámbito del Subcampo 6.2, siendo indicativo de ello el haber sido publicados en revistas de reconocida valía, ya sean electrónicas o no, aceptándose como tales las que ocupen posiciones relevantes en el listado de su categoría científica en el </w:t>
+      </w:r>
+      <w:proofErr w:type="spellStart"/>
+      <w:r>
+        <w:rPr>
+          <w:sz w:val="18"/>
+          <w:szCs w:val="18"/>
+        </w:rPr>
+        <w:t>Journal</w:t>
+      </w:r>
+      <w:proofErr w:type="spellEnd"/>
+      <w:r>
+        <w:rPr>
+          <w:sz w:val="18"/>
+          <w:szCs w:val="18"/>
+        </w:rPr>
+        <w:t xml:space="preserve"> </w:t>
+      </w:r>
+      <w:proofErr w:type="spellStart"/>
+      <w:r>
+        <w:rPr>
+          <w:sz w:val="18"/>
+          <w:szCs w:val="18"/>
+        </w:rPr>
+        <w:t>Citation</w:t>
+      </w:r>
+      <w:proofErr w:type="spellEnd"/>
+      <w:r>
+        <w:rPr>
+          <w:sz w:val="18"/>
+          <w:szCs w:val="18"/>
+        </w:rPr>
+        <w:t xml:space="preserve"> </w:t>
+      </w:r>
+      <w:proofErr w:type="spellStart"/>
+      <w:r>
+        <w:rPr>
+          <w:sz w:val="18"/>
+          <w:szCs w:val="18"/>
+        </w:rPr>
+        <w:t>Reports</w:t>
+      </w:r>
+      <w:proofErr w:type="spellEnd"/>
+      <w:r>
+        <w:rPr>
+          <w:sz w:val="18"/>
+          <w:szCs w:val="18"/>
+        </w:rPr>
+        <w:t xml:space="preserve"> (JCR) </w:t>
+      </w:r>
+      <w:proofErr w:type="spellStart"/>
+      <w:r>
+        <w:rPr>
+          <w:sz w:val="18"/>
+          <w:szCs w:val="18"/>
+        </w:rPr>
+        <w:t>Science</w:t>
+      </w:r>
+      <w:proofErr w:type="spellEnd"/>
+      <w:r>
+        <w:rPr>
+          <w:sz w:val="18"/>
+          <w:szCs w:val="18"/>
+        </w:rPr>
+        <w:t xml:space="preserve"> </w:t>
+      </w:r>
+      <w:proofErr w:type="spellStart"/>
+      <w:r>
+        <w:rPr>
+          <w:sz w:val="18"/>
+          <w:szCs w:val="18"/>
+        </w:rPr>
+        <w:t>Edition</w:t>
+      </w:r>
+      <w:proofErr w:type="spellEnd"/>
+      <w:r>
+        <w:rPr>
+          <w:sz w:val="18"/>
+          <w:szCs w:val="18"/>
+        </w:rPr>
+        <w:t xml:space="preserve"> en el año de su publicación. Para artículos publicados en el año de la convocatoria, el JCR de referencia será el último publicado. Se consideran revistas de alta relevancia las situadas en el primer y segundo cuartil. Las revistas situadas en el tercer cuartil se consideran de relevancia media y las de cuarto cuartil de relevancia baja. En cualquier caso, se consideran fundamentalmente aquellas revistas indexadas en las categorías relacionadas en el ámbito de investigación evaluable por el Subcampo 6.2. De forma excepcional, se podrá valorar la relevancia de artículos publicados en revistas indexadas en otras categorías en función de la contribución real al progreso del conocimiento en las áreas del Subcampo 6.2 si la hubiera.</w:t>
       </w:r>
     </w:p>
     <w:p>
@@ -13855,7 +17931,71 @@
           <w:sz w:val="18"/>
           <w:szCs w:val="18"/>
         </w:rPr>
-        <w:t>c) Los trabajos publicados en las actas de congresos, cuando estas actas sean vehículo de difusión del conocimiento comparable a las revistas incluidas en el JCR Science Edition, como por ejemplo los listados en posiciones relevantes del índice Computing Research and Education (CORE), el SCIE (Sociedad Científica Informática de España) u otro de similar entidad. En este caso, cada aportación podrá ser considerada, con carácter general, como de relevancia media o de poca relevancia a criterio del Comité, y en función de aspectos como puesto en los índices citados, número de páginas, número de autores y naturaleza de la aportación.</w:t>
+        <w:t xml:space="preserve">c) Los trabajos publicados en las actas de congresos, cuando estas actas sean vehículo de difusión del conocimiento comparable a las revistas incluidas en el JCR </w:t>
+      </w:r>
+      <w:proofErr w:type="spellStart"/>
+      <w:r>
+        <w:rPr>
+          <w:sz w:val="18"/>
+          <w:szCs w:val="18"/>
+        </w:rPr>
+        <w:t>Science</w:t>
+      </w:r>
+      <w:proofErr w:type="spellEnd"/>
+      <w:r>
+        <w:rPr>
+          <w:sz w:val="18"/>
+          <w:szCs w:val="18"/>
+        </w:rPr>
+        <w:t xml:space="preserve"> </w:t>
+      </w:r>
+      <w:proofErr w:type="spellStart"/>
+      <w:r>
+        <w:rPr>
+          <w:sz w:val="18"/>
+          <w:szCs w:val="18"/>
+        </w:rPr>
+        <w:t>Edition</w:t>
+      </w:r>
+      <w:proofErr w:type="spellEnd"/>
+      <w:r>
+        <w:rPr>
+          <w:sz w:val="18"/>
+          <w:szCs w:val="18"/>
+        </w:rPr>
+        <w:t xml:space="preserve">, como por ejemplo los listados en posiciones relevantes del índice Computing </w:t>
+      </w:r>
+      <w:proofErr w:type="spellStart"/>
+      <w:r>
+        <w:rPr>
+          <w:sz w:val="18"/>
+          <w:szCs w:val="18"/>
+        </w:rPr>
+        <w:t>Research</w:t>
+      </w:r>
+      <w:proofErr w:type="spellEnd"/>
+      <w:r>
+        <w:rPr>
+          <w:sz w:val="18"/>
+          <w:szCs w:val="18"/>
+        </w:rPr>
+        <w:t xml:space="preserve"> and </w:t>
+      </w:r>
+      <w:proofErr w:type="spellStart"/>
+      <w:r>
+        <w:rPr>
+          <w:sz w:val="18"/>
+          <w:szCs w:val="18"/>
+        </w:rPr>
+        <w:t>Education</w:t>
+      </w:r>
+      <w:proofErr w:type="spellEnd"/>
+      <w:r>
+        <w:rPr>
+          <w:sz w:val="18"/>
+          <w:szCs w:val="18"/>
+        </w:rPr>
+        <w:t xml:space="preserve"> (CORE), el SCIE (Sociedad Científica Informática de España) u otro de similar entidad. En este caso, cada aportación podrá ser considerada, con carácter general, como de relevancia media o de poca relevancia a criterio del Comité, y en función de aspectos como puesto en los índices citados, número de páginas, número de autores y naturaleza de la aportación.</w:t>
       </w:r>
     </w:p>
     <w:p>
@@ -14170,7 +18310,87 @@
           <w:sz w:val="18"/>
           <w:szCs w:val="18"/>
         </w:rPr>
-        <w:t>a) Los artículos que supongan progreso real del conocimiento en el ámbito del Subcampo 6.2, siendo indicativo de ello el haber sido publicados en revistas de reconocida valía, aceptándose como tales las que ocupen posiciones relevantes en el listado de su categoría científica en el «Journal Citation Reports (JCR), Science Edition», en el año de su publicación. Para artículos publicados en el año de la convocatoria, el JCR de referencia será el último publicado. Se consideran revistas de alta relevancia las situadas en el primer y segundo cuartil. Las revistas situadas en el tercer cuartil se consideran de relevancia media y las de cuarto cuartil de relevancia baja. En cualquier caso, se consideran fundamentalmente aquellas revistas indexadas en las categorías relacionadas en el ámbito de investigación evaluable por el Subcampo 6.2. De forma excepcional, se podrá valorar la relevancia de artículos publicados en revistas indexadas en otras categorías en función de la contribución real al progreso del conocimiento en las áreas del Subcampo 6.2 si la hubiera.</w:t>
+        <w:t>a) Los artículos que supongan progreso real del conocimiento en el ámbito del Subcampo 6.2, siendo indicativo de ello el haber sido publicados en revistas de reconocida valía, aceptándose como tales las que ocupen posiciones relevantes en el listado de su categoría científica en el «</w:t>
+      </w:r>
+      <w:proofErr w:type="spellStart"/>
+      <w:r>
+        <w:rPr>
+          <w:sz w:val="18"/>
+          <w:szCs w:val="18"/>
+        </w:rPr>
+        <w:t>Journal</w:t>
+      </w:r>
+      <w:proofErr w:type="spellEnd"/>
+      <w:r>
+        <w:rPr>
+          <w:sz w:val="18"/>
+          <w:szCs w:val="18"/>
+        </w:rPr>
+        <w:t xml:space="preserve"> </w:t>
+      </w:r>
+      <w:proofErr w:type="spellStart"/>
+      <w:r>
+        <w:rPr>
+          <w:sz w:val="18"/>
+          <w:szCs w:val="18"/>
+        </w:rPr>
+        <w:t>Citation</w:t>
+      </w:r>
+      <w:proofErr w:type="spellEnd"/>
+      <w:r>
+        <w:rPr>
+          <w:sz w:val="18"/>
+          <w:szCs w:val="18"/>
+        </w:rPr>
+        <w:t xml:space="preserve"> </w:t>
+      </w:r>
+      <w:proofErr w:type="spellStart"/>
+      <w:r>
+        <w:rPr>
+          <w:sz w:val="18"/>
+          <w:szCs w:val="18"/>
+        </w:rPr>
+        <w:t>Reports</w:t>
+      </w:r>
+      <w:proofErr w:type="spellEnd"/>
+      <w:r>
+        <w:rPr>
+          <w:sz w:val="18"/>
+          <w:szCs w:val="18"/>
+        </w:rPr>
+        <w:t xml:space="preserve"> (JCR), </w:t>
+      </w:r>
+      <w:proofErr w:type="spellStart"/>
+      <w:r>
+        <w:rPr>
+          <w:sz w:val="18"/>
+          <w:szCs w:val="18"/>
+        </w:rPr>
+        <w:t>Science</w:t>
+      </w:r>
+      <w:proofErr w:type="spellEnd"/>
+      <w:r>
+        <w:rPr>
+          <w:sz w:val="18"/>
+          <w:szCs w:val="18"/>
+        </w:rPr>
+        <w:t xml:space="preserve"> </w:t>
+      </w:r>
+      <w:proofErr w:type="spellStart"/>
+      <w:r>
+        <w:rPr>
+          <w:sz w:val="18"/>
+          <w:szCs w:val="18"/>
+        </w:rPr>
+        <w:t>Edition</w:t>
+      </w:r>
+      <w:proofErr w:type="spellEnd"/>
+      <w:r>
+        <w:rPr>
+          <w:sz w:val="18"/>
+          <w:szCs w:val="18"/>
+        </w:rPr>
+        <w:t>», en el año de su publicación. Para artículos publicados en el año de la convocatoria, el JCR de referencia será el último publicado. Se consideran revistas de alta relevancia las situadas en el primer y segundo cuartil. Las revistas situadas en el tercer cuartil se consideran de relevancia media y las de cuarto cuartil de relevancia baja. En cualquier caso, se consideran fundamentalmente aquellas revistas indexadas en las categorías relacionadas en el ámbito de investigación evaluable por el Subcampo 6.2. De forma excepcional, se podrá valorar la relevancia de artículos publicados en revistas indexadas en otras categorías en función de la contribución real al progreso del conocimiento en las áreas del Subcampo 6.2 si la hubiera.</w:t>
       </w:r>
     </w:p>
     <w:p>
@@ -14209,7 +18429,71 @@
           <w:sz w:val="18"/>
           <w:szCs w:val="18"/>
         </w:rPr>
-        <w:t>c) Los trabajos publicados en las actas de congresos, cuando estas actas sean vehículo de difusión del conocimiento comparable a las revistas incluidas en el JCR Science Edition, como por ejemplo los listados en posiciones relevantes del índice Computing Research and Education (CORE), el SCIE (Sociedad Científica Informática de España) u otro de similar entidad. En este caso, cada aportación podrá ser considerada, con carácter general, como de relevancia media o de poca relevancia a criterio del Comité, y en función de aspectos como puesto en los índices citados, número de páginas, número de autores y naturaleza de la aportación.</w:t>
+        <w:t xml:space="preserve">c) Los trabajos publicados en las actas de congresos, cuando estas actas sean vehículo de difusión del conocimiento comparable a las revistas incluidas en el JCR </w:t>
+      </w:r>
+      <w:proofErr w:type="spellStart"/>
+      <w:r>
+        <w:rPr>
+          <w:sz w:val="18"/>
+          <w:szCs w:val="18"/>
+        </w:rPr>
+        <w:t>Science</w:t>
+      </w:r>
+      <w:proofErr w:type="spellEnd"/>
+      <w:r>
+        <w:rPr>
+          <w:sz w:val="18"/>
+          <w:szCs w:val="18"/>
+        </w:rPr>
+        <w:t xml:space="preserve"> </w:t>
+      </w:r>
+      <w:proofErr w:type="spellStart"/>
+      <w:r>
+        <w:rPr>
+          <w:sz w:val="18"/>
+          <w:szCs w:val="18"/>
+        </w:rPr>
+        <w:t>Edition</w:t>
+      </w:r>
+      <w:proofErr w:type="spellEnd"/>
+      <w:r>
+        <w:rPr>
+          <w:sz w:val="18"/>
+          <w:szCs w:val="18"/>
+        </w:rPr>
+        <w:t xml:space="preserve">, como por ejemplo los listados en posiciones relevantes del índice Computing </w:t>
+      </w:r>
+      <w:proofErr w:type="spellStart"/>
+      <w:r>
+        <w:rPr>
+          <w:sz w:val="18"/>
+          <w:szCs w:val="18"/>
+        </w:rPr>
+        <w:t>Research</w:t>
+      </w:r>
+      <w:proofErr w:type="spellEnd"/>
+      <w:r>
+        <w:rPr>
+          <w:sz w:val="18"/>
+          <w:szCs w:val="18"/>
+        </w:rPr>
+        <w:t xml:space="preserve"> and </w:t>
+      </w:r>
+      <w:proofErr w:type="spellStart"/>
+      <w:r>
+        <w:rPr>
+          <w:sz w:val="18"/>
+          <w:szCs w:val="18"/>
+        </w:rPr>
+        <w:t>Education</w:t>
+      </w:r>
+      <w:proofErr w:type="spellEnd"/>
+      <w:r>
+        <w:rPr>
+          <w:sz w:val="18"/>
+          <w:szCs w:val="18"/>
+        </w:rPr>
+        <w:t xml:space="preserve"> (CORE), el SCIE (Sociedad Científica Informática de España) u otro de similar entidad. En este caso, cada aportación podrá ser considerada, con carácter general, como de relevancia media o de poca relevancia a criterio del Comité, y en función de aspectos como puesto en los índices citados, número de páginas, número de autores y naturaleza de la aportación.</w:t>
       </w:r>
     </w:p>
     <w:p>
@@ -14524,7 +18808,87 @@
           <w:sz w:val="18"/>
           <w:szCs w:val="18"/>
         </w:rPr>
-        <w:t>a) Los artículos que supongan progreso real del conocimiento en el ámbito del Subcampo 6.2, siendo indicativo de ello el haber sido publicados en revistas de reconocida valía, aceptándose como tales las que ocupen posiciones relevantes en el listado de su categoría científica en el «Journal Citation Reports (JCR), Science Edition», en el año de su publicación. Para artículos publicados en el año de la convocatoria, el JCR de referencia será el último publicado. Se consideran revistas de alta relevancia las situadas en el primer y segundo cuartil. Las revistas situadas en el tercer cuartil se consideran de relevancia media y las de cuarto cuartil de relevancia baja. En cualquier caso, se consideran fundamentalmente aquellas revistas indexadas en las categorías relacionadas en el ámbito de investigación evaluable por el Subcampo 6.2. De forma excepcional, se podrá valorar la relevancia de artículos publicados en revistas indexadas en otras categorías en función de la contribución real al progreso del conocimiento en las áreas del Subcampo 6.2 si la hubiera.</w:t>
+        <w:t>a) Los artículos que supongan progreso real del conocimiento en el ámbito del Subcampo 6.2, siendo indicativo de ello el haber sido publicados en revistas de reconocida valía, aceptándose como tales las que ocupen posiciones relevantes en el listado de su categoría científica en el «</w:t>
+      </w:r>
+      <w:proofErr w:type="spellStart"/>
+      <w:r>
+        <w:rPr>
+          <w:sz w:val="18"/>
+          <w:szCs w:val="18"/>
+        </w:rPr>
+        <w:t>Journal</w:t>
+      </w:r>
+      <w:proofErr w:type="spellEnd"/>
+      <w:r>
+        <w:rPr>
+          <w:sz w:val="18"/>
+          <w:szCs w:val="18"/>
+        </w:rPr>
+        <w:t xml:space="preserve"> </w:t>
+      </w:r>
+      <w:proofErr w:type="spellStart"/>
+      <w:r>
+        <w:rPr>
+          <w:sz w:val="18"/>
+          <w:szCs w:val="18"/>
+        </w:rPr>
+        <w:t>Citation</w:t>
+      </w:r>
+      <w:proofErr w:type="spellEnd"/>
+      <w:r>
+        <w:rPr>
+          <w:sz w:val="18"/>
+          <w:szCs w:val="18"/>
+        </w:rPr>
+        <w:t xml:space="preserve"> </w:t>
+      </w:r>
+      <w:proofErr w:type="spellStart"/>
+      <w:r>
+        <w:rPr>
+          <w:sz w:val="18"/>
+          <w:szCs w:val="18"/>
+        </w:rPr>
+        <w:t>Reports</w:t>
+      </w:r>
+      <w:proofErr w:type="spellEnd"/>
+      <w:r>
+        <w:rPr>
+          <w:sz w:val="18"/>
+          <w:szCs w:val="18"/>
+        </w:rPr>
+        <w:t xml:space="preserve"> (JCR), </w:t>
+      </w:r>
+      <w:proofErr w:type="spellStart"/>
+      <w:r>
+        <w:rPr>
+          <w:sz w:val="18"/>
+          <w:szCs w:val="18"/>
+        </w:rPr>
+        <w:t>Science</w:t>
+      </w:r>
+      <w:proofErr w:type="spellEnd"/>
+      <w:r>
+        <w:rPr>
+          <w:sz w:val="18"/>
+          <w:szCs w:val="18"/>
+        </w:rPr>
+        <w:t xml:space="preserve"> </w:t>
+      </w:r>
+      <w:proofErr w:type="spellStart"/>
+      <w:r>
+        <w:rPr>
+          <w:sz w:val="18"/>
+          <w:szCs w:val="18"/>
+        </w:rPr>
+        <w:t>Edition</w:t>
+      </w:r>
+      <w:proofErr w:type="spellEnd"/>
+      <w:r>
+        <w:rPr>
+          <w:sz w:val="18"/>
+          <w:szCs w:val="18"/>
+        </w:rPr>
+        <w:t>», en el año de su publicación. Para artículos publicados en el año de la convocatoria, el JCR de referencia será el último publicado. Se consideran revistas de alta relevancia las situadas en el primer y segundo cuartil. Las revistas situadas en el tercer cuartil se consideran de relevancia media y las de cuarto cuartil de relevancia baja. En cualquier caso, se consideran fundamentalmente aquellas revistas indexadas en las categorías relacionadas en el ámbito de investigación evaluable por el Subcampo 6.2. De forma excepcional, se podrá valorar la relevancia de artículos publicados en revistas indexadas en otras categorías en función de la contribución real al progreso del conocimiento en las áreas del Subcampo 6.2 si la hubiera.</w:t>
       </w:r>
     </w:p>
     <w:p>
@@ -14563,7 +18927,71 @@
           <w:sz w:val="18"/>
           <w:szCs w:val="18"/>
         </w:rPr>
-        <w:t>c) Los trabajos publicados en las actas de congresos, cuando estas actas sean vehículo de difusión del conocimiento comparable a las revistas incluidas en el JCR Science Edition, como por ejemplo los listados en posiciones relevantes del índice Computing Research and Education (CORE), el SCIE (Sociedad Científica Informática de España) u otro de similar entidad. En este caso, cada aportación podrá ser considerada, con carácter general, como de relevancia media o de poca relevancia a criterio del Comité, y en función de aspectos como puesto en los índices citados, número de páginas, número de autoras/autores y naturaleza de la aportación.</w:t>
+        <w:t xml:space="preserve">c) Los trabajos publicados en las actas de congresos, cuando estas actas sean vehículo de difusión del conocimiento comparable a las revistas incluidas en el JCR </w:t>
+      </w:r>
+      <w:proofErr w:type="spellStart"/>
+      <w:r>
+        <w:rPr>
+          <w:sz w:val="18"/>
+          <w:szCs w:val="18"/>
+        </w:rPr>
+        <w:t>Science</w:t>
+      </w:r>
+      <w:proofErr w:type="spellEnd"/>
+      <w:r>
+        <w:rPr>
+          <w:sz w:val="18"/>
+          <w:szCs w:val="18"/>
+        </w:rPr>
+        <w:t xml:space="preserve"> </w:t>
+      </w:r>
+      <w:proofErr w:type="spellStart"/>
+      <w:r>
+        <w:rPr>
+          <w:sz w:val="18"/>
+          <w:szCs w:val="18"/>
+        </w:rPr>
+        <w:t>Edition</w:t>
+      </w:r>
+      <w:proofErr w:type="spellEnd"/>
+      <w:r>
+        <w:rPr>
+          <w:sz w:val="18"/>
+          <w:szCs w:val="18"/>
+        </w:rPr>
+        <w:t xml:space="preserve">, como por ejemplo los listados en posiciones relevantes del índice Computing </w:t>
+      </w:r>
+      <w:proofErr w:type="spellStart"/>
+      <w:r>
+        <w:rPr>
+          <w:sz w:val="18"/>
+          <w:szCs w:val="18"/>
+        </w:rPr>
+        <w:t>Research</w:t>
+      </w:r>
+      <w:proofErr w:type="spellEnd"/>
+      <w:r>
+        <w:rPr>
+          <w:sz w:val="18"/>
+          <w:szCs w:val="18"/>
+        </w:rPr>
+        <w:t xml:space="preserve"> and </w:t>
+      </w:r>
+      <w:proofErr w:type="spellStart"/>
+      <w:r>
+        <w:rPr>
+          <w:sz w:val="18"/>
+          <w:szCs w:val="18"/>
+        </w:rPr>
+        <w:t>Education</w:t>
+      </w:r>
+      <w:proofErr w:type="spellEnd"/>
+      <w:r>
+        <w:rPr>
+          <w:sz w:val="18"/>
+          <w:szCs w:val="18"/>
+        </w:rPr>
+        <w:t xml:space="preserve"> (CORE), el SCIE (Sociedad Científica Informática de España) u otro de similar entidad. En este caso, cada aportación podrá ser considerada, con carácter general, como de relevancia media o de poca relevancia a criterio del Comité, y en función de aspectos como puesto en los índices citados, número de páginas, número de autoras/autores y naturaleza de la aportación.</w:t>
       </w:r>
     </w:p>
     <w:p>
@@ -14734,7 +19162,23 @@
           <w:sz w:val="18"/>
           <w:szCs w:val="18"/>
         </w:rPr>
-        <w:t>5. Como norma general, para obtener una evaluación positiva, cada una de las aportaciones del curriculum vitae abreviado deberán cumplir alguno de los criterios descritos en los apartados anteriores. En todo caso, del conjunto de aportaciones, al menos tres deberán ser de las consignadas en los apartados 3.a) y 3.b).</w:t>
+        <w:t xml:space="preserve">5. Como norma general, para obtener una evaluación positiva, cada una de las aportaciones del </w:t>
+      </w:r>
+      <w:proofErr w:type="spellStart"/>
+      <w:r>
+        <w:rPr>
+          <w:sz w:val="18"/>
+          <w:szCs w:val="18"/>
+        </w:rPr>
+        <w:t>curriculum</w:t>
+      </w:r>
+      <w:proofErr w:type="spellEnd"/>
+      <w:r>
+        <w:rPr>
+          <w:sz w:val="18"/>
+          <w:szCs w:val="18"/>
+        </w:rPr>
+        <w:t xml:space="preserve"> vitae abreviado deberán cumplir alguno de los criterios descritos en los apartados anteriores. En todo caso, del conjunto de aportaciones, al menos tres deberán ser de las consignadas en los apartados 3.a) y 3.b).</w:t>
       </w:r>
     </w:p>
     <w:p>
@@ -14879,7 +19323,87 @@
           <w:sz w:val="18"/>
           <w:szCs w:val="18"/>
         </w:rPr>
-        <w:t>a) Los artículos que supongan progreso real del conocimiento en el ámbito del Subcampo 6.2, siendo indicativo de ello el haber sido publicados en revistas de reconocida valía, aceptándose como tales las que ocupen posiciones relevantes en el listado de su categoría científica en el Journal Citation Reports (JCR), Science Edition, en el año de su publicación. Para artículos publicados en el año de la convocatoria, el JCR de referencia será el último publicado. Se consideran revistas de alta relevancia las situadas en el primer y segundo cuartil. Las revistas situadas en el tercer cuartil se consideran de relevancia media y las de cuarto cuartil de relevancia baja. En cualquier caso, se considerarán fundamentalmente aquellas revistas indexadas en las categorías relacionadas en el ámbito de investigación evaluable por el Subcampo 6.2. De forma excepcional, se podrá valorar la relevancia de artículos publicados en revistas indexadas en otras categorías en función de la contribución real al progreso del conocimiento en las áreas del Subcampo 6.2.</w:t>
+        <w:t xml:space="preserve">a) Los artículos que supongan progreso real del conocimiento en el ámbito del Subcampo 6.2, siendo indicativo de ello el haber sido publicados en revistas de reconocida valía, aceptándose como tales las que ocupen posiciones relevantes en el listado de su categoría científica en el </w:t>
+      </w:r>
+      <w:proofErr w:type="spellStart"/>
+      <w:r>
+        <w:rPr>
+          <w:sz w:val="18"/>
+          <w:szCs w:val="18"/>
+        </w:rPr>
+        <w:t>Journal</w:t>
+      </w:r>
+      <w:proofErr w:type="spellEnd"/>
+      <w:r>
+        <w:rPr>
+          <w:sz w:val="18"/>
+          <w:szCs w:val="18"/>
+        </w:rPr>
+        <w:t xml:space="preserve"> </w:t>
+      </w:r>
+      <w:proofErr w:type="spellStart"/>
+      <w:r>
+        <w:rPr>
+          <w:sz w:val="18"/>
+          <w:szCs w:val="18"/>
+        </w:rPr>
+        <w:t>Citation</w:t>
+      </w:r>
+      <w:proofErr w:type="spellEnd"/>
+      <w:r>
+        <w:rPr>
+          <w:sz w:val="18"/>
+          <w:szCs w:val="18"/>
+        </w:rPr>
+        <w:t xml:space="preserve"> </w:t>
+      </w:r>
+      <w:proofErr w:type="spellStart"/>
+      <w:r>
+        <w:rPr>
+          <w:sz w:val="18"/>
+          <w:szCs w:val="18"/>
+        </w:rPr>
+        <w:t>Reports</w:t>
+      </w:r>
+      <w:proofErr w:type="spellEnd"/>
+      <w:r>
+        <w:rPr>
+          <w:sz w:val="18"/>
+          <w:szCs w:val="18"/>
+        </w:rPr>
+        <w:t xml:space="preserve"> (JCR), </w:t>
+      </w:r>
+      <w:proofErr w:type="spellStart"/>
+      <w:r>
+        <w:rPr>
+          <w:sz w:val="18"/>
+          <w:szCs w:val="18"/>
+        </w:rPr>
+        <w:t>Science</w:t>
+      </w:r>
+      <w:proofErr w:type="spellEnd"/>
+      <w:r>
+        <w:rPr>
+          <w:sz w:val="18"/>
+          <w:szCs w:val="18"/>
+        </w:rPr>
+        <w:t xml:space="preserve"> </w:t>
+      </w:r>
+      <w:proofErr w:type="spellStart"/>
+      <w:r>
+        <w:rPr>
+          <w:sz w:val="18"/>
+          <w:szCs w:val="18"/>
+        </w:rPr>
+        <w:t>Edition</w:t>
+      </w:r>
+      <w:proofErr w:type="spellEnd"/>
+      <w:r>
+        <w:rPr>
+          <w:sz w:val="18"/>
+          <w:szCs w:val="18"/>
+        </w:rPr>
+        <w:t>, en el año de su publicación. Para artículos publicados en el año de la convocatoria, el JCR de referencia será el último publicado. Se consideran revistas de alta relevancia las situadas en el primer y segundo cuartil. Las revistas situadas en el tercer cuartil se consideran de relevancia media y las de cuarto cuartil de relevancia baja. En cualquier caso, se considerarán fundamentalmente aquellas revistas indexadas en las categorías relacionadas en el ámbito de investigación evaluable por el Subcampo 6.2. De forma excepcional, se podrá valorar la relevancia de artículos publicados en revistas indexadas en otras categorías en función de la contribución real al progreso del conocimiento en las áreas del Subcampo 6.2.</w:t>
       </w:r>
     </w:p>
     <w:p>
@@ -15240,7 +19764,23 @@
           <w:sz w:val="18"/>
           <w:szCs w:val="18"/>
         </w:rPr>
-        <w:t>a) Los artículos que supongan progreso real del conocimiento en el ámbito del Subcampo 6.2, siendo indicativo de ello el haber sido publicados en revistas o congresos de reconocida valía. Cada aportación podrá ser valorada, con carácter general, como de relevancia alta, media o baja, a criterio del Comité y de las personas expertas, en función de aspectos tales como: posición en los índices JCR en el caso de aportaciones en revistas y GII-GRIN-SCIE en el caso de congresos (para los congresos que no se encuentren en el GII-GRIN-SCIE se considerará otro de similar entidad), número de citas (descartando las autocitas), número de páginas, número de firmantes, y naturaleza de la aportación. Se valorará de manera positiva, pudiendo aumentar la calificación que le corresponda, la publicación en abierto en repositorios institucionales de datos, código y resultados de dichas contribuciones.</w:t>
+        <w:t xml:space="preserve">a) Los artículos que supongan progreso real del conocimiento en el ámbito del Subcampo 6.2, siendo indicativo de ello el haber sido publicados en revistas o congresos de reconocida valía. Cada aportación podrá ser valorada, con carácter general, como de relevancia alta, media o baja, a criterio del Comité y de las personas expertas, en función de aspectos tales como: posición en los índices JCR en el caso de aportaciones en revistas y GII-GRIN-SCIE en el caso de congresos (para los congresos que no se encuentren en el GII-GRIN-SCIE se considerará otro de similar entidad), número de citas (descartando las </w:t>
+      </w:r>
+      <w:proofErr w:type="spellStart"/>
+      <w:r>
+        <w:rPr>
+          <w:sz w:val="18"/>
+          <w:szCs w:val="18"/>
+        </w:rPr>
+        <w:t>autocitas</w:t>
+      </w:r>
+      <w:proofErr w:type="spellEnd"/>
+      <w:r>
+        <w:rPr>
+          <w:sz w:val="18"/>
+          <w:szCs w:val="18"/>
+        </w:rPr>
+        <w:t>), número de páginas, número de firmantes, y naturaleza de la aportación. Se valorará de manera positiva, pudiendo aumentar la calificación que le corresponda, la publicación en abierto en repositorios institucionales de datos, código y resultados de dichas contribuciones.</w:t>
       </w:r>
     </w:p>
     <w:p>
@@ -15964,7 +20504,39 @@
           <w:sz w:val="18"/>
           <w:szCs w:val="18"/>
         </w:rPr>
-        <w:t>En el caso de los artículos se valorarán preferentemente aquellas aportaciones publicadas en revistas de calidad contrastada o indexadas en bases de datos bibliográficas de reconocido prestigio, así como en plataformas de publicación de resultados de investigación como Open Research Europe.</w:t>
+        <w:t xml:space="preserve">En el caso de los artículos se valorarán preferentemente aquellas aportaciones publicadas en revistas de calidad contrastada o indexadas en bases de datos bibliográficas de reconocido prestigio, así como en plataformas de publicación de resultados de investigación como Open </w:t>
+      </w:r>
+      <w:proofErr w:type="spellStart"/>
+      <w:r>
+        <w:rPr>
+          <w:sz w:val="18"/>
+          <w:szCs w:val="18"/>
+        </w:rPr>
+        <w:t>Research</w:t>
+      </w:r>
+      <w:proofErr w:type="spellEnd"/>
+      <w:r>
+        <w:rPr>
+          <w:sz w:val="18"/>
+          <w:szCs w:val="18"/>
+        </w:rPr>
+        <w:t xml:space="preserve"> </w:t>
+      </w:r>
+      <w:proofErr w:type="spellStart"/>
+      <w:r>
+        <w:rPr>
+          <w:sz w:val="18"/>
+          <w:szCs w:val="18"/>
+        </w:rPr>
+        <w:t>Europe</w:t>
+      </w:r>
+      <w:proofErr w:type="spellEnd"/>
+      <w:r>
+        <w:rPr>
+          <w:sz w:val="18"/>
+          <w:szCs w:val="18"/>
+        </w:rPr>
+        <w:t>.</w:t>
       </w:r>
     </w:p>
     <w:p>
@@ -16033,8 +20605,8 @@
       </w:r>
     </w:p>
     <w:sectPr>
-      <w:headerReference w:type="default" r:id="rId41"/>
-      <w:footerReference w:type="default" r:id="rId42"/>
+      <w:headerReference w:type="default" r:id="rId44"/>
+      <w:footerReference w:type="default" r:id="rId45"/>
       <w:pgSz w:w="11906" w:h="16838"/>
       <w:pgMar w:top="1440" w:right="1260" w:bottom="1134" w:left="1260" w:header="708" w:footer="708" w:gutter="0"/>
       <w:pgNumType w:start="1"/>
